--- a/2.1/docs/ElemText.docx
+++ b/2.1/docs/ElemText.docx
@@ -3,54 +3,172 @@
 <w:document xmlns:wpc="http://schemas.microsoft.com/office/word/2010/wordprocessingCanvas" xmlns:mo="http://schemas.microsoft.com/office/mac/office/2008/main" xmlns:mc="http://schemas.openxmlformats.org/markup-compatibility/2006" xmlns:mv="urn:schemas-microsoft-com:mac:vml" xmlns:o="urn:schemas-microsoft-com:office:office" xmlns:r="http://schemas.openxmlformats.org/officeDocument/2006/relationships" xmlns:m="http://schemas.openxmlformats.org/officeDocument/2006/math" xmlns:v="urn:schemas-microsoft-com:vml" xmlns:wp14="http://schemas.microsoft.com/office/word/2010/wordprocessingDrawing" xmlns:wp="http://schemas.openxmlformats.org/drawingml/2006/wordprocessingDrawing" xmlns:w10="urn:schemas-microsoft-com:office:word" xmlns:w="http://schemas.openxmlformats.org/wordprocessingml/2006/main" xmlns:w14="http://schemas.microsoft.com/office/word/2010/wordml" xmlns:wpg="http://schemas.microsoft.com/office/word/2010/wordprocessingGroup" xmlns:wpi="http://schemas.microsoft.com/office/word/2010/wordprocessingInk" xmlns:wne="http://schemas.microsoft.com/office/word/2006/wordml" xmlns:wps="http://schemas.microsoft.com/office/word/2010/wordprocessingShape" mc:Ignorable="w14 wp14">
   <w:body>
     <w:p>
+      <w:r>
+        <w:rPr>
+          <w:b/>
+          <w:color w:val="4F6AFF"/>
+          <w:sz w:val="56"/>
+        </w:rPr>
+        <w:t>Виджет «Текст»</w:t>
+      </w:r>
+    </w:p>
+    <w:p>
+      <w:r>
+        <w:rPr>
+          <w:color w:val="64748B"/>
+          <w:sz w:val="24"/>
+        </w:rPr>
+        <w:t>ElemText — текстовый блок с типографикой и шаблонными переменными</w:t>
+      </w:r>
+    </w:p>
+    <w:p/>
+    <w:p>
       <w:pPr>
-        <w:jc w:val="left"/>
+        <w:spacing w:before="200" w:after="40"/>
       </w:pPr>
       <w:r>
         <w:rPr>
           <w:b/>
           <w:color w:val="4F6AFF"/>
-          <w:sz w:val="52"/>
+          <w:sz w:val="28"/>
         </w:rPr>
-        <w:t>ElemText</w:t>
+        <w:t>Описание</w:t>
       </w:r>
     </w:p>
     <w:p>
+      <w:pPr>
+        <w:spacing w:after="40"/>
+      </w:pPr>
       <w:r>
         <w:rPr>
-          <w:color w:val="475569"/>
-          <w:sz w:val="24"/>
+          <w:sz w:val="21"/>
         </w:rPr>
-        <w:t>Виджет текста с типографикой, Figma-совместимыми эффектами и шаблонными переменными</w:t>
+        <w:t>Виджет «Текст» выводит форматированный текст. Текст редактируется прямо на дашборде в режиме WYSIWYG. Поддерживает шаблонные переменные из хранилища платформы, усечение длинного текста, Figma-совместимые заливки и эффекты, а также предустановки дизайн-системы Insight.</w:t>
+      </w:r>
+    </w:p>
+    <w:p>
+      <w:pPr>
+        <w:spacing w:before="80"/>
+      </w:pPr>
+      <w:r>
+        <w:rPr>
+          <w:i/>
+          <w:color w:val="64748B"/>
+          <w:sz w:val="18"/>
+        </w:rPr>
+        <w:t>[Скриншот: Пример виджета на дашборде]</w:t>
       </w:r>
     </w:p>
     <w:p/>
     <w:p>
+      <w:pPr>
+        <w:spacing w:before="200" w:after="40"/>
+      </w:pPr>
       <w:r>
         <w:rPr>
           <w:b/>
           <w:color w:val="4F6AFF"/>
-          <w:sz w:val="26"/>
+          <w:sz w:val="28"/>
         </w:rPr>
-        <w:t>Назначение</w:t>
+        <w:t>Редактирование текста</w:t>
       </w:r>
     </w:p>
     <w:p>
+      <w:pPr>
+        <w:spacing w:after="40"/>
+      </w:pPr>
       <w:r>
         <w:rPr>
-          <w:sz w:val="20"/>
+          <w:sz w:val="21"/>
         </w:rPr>
-        <w:t>ElemText — полнофункциональный текстовый блок с inline WYSIWYG-редактированием. Поддерживает дизайн-систему Insight, полный набор типографических свойств, Figma-совместимые fills / strokes / effects, шаблонные переменные {{var}}, усечение строк и вертикальное выравнивание.</w:t>
+        <w:t>Дважды нажмите на виджет в конструкторе — откроется встроенный WYSIWYG-редактор. Кликните за пределами виджета чтобы завершить редактирование.</w:t>
       </w:r>
     </w:p>
     <w:p>
+      <w:pPr>
+        <w:pStyle w:val="ListNumber"/>
+      </w:pPr>
+      <w:r>
+        <w:rPr>
+          <w:sz w:val="21"/>
+        </w:rPr>
+        <w:t>Для вставки значения из хранилища используйте синтаксис {{имя_переменной}}. Виджет автоматически подставит актуальное значение в рантайме.</w:t>
+      </w:r>
+    </w:p>
+    <w:p>
+      <w:pPr>
+        <w:pStyle w:val="ListNumber"/>
+      </w:pPr>
+      <w:r>
+        <w:rPr>
+          <w:sz w:val="21"/>
+        </w:rPr>
+        <w:t>Для просмотра и правки исходного HTML включите «Режим HTML» в панели настроек.</w:t>
+      </w:r>
+    </w:p>
+    <w:p>
+      <w:pPr>
+        <w:spacing w:before="80"/>
+      </w:pPr>
+      <w:r>
+        <w:rPr>
+          <w:i/>
+          <w:color w:val="64748B"/>
+          <w:sz w:val="18"/>
+        </w:rPr>
+        <w:t>[Скриншот: Редактирование текста в WYSIWYG]</w:t>
+      </w:r>
+    </w:p>
+    <w:p/>
+    <w:p>
+      <w:pPr>
+        <w:spacing w:before="200" w:after="40"/>
+      </w:pPr>
       <w:r>
         <w:rPr>
           <w:b/>
           <w:color w:val="4F6AFF"/>
-          <w:sz w:val="26"/>
+          <w:sz w:val="28"/>
         </w:rPr>
-        <w:t>Основные возможности</w:t>
+        <w:t>Дизайн-система и пресеты</w:t>
+      </w:r>
+    </w:p>
+    <w:p>
+      <w:pPr>
+        <w:spacing w:after="40"/>
+      </w:pPr>
+      <w:r>
+        <w:rPr>
+          <w:sz w:val="21"/>
+        </w:rPr>
+        <w:t>На вкладке «Контент» выберите дизайн-систему (например, Insight). Это открывает доступ к предустановленным сочетаниям размера и веса шрифта (xs / sm / medium / lg / xl и light / normal / medium / semibold / bold), а также к цветовым пресетам.</w:t>
+      </w:r>
+    </w:p>
+    <w:p>
+      <w:pPr>
+        <w:spacing w:before="80"/>
+      </w:pPr>
+      <w:r>
+        <w:rPr>
+          <w:i/>
+          <w:color w:val="64748B"/>
+          <w:sz w:val="18"/>
+        </w:rPr>
+        <w:t>[Скриншот: Выбор дизайн-системы и пресетов]</w:t>
+      </w:r>
+    </w:p>
+    <w:p/>
+    <w:p>
+      <w:pPr>
+        <w:spacing w:before="200" w:after="40"/>
+      </w:pPr>
+      <w:r>
+        <w:rPr>
+          <w:b/>
+          <w:color w:val="4F6AFF"/>
+          <w:sz w:val="28"/>
+        </w:rPr>
+        <w:t>Типографика (вкладка «Типографика»)</w:t>
       </w:r>
     </w:p>
     <w:p>
@@ -59,9 +177,9 @@
       </w:pPr>
       <w:r>
         <w:rPr>
-          <w:sz w:val="20"/>
+          <w:sz w:val="21"/>
         </w:rPr>
-        <w:t>Inline-редактирование HTML-контента прямо в конструкторе</w:t>
+        <w:t>Гарнитура шрифта, размер, толщина, межстрочный и межбуквенный интервалы.</w:t>
       </w:r>
     </w:p>
     <w:p>
@@ -70,9 +188,9 @@
       </w:pPr>
       <w:r>
         <w:rPr>
-          <w:sz w:val="20"/>
+          <w:sz w:val="21"/>
         </w:rPr>
-        <w:t>Шаблонные переменные: {{имя_переменной}} подставляются из хранилища</w:t>
+        <w:t>Выравнивание: горизонтальное (left / center / right / justify) и вертикальное (top / center / bottom).</w:t>
       </w:r>
     </w:p>
     <w:p>
@@ -81,9 +199,9 @@
       </w:pPr>
       <w:r>
         <w:rPr>
-          <w:sz w:val="20"/>
+          <w:sz w:val="21"/>
         </w:rPr>
-        <w:t>Усечение текста: truncate=true (одна строка + «…»), truncate=N (N строк)</w:t>
+        <w:t>Трансформация текста: обычный, ЗАГЛАВНЫЕ, Первые заглавные, строчные.</w:t>
       </w:r>
     </w:p>
     <w:p>
@@ -92,9 +210,9 @@
       </w:pPr>
       <w:r>
         <w:rPr>
-          <w:sz w:val="20"/>
+          <w:sz w:val="21"/>
         </w:rPr>
-        <w:t>Вертикальное выравнивание: top / center / bottom</w:t>
+        <w:t>Тень текста (CSS text-shadow).</w:t>
       </w:r>
     </w:p>
     <w:p>
@@ -103,9 +221,36 @@
       </w:pPr>
       <w:r>
         <w:rPr>
-          <w:sz w:val="20"/>
+          <w:sz w:val="21"/>
         </w:rPr>
-        <w:t>Figma-совместимые fills, strokes и effects (тени, размытие)</w:t>
+        <w:t>«Усечение» — обрезает текст с многоточием: включите переключатель для одной строки, или введите число строк для многострочного усечения.</w:t>
+      </w:r>
+    </w:p>
+    <w:p>
+      <w:pPr>
+        <w:spacing w:before="80"/>
+      </w:pPr>
+      <w:r>
+        <w:rPr>
+          <w:i/>
+          <w:color w:val="64748B"/>
+          <w:sz w:val="18"/>
+        </w:rPr>
+        <w:t>[Скриншот: Настройки типографики]</w:t>
+      </w:r>
+    </w:p>
+    <w:p/>
+    <w:p>
+      <w:pPr>
+        <w:spacing w:before="200" w:after="40"/>
+      </w:pPr>
+      <w:r>
+        <w:rPr>
+          <w:b/>
+          <w:color w:val="4F6AFF"/>
+          <w:sz w:val="28"/>
+        </w:rPr>
+        <w:t>Оформление (вкладка «Оформление»)</w:t>
       </w:r>
     </w:p>
     <w:p>
@@ -114,9 +259,9 @@
       </w:pPr>
       <w:r>
         <w:rPr>
-          <w:sz w:val="20"/>
+          <w:sz w:val="21"/>
         </w:rPr>
-        <w:t>Предустановки дизайн-системы Insight</w:t>
+        <w:t>Цвет текста, фоновый цвет блока.</w:t>
       </w:r>
     </w:p>
     <w:p>
@@ -125,4351 +270,93 @@
       </w:pPr>
       <w:r>
         <w:rPr>
-          <w:sz w:val="20"/>
+          <w:sz w:val="21"/>
         </w:rPr>
-        <w:t>Произвольный HTML-тег корневого элемента (div, span, p, h1–h6...)</w:t>
+        <w:t>Цвет ссылок и цвет ссылок при наведении.</w:t>
       </w:r>
     </w:p>
     <w:p>
+      <w:pPr>
+        <w:pStyle w:val="ListBullet"/>
+      </w:pPr>
+      <w:r>
+        <w:rPr>
+          <w:sz w:val="21"/>
+        </w:rPr>
+        <w:t>Внутренний и внешний отступы, рамка (цвет, толщина, стиль, скругление).</w:t>
+      </w:r>
+    </w:p>
+    <w:p>
+      <w:pPr>
+        <w:pStyle w:val="ListBullet"/>
+      </w:pPr>
+      <w:r>
+        <w:rPr>
+          <w:sz w:val="21"/>
+        </w:rPr>
+        <w:t>Тень блока (box-shadow) и прозрачность.</w:t>
+      </w:r>
+    </w:p>
+    <w:p>
+      <w:pPr>
+        <w:spacing w:before="200" w:after="40"/>
+      </w:pPr>
       <w:r>
         <w:rPr>
           <w:b/>
           <w:color w:val="4F6AFF"/>
-          <w:sz w:val="26"/>
+          <w:sz w:val="28"/>
         </w:rPr>
-        <w:t>Параметры</w:t>
+        <w:t>Эффекты (вкладка «Эффекты»)</w:t>
       </w:r>
     </w:p>
     <w:p>
+      <w:pPr>
+        <w:spacing w:after="40"/>
+      </w:pPr>
+      <w:r>
+        <w:rPr>
+          <w:sz w:val="21"/>
+        </w:rPr>
+        <w:t>Вкладка предоставляет Figma-совместимые заливки (fills), обводки (strokes) и эффекты (тени DROP_SHADOW / INNER_SHADOW, размытие LAYER_BLUR). Используйте если дизайн виджета был выполнен в Figma — значения можно скопировать напрямую из инспектора.</w:t>
+      </w:r>
+    </w:p>
+    <w:p>
+      <w:pPr>
+        <w:spacing w:before="80"/>
+      </w:pPr>
+      <w:r>
+        <w:rPr>
+          <w:i/>
+          <w:color w:val="64748B"/>
+          <w:sz w:val="18"/>
+        </w:rPr>
+        <w:t>[Скриншот: Настройка эффектов]</w:t>
+      </w:r>
+    </w:p>
+    <w:p/>
+    <w:p>
+      <w:pPr>
+        <w:spacing w:before="200" w:after="40"/>
+      </w:pPr>
       <w:r>
         <w:rPr>
           <w:b/>
-          <w:color w:val="1E293B"/>
-          <w:sz w:val="22"/>
-        </w:rPr>
-        <w:t>Контент</w:t>
-      </w:r>
-    </w:p>
-    <w:tbl>
-      <w:tblPr>
-        <w:tblW w:type="auto" w:w="0"/>
-        <w:jc w:val="left"/>
-        <w:tblLook w:firstColumn="1" w:firstRow="1" w:lastColumn="0" w:lastRow="0" w:noHBand="0" w:noVBand="1" w:val="04A0"/>
-      </w:tblPr>
-      <w:tblGrid>
-        <w:gridCol w:w="2351"/>
-        <w:gridCol w:w="2351"/>
-        <w:gridCol w:w="2351"/>
-        <w:gridCol w:w="2351"/>
-      </w:tblGrid>
-      <w:tr>
-        <w:tc>
-          <w:tcPr>
-            <w:tcW w:type="dxa" w:w="2551"/>
-            <w:shd w:val="clear" w:color="auto" w:fill="4F6AFF"/>
-            <w:tcBorders>
-              <w:top w:val="single" w:sz="4" w:color="3A56F0"/>
-              <w:left w:val="single" w:sz="4" w:color="3A56F0"/>
-              <w:bottom w:val="single" w:sz="4" w:color="3A56F0"/>
-              <w:right w:val="single" w:sz="4" w:color="3A56F0"/>
-              <w:insideH w:val="single" w:sz="4" w:color="3A56F0"/>
-              <w:insideV w:val="single" w:sz="4" w:color="3A56F0"/>
-            </w:tcBorders>
-          </w:tcPr>
-          <w:p>
-            <w:pPr>
-              <w:jc w:val="left"/>
-            </w:pPr>
-            <w:r>
-              <w:rPr>
-                <w:b/>
-                <w:color w:val="FFFFFF"/>
-                <w:sz w:val="18"/>
-              </w:rPr>
-              <w:t>Параметр</w:t>
-            </w:r>
-          </w:p>
-        </w:tc>
-        <w:tc>
-          <w:tcPr>
-            <w:tcW w:type="dxa" w:w="1417"/>
-            <w:shd w:val="clear" w:color="auto" w:fill="4F6AFF"/>
-            <w:tcBorders>
-              <w:top w:val="single" w:sz="4" w:color="3A56F0"/>
-              <w:left w:val="single" w:sz="4" w:color="3A56F0"/>
-              <w:bottom w:val="single" w:sz="4" w:color="3A56F0"/>
-              <w:right w:val="single" w:sz="4" w:color="3A56F0"/>
-              <w:insideH w:val="single" w:sz="4" w:color="3A56F0"/>
-              <w:insideV w:val="single" w:sz="4" w:color="3A56F0"/>
-            </w:tcBorders>
-          </w:tcPr>
-          <w:p>
-            <w:pPr>
-              <w:jc w:val="left"/>
-            </w:pPr>
-            <w:r>
-              <w:rPr>
-                <w:b/>
-                <w:color w:val="FFFFFF"/>
-                <w:sz w:val="18"/>
-              </w:rPr>
-              <w:t>Тип</w:t>
-            </w:r>
-          </w:p>
-        </w:tc>
-        <w:tc>
-          <w:tcPr>
-            <w:tcW w:type="dxa" w:w="1984"/>
-            <w:shd w:val="clear" w:color="auto" w:fill="4F6AFF"/>
-            <w:tcBorders>
-              <w:top w:val="single" w:sz="4" w:color="3A56F0"/>
-              <w:left w:val="single" w:sz="4" w:color="3A56F0"/>
-              <w:bottom w:val="single" w:sz="4" w:color="3A56F0"/>
-              <w:right w:val="single" w:sz="4" w:color="3A56F0"/>
-              <w:insideH w:val="single" w:sz="4" w:color="3A56F0"/>
-              <w:insideV w:val="single" w:sz="4" w:color="3A56F0"/>
-            </w:tcBorders>
-          </w:tcPr>
-          <w:p>
-            <w:pPr>
-              <w:jc w:val="left"/>
-            </w:pPr>
-            <w:r>
-              <w:rPr>
-                <w:b/>
-                <w:color w:val="FFFFFF"/>
-                <w:sz w:val="18"/>
-              </w:rPr>
-              <w:t>Умолчание</w:t>
-            </w:r>
-          </w:p>
-        </w:tc>
-        <w:tc>
-          <w:tcPr>
-            <w:tcW w:type="dxa" w:w="4535"/>
-            <w:shd w:val="clear" w:color="auto" w:fill="4F6AFF"/>
-            <w:tcBorders>
-              <w:top w:val="single" w:sz="4" w:color="3A56F0"/>
-              <w:left w:val="single" w:sz="4" w:color="3A56F0"/>
-              <w:bottom w:val="single" w:sz="4" w:color="3A56F0"/>
-              <w:right w:val="single" w:sz="4" w:color="3A56F0"/>
-              <w:insideH w:val="single" w:sz="4" w:color="3A56F0"/>
-              <w:insideV w:val="single" w:sz="4" w:color="3A56F0"/>
-            </w:tcBorders>
-          </w:tcPr>
-          <w:p>
-            <w:pPr>
-              <w:jc w:val="left"/>
-            </w:pPr>
-            <w:r>
-              <w:rPr>
-                <w:b/>
-                <w:color w:val="FFFFFF"/>
-                <w:sz w:val="18"/>
-              </w:rPr>
-              <w:t>Описание</w:t>
-            </w:r>
-          </w:p>
-        </w:tc>
-      </w:tr>
-      <w:tr>
-        <w:tc>
-          <w:tcPr>
-            <w:tcW w:type="dxa" w:w="2551"/>
-            <w:shd w:val="clear" w:color="auto" w:fill="FFFFFF"/>
-            <w:tcBorders>
-              <w:top w:val="single" w:sz="4" w:color="E2E8F0"/>
-              <w:left w:val="single" w:sz="4" w:color="E2E8F0"/>
-              <w:bottom w:val="single" w:sz="4" w:color="E2E8F0"/>
-              <w:right w:val="single" w:sz="4" w:color="E2E8F0"/>
-              <w:insideH w:val="single" w:sz="4" w:color="E2E8F0"/>
-              <w:insideV w:val="single" w:sz="4" w:color="E2E8F0"/>
-            </w:tcBorders>
-          </w:tcPr>
-          <w:p>
-            <w:r>
-              <w:rPr>
-                <w:b/>
-                <w:color w:val="2D3A8C"/>
-                <w:sz w:val="18"/>
-              </w:rPr>
-              <w:t>html</w:t>
-            </w:r>
-          </w:p>
-        </w:tc>
-        <w:tc>
-          <w:tcPr>
-            <w:tcW w:type="dxa" w:w="1417"/>
-            <w:shd w:val="clear" w:color="auto" w:fill="FFFFFF"/>
-            <w:tcBorders>
-              <w:top w:val="single" w:sz="4" w:color="E2E8F0"/>
-              <w:left w:val="single" w:sz="4" w:color="E2E8F0"/>
-              <w:bottom w:val="single" w:sz="4" w:color="E2E8F0"/>
-              <w:right w:val="single" w:sz="4" w:color="E2E8F0"/>
-              <w:insideH w:val="single" w:sz="4" w:color="E2E8F0"/>
-              <w:insideV w:val="single" w:sz="4" w:color="E2E8F0"/>
-            </w:tcBorders>
-          </w:tcPr>
-          <w:p>
-            <w:r>
-              <w:rPr>
-                <w:color w:val="1E293B"/>
-                <w:sz w:val="18"/>
-              </w:rPr>
-              <w:t>String</w:t>
-            </w:r>
-          </w:p>
-        </w:tc>
-        <w:tc>
-          <w:tcPr>
-            <w:tcW w:type="dxa" w:w="1984"/>
-            <w:shd w:val="clear" w:color="auto" w:fill="FFFFFF"/>
-            <w:tcBorders>
-              <w:top w:val="single" w:sz="4" w:color="E2E8F0"/>
-              <w:left w:val="single" w:sz="4" w:color="E2E8F0"/>
-              <w:bottom w:val="single" w:sz="4" w:color="E2E8F0"/>
-              <w:right w:val="single" w:sz="4" w:color="E2E8F0"/>
-              <w:insideH w:val="single" w:sz="4" w:color="E2E8F0"/>
-              <w:insideV w:val="single" w:sz="4" w:color="E2E8F0"/>
-            </w:tcBorders>
-          </w:tcPr>
-          <w:p>
-            <w:r>
-              <w:rPr>
-                <w:color w:val="1E293B"/>
-                <w:sz w:val="18"/>
-              </w:rPr>
-              <w:t>'Текст...'</w:t>
-            </w:r>
-          </w:p>
-        </w:tc>
-        <w:tc>
-          <w:tcPr>
-            <w:tcW w:type="dxa" w:w="4535"/>
-            <w:shd w:val="clear" w:color="auto" w:fill="FFFFFF"/>
-            <w:tcBorders>
-              <w:top w:val="single" w:sz="4" w:color="E2E8F0"/>
-              <w:left w:val="single" w:sz="4" w:color="E2E8F0"/>
-              <w:bottom w:val="single" w:sz="4" w:color="E2E8F0"/>
-              <w:right w:val="single" w:sz="4" w:color="E2E8F0"/>
-              <w:insideH w:val="single" w:sz="4" w:color="E2E8F0"/>
-              <w:insideV w:val="single" w:sz="4" w:color="E2E8F0"/>
-            </w:tcBorders>
-          </w:tcPr>
-          <w:p>
-            <w:r>
-              <w:rPr>
-                <w:color w:val="1E293B"/>
-                <w:sz w:val="18"/>
-              </w:rPr>
-              <w:t>HTML-контент (поддерживает {{переменные}})</w:t>
-            </w:r>
-          </w:p>
-        </w:tc>
-      </w:tr>
-      <w:tr>
-        <w:tc>
-          <w:tcPr>
-            <w:tcW w:type="dxa" w:w="2551"/>
-            <w:shd w:val="clear" w:color="auto" w:fill="F8FAFC"/>
-            <w:tcBorders>
-              <w:top w:val="single" w:sz="4" w:color="E2E8F0"/>
-              <w:left w:val="single" w:sz="4" w:color="E2E8F0"/>
-              <w:bottom w:val="single" w:sz="4" w:color="E2E8F0"/>
-              <w:right w:val="single" w:sz="4" w:color="E2E8F0"/>
-              <w:insideH w:val="single" w:sz="4" w:color="E2E8F0"/>
-              <w:insideV w:val="single" w:sz="4" w:color="E2E8F0"/>
-            </w:tcBorders>
-          </w:tcPr>
-          <w:p>
-            <w:r>
-              <w:rPr>
-                <w:b/>
-                <w:color w:val="2D3A8C"/>
-                <w:sz w:val="18"/>
-              </w:rPr>
-              <w:t>tag</w:t>
-            </w:r>
-          </w:p>
-        </w:tc>
-        <w:tc>
-          <w:tcPr>
-            <w:tcW w:type="dxa" w:w="1417"/>
-            <w:shd w:val="clear" w:color="auto" w:fill="F8FAFC"/>
-            <w:tcBorders>
-              <w:top w:val="single" w:sz="4" w:color="E2E8F0"/>
-              <w:left w:val="single" w:sz="4" w:color="E2E8F0"/>
-              <w:bottom w:val="single" w:sz="4" w:color="E2E8F0"/>
-              <w:right w:val="single" w:sz="4" w:color="E2E8F0"/>
-              <w:insideH w:val="single" w:sz="4" w:color="E2E8F0"/>
-              <w:insideV w:val="single" w:sz="4" w:color="E2E8F0"/>
-            </w:tcBorders>
-          </w:tcPr>
-          <w:p>
-            <w:r>
-              <w:rPr>
-                <w:color w:val="1E293B"/>
-                <w:sz w:val="18"/>
-              </w:rPr>
-              <w:t>String</w:t>
-            </w:r>
-          </w:p>
-        </w:tc>
-        <w:tc>
-          <w:tcPr>
-            <w:tcW w:type="dxa" w:w="1984"/>
-            <w:shd w:val="clear" w:color="auto" w:fill="F8FAFC"/>
-            <w:tcBorders>
-              <w:top w:val="single" w:sz="4" w:color="E2E8F0"/>
-              <w:left w:val="single" w:sz="4" w:color="E2E8F0"/>
-              <w:bottom w:val="single" w:sz="4" w:color="E2E8F0"/>
-              <w:right w:val="single" w:sz="4" w:color="E2E8F0"/>
-              <w:insideH w:val="single" w:sz="4" w:color="E2E8F0"/>
-              <w:insideV w:val="single" w:sz="4" w:color="E2E8F0"/>
-            </w:tcBorders>
-          </w:tcPr>
-          <w:p>
-            <w:r>
-              <w:rPr>
-                <w:color w:val="1E293B"/>
-                <w:sz w:val="18"/>
-              </w:rPr>
-              <w:t>div</w:t>
-            </w:r>
-          </w:p>
-        </w:tc>
-        <w:tc>
-          <w:tcPr>
-            <w:tcW w:type="dxa" w:w="4535"/>
-            <w:shd w:val="clear" w:color="auto" w:fill="F8FAFC"/>
-            <w:tcBorders>
-              <w:top w:val="single" w:sz="4" w:color="E2E8F0"/>
-              <w:left w:val="single" w:sz="4" w:color="E2E8F0"/>
-              <w:bottom w:val="single" w:sz="4" w:color="E2E8F0"/>
-              <w:right w:val="single" w:sz="4" w:color="E2E8F0"/>
-              <w:insideH w:val="single" w:sz="4" w:color="E2E8F0"/>
-              <w:insideV w:val="single" w:sz="4" w:color="E2E8F0"/>
-            </w:tcBorders>
-          </w:tcPr>
-          <w:p>
-            <w:r>
-              <w:rPr>
-                <w:color w:val="1E293B"/>
-                <w:sz w:val="18"/>
-              </w:rPr>
-              <w:t>HTML-тег корневого элемента</w:t>
-            </w:r>
-          </w:p>
-        </w:tc>
-      </w:tr>
-      <w:tr>
-        <w:tc>
-          <w:tcPr>
-            <w:tcW w:type="dxa" w:w="2551"/>
-            <w:shd w:val="clear" w:color="auto" w:fill="FFFFFF"/>
-            <w:tcBorders>
-              <w:top w:val="single" w:sz="4" w:color="E2E8F0"/>
-              <w:left w:val="single" w:sz="4" w:color="E2E8F0"/>
-              <w:bottom w:val="single" w:sz="4" w:color="E2E8F0"/>
-              <w:right w:val="single" w:sz="4" w:color="E2E8F0"/>
-              <w:insideH w:val="single" w:sz="4" w:color="E2E8F0"/>
-              <w:insideV w:val="single" w:sz="4" w:color="E2E8F0"/>
-            </w:tcBorders>
-          </w:tcPr>
-          <w:p>
-            <w:r>
-              <w:rPr>
-                <w:b/>
-                <w:color w:val="2D3A8C"/>
-                <w:sz w:val="18"/>
-              </w:rPr>
-              <w:t>placeholder</w:t>
-            </w:r>
-          </w:p>
-        </w:tc>
-        <w:tc>
-          <w:tcPr>
-            <w:tcW w:type="dxa" w:w="1417"/>
-            <w:shd w:val="clear" w:color="auto" w:fill="FFFFFF"/>
-            <w:tcBorders>
-              <w:top w:val="single" w:sz="4" w:color="E2E8F0"/>
-              <w:left w:val="single" w:sz="4" w:color="E2E8F0"/>
-              <w:bottom w:val="single" w:sz="4" w:color="E2E8F0"/>
-              <w:right w:val="single" w:sz="4" w:color="E2E8F0"/>
-              <w:insideH w:val="single" w:sz="4" w:color="E2E8F0"/>
-              <w:insideV w:val="single" w:sz="4" w:color="E2E8F0"/>
-            </w:tcBorders>
-          </w:tcPr>
-          <w:p>
-            <w:r>
-              <w:rPr>
-                <w:color w:val="1E293B"/>
-                <w:sz w:val="18"/>
-              </w:rPr>
-              <w:t>String</w:t>
-            </w:r>
-          </w:p>
-        </w:tc>
-        <w:tc>
-          <w:tcPr>
-            <w:tcW w:type="dxa" w:w="1984"/>
-            <w:shd w:val="clear" w:color="auto" w:fill="FFFFFF"/>
-            <w:tcBorders>
-              <w:top w:val="single" w:sz="4" w:color="E2E8F0"/>
-              <w:left w:val="single" w:sz="4" w:color="E2E8F0"/>
-              <w:bottom w:val="single" w:sz="4" w:color="E2E8F0"/>
-              <w:right w:val="single" w:sz="4" w:color="E2E8F0"/>
-              <w:insideH w:val="single" w:sz="4" w:color="E2E8F0"/>
-              <w:insideV w:val="single" w:sz="4" w:color="E2E8F0"/>
-            </w:tcBorders>
-          </w:tcPr>
-          <w:p>
-            <w:r>
-              <w:rPr>
-                <w:color w:val="1E293B"/>
-                <w:sz w:val="18"/>
-              </w:rPr>
-              <w:t>'Click to edit...'</w:t>
-            </w:r>
-          </w:p>
-        </w:tc>
-        <w:tc>
-          <w:tcPr>
-            <w:tcW w:type="dxa" w:w="4535"/>
-            <w:shd w:val="clear" w:color="auto" w:fill="FFFFFF"/>
-            <w:tcBorders>
-              <w:top w:val="single" w:sz="4" w:color="E2E8F0"/>
-              <w:left w:val="single" w:sz="4" w:color="E2E8F0"/>
-              <w:bottom w:val="single" w:sz="4" w:color="E2E8F0"/>
-              <w:right w:val="single" w:sz="4" w:color="E2E8F0"/>
-              <w:insideH w:val="single" w:sz="4" w:color="E2E8F0"/>
-              <w:insideV w:val="single" w:sz="4" w:color="E2E8F0"/>
-            </w:tcBorders>
-          </w:tcPr>
-          <w:p>
-            <w:r>
-              <w:rPr>
-                <w:color w:val="1E293B"/>
-                <w:sz w:val="18"/>
-              </w:rPr>
-              <w:t>Подсказка в редакторе</w:t>
-            </w:r>
-          </w:p>
-        </w:tc>
-      </w:tr>
-      <w:tr>
-        <w:tc>
-          <w:tcPr>
-            <w:tcW w:type="dxa" w:w="2551"/>
-            <w:shd w:val="clear" w:color="auto" w:fill="F8FAFC"/>
-            <w:tcBorders>
-              <w:top w:val="single" w:sz="4" w:color="E2E8F0"/>
-              <w:left w:val="single" w:sz="4" w:color="E2E8F0"/>
-              <w:bottom w:val="single" w:sz="4" w:color="E2E8F0"/>
-              <w:right w:val="single" w:sz="4" w:color="E2E8F0"/>
-              <w:insideH w:val="single" w:sz="4" w:color="E2E8F0"/>
-              <w:insideV w:val="single" w:sz="4" w:color="E2E8F0"/>
-            </w:tcBorders>
-          </w:tcPr>
-          <w:p>
-            <w:r>
-              <w:rPr>
-                <w:b/>
-                <w:color w:val="2D3A8C"/>
-                <w:sz w:val="18"/>
-              </w:rPr>
-              <w:t>isPlainHTMLShown</w:t>
-            </w:r>
-          </w:p>
-        </w:tc>
-        <w:tc>
-          <w:tcPr>
-            <w:tcW w:type="dxa" w:w="1417"/>
-            <w:shd w:val="clear" w:color="auto" w:fill="F8FAFC"/>
-            <w:tcBorders>
-              <w:top w:val="single" w:sz="4" w:color="E2E8F0"/>
-              <w:left w:val="single" w:sz="4" w:color="E2E8F0"/>
-              <w:bottom w:val="single" w:sz="4" w:color="E2E8F0"/>
-              <w:right w:val="single" w:sz="4" w:color="E2E8F0"/>
-              <w:insideH w:val="single" w:sz="4" w:color="E2E8F0"/>
-              <w:insideV w:val="single" w:sz="4" w:color="E2E8F0"/>
-            </w:tcBorders>
-          </w:tcPr>
-          <w:p>
-            <w:r>
-              <w:rPr>
-                <w:color w:val="1E293B"/>
-                <w:sz w:val="18"/>
-              </w:rPr>
-              <w:t>Boolean</w:t>
-            </w:r>
-          </w:p>
-        </w:tc>
-        <w:tc>
-          <w:tcPr>
-            <w:tcW w:type="dxa" w:w="1984"/>
-            <w:shd w:val="clear" w:color="auto" w:fill="F8FAFC"/>
-            <w:tcBorders>
-              <w:top w:val="single" w:sz="4" w:color="E2E8F0"/>
-              <w:left w:val="single" w:sz="4" w:color="E2E8F0"/>
-              <w:bottom w:val="single" w:sz="4" w:color="E2E8F0"/>
-              <w:right w:val="single" w:sz="4" w:color="E2E8F0"/>
-              <w:insideH w:val="single" w:sz="4" w:color="E2E8F0"/>
-              <w:insideV w:val="single" w:sz="4" w:color="E2E8F0"/>
-            </w:tcBorders>
-          </w:tcPr>
-          <w:p>
-            <w:r>
-              <w:rPr>
-                <w:color w:val="1E293B"/>
-                <w:sz w:val="18"/>
-              </w:rPr>
-              <w:t>false</w:t>
-            </w:r>
-          </w:p>
-        </w:tc>
-        <w:tc>
-          <w:tcPr>
-            <w:tcW w:type="dxa" w:w="4535"/>
-            <w:shd w:val="clear" w:color="auto" w:fill="F8FAFC"/>
-            <w:tcBorders>
-              <w:top w:val="single" w:sz="4" w:color="E2E8F0"/>
-              <w:left w:val="single" w:sz="4" w:color="E2E8F0"/>
-              <w:bottom w:val="single" w:sz="4" w:color="E2E8F0"/>
-              <w:right w:val="single" w:sz="4" w:color="E2E8F0"/>
-              <w:insideH w:val="single" w:sz="4" w:color="E2E8F0"/>
-              <w:insideV w:val="single" w:sz="4" w:color="E2E8F0"/>
-            </w:tcBorders>
-          </w:tcPr>
-          <w:p>
-            <w:r>
-              <w:rPr>
-                <w:color w:val="1E293B"/>
-                <w:sz w:val="18"/>
-              </w:rPr>
-              <w:t>Режим исходного HTML</w:t>
-            </w:r>
-          </w:p>
-        </w:tc>
-      </w:tr>
-      <w:tr>
-        <w:tc>
-          <w:tcPr>
-            <w:tcW w:type="dxa" w:w="2551"/>
-            <w:shd w:val="clear" w:color="auto" w:fill="FFFFFF"/>
-            <w:tcBorders>
-              <w:top w:val="single" w:sz="4" w:color="E2E8F0"/>
-              <w:left w:val="single" w:sz="4" w:color="E2E8F0"/>
-              <w:bottom w:val="single" w:sz="4" w:color="E2E8F0"/>
-              <w:right w:val="single" w:sz="4" w:color="E2E8F0"/>
-              <w:insideH w:val="single" w:sz="4" w:color="E2E8F0"/>
-              <w:insideV w:val="single" w:sz="4" w:color="E2E8F0"/>
-            </w:tcBorders>
-          </w:tcPr>
-          <w:p>
-            <w:r>
-              <w:rPr>
-                <w:b/>
-                <w:color w:val="2D3A8C"/>
-                <w:sz w:val="18"/>
-              </w:rPr>
-              <w:t>editable</w:t>
-            </w:r>
-          </w:p>
-        </w:tc>
-        <w:tc>
-          <w:tcPr>
-            <w:tcW w:type="dxa" w:w="1417"/>
-            <w:shd w:val="clear" w:color="auto" w:fill="FFFFFF"/>
-            <w:tcBorders>
-              <w:top w:val="single" w:sz="4" w:color="E2E8F0"/>
-              <w:left w:val="single" w:sz="4" w:color="E2E8F0"/>
-              <w:bottom w:val="single" w:sz="4" w:color="E2E8F0"/>
-              <w:right w:val="single" w:sz="4" w:color="E2E8F0"/>
-              <w:insideH w:val="single" w:sz="4" w:color="E2E8F0"/>
-              <w:insideV w:val="single" w:sz="4" w:color="E2E8F0"/>
-            </w:tcBorders>
-          </w:tcPr>
-          <w:p>
-            <w:r>
-              <w:rPr>
-                <w:color w:val="1E293B"/>
-                <w:sz w:val="18"/>
-              </w:rPr>
-              <w:t>Boolean</w:t>
-            </w:r>
-          </w:p>
-        </w:tc>
-        <w:tc>
-          <w:tcPr>
-            <w:tcW w:type="dxa" w:w="1984"/>
-            <w:shd w:val="clear" w:color="auto" w:fill="FFFFFF"/>
-            <w:tcBorders>
-              <w:top w:val="single" w:sz="4" w:color="E2E8F0"/>
-              <w:left w:val="single" w:sz="4" w:color="E2E8F0"/>
-              <w:bottom w:val="single" w:sz="4" w:color="E2E8F0"/>
-              <w:right w:val="single" w:sz="4" w:color="E2E8F0"/>
-              <w:insideH w:val="single" w:sz="4" w:color="E2E8F0"/>
-              <w:insideV w:val="single" w:sz="4" w:color="E2E8F0"/>
-            </w:tcBorders>
-          </w:tcPr>
-          <w:p>
-            <w:r>
-              <w:rPr>
-                <w:color w:val="1E293B"/>
-                <w:sz w:val="18"/>
-              </w:rPr>
-              <w:t>true</w:t>
-            </w:r>
-          </w:p>
-        </w:tc>
-        <w:tc>
-          <w:tcPr>
-            <w:tcW w:type="dxa" w:w="4535"/>
-            <w:shd w:val="clear" w:color="auto" w:fill="FFFFFF"/>
-            <w:tcBorders>
-              <w:top w:val="single" w:sz="4" w:color="E2E8F0"/>
-              <w:left w:val="single" w:sz="4" w:color="E2E8F0"/>
-              <w:bottom w:val="single" w:sz="4" w:color="E2E8F0"/>
-              <w:right w:val="single" w:sz="4" w:color="E2E8F0"/>
-              <w:insideH w:val="single" w:sz="4" w:color="E2E8F0"/>
-              <w:insideV w:val="single" w:sz="4" w:color="E2E8F0"/>
-            </w:tcBorders>
-          </w:tcPr>
-          <w:p>
-            <w:r>
-              <w:rPr>
-                <w:color w:val="1E293B"/>
-                <w:sz w:val="18"/>
-              </w:rPr>
-              <w:t>Разрешить редактирование в конструкторе</w:t>
-            </w:r>
-          </w:p>
-        </w:tc>
-      </w:tr>
-      <w:tr>
-        <w:tc>
-          <w:tcPr>
-            <w:tcW w:type="dxa" w:w="2551"/>
-            <w:shd w:val="clear" w:color="auto" w:fill="F8FAFC"/>
-            <w:tcBorders>
-              <w:top w:val="single" w:sz="4" w:color="E2E8F0"/>
-              <w:left w:val="single" w:sz="4" w:color="E2E8F0"/>
-              <w:bottom w:val="single" w:sz="4" w:color="E2E8F0"/>
-              <w:right w:val="single" w:sz="4" w:color="E2E8F0"/>
-              <w:insideH w:val="single" w:sz="4" w:color="E2E8F0"/>
-              <w:insideV w:val="single" w:sz="4" w:color="E2E8F0"/>
-            </w:tcBorders>
-          </w:tcPr>
-          <w:p>
-            <w:r>
-              <w:rPr>
-                <w:b/>
-                <w:color w:val="2D3A8C"/>
-                <w:sz w:val="18"/>
-              </w:rPr>
-              <w:t>selectable</w:t>
-            </w:r>
-          </w:p>
-        </w:tc>
-        <w:tc>
-          <w:tcPr>
-            <w:tcW w:type="dxa" w:w="1417"/>
-            <w:shd w:val="clear" w:color="auto" w:fill="F8FAFC"/>
-            <w:tcBorders>
-              <w:top w:val="single" w:sz="4" w:color="E2E8F0"/>
-              <w:left w:val="single" w:sz="4" w:color="E2E8F0"/>
-              <w:bottom w:val="single" w:sz="4" w:color="E2E8F0"/>
-              <w:right w:val="single" w:sz="4" w:color="E2E8F0"/>
-              <w:insideH w:val="single" w:sz="4" w:color="E2E8F0"/>
-              <w:insideV w:val="single" w:sz="4" w:color="E2E8F0"/>
-            </w:tcBorders>
-          </w:tcPr>
-          <w:p>
-            <w:r>
-              <w:rPr>
-                <w:color w:val="1E293B"/>
-                <w:sz w:val="18"/>
-              </w:rPr>
-              <w:t>Boolean</w:t>
-            </w:r>
-          </w:p>
-        </w:tc>
-        <w:tc>
-          <w:tcPr>
-            <w:tcW w:type="dxa" w:w="1984"/>
-            <w:shd w:val="clear" w:color="auto" w:fill="F8FAFC"/>
-            <w:tcBorders>
-              <w:top w:val="single" w:sz="4" w:color="E2E8F0"/>
-              <w:left w:val="single" w:sz="4" w:color="E2E8F0"/>
-              <w:bottom w:val="single" w:sz="4" w:color="E2E8F0"/>
-              <w:right w:val="single" w:sz="4" w:color="E2E8F0"/>
-              <w:insideH w:val="single" w:sz="4" w:color="E2E8F0"/>
-              <w:insideV w:val="single" w:sz="4" w:color="E2E8F0"/>
-            </w:tcBorders>
-          </w:tcPr>
-          <w:p>
-            <w:r>
-              <w:rPr>
-                <w:color w:val="1E293B"/>
-                <w:sz w:val="18"/>
-              </w:rPr>
-              <w:t>true</w:t>
-            </w:r>
-          </w:p>
-        </w:tc>
-        <w:tc>
-          <w:tcPr>
-            <w:tcW w:type="dxa" w:w="4535"/>
-            <w:shd w:val="clear" w:color="auto" w:fill="F8FAFC"/>
-            <w:tcBorders>
-              <w:top w:val="single" w:sz="4" w:color="E2E8F0"/>
-              <w:left w:val="single" w:sz="4" w:color="E2E8F0"/>
-              <w:bottom w:val="single" w:sz="4" w:color="E2E8F0"/>
-              <w:right w:val="single" w:sz="4" w:color="E2E8F0"/>
-              <w:insideH w:val="single" w:sz="4" w:color="E2E8F0"/>
-              <w:insideV w:val="single" w:sz="4" w:color="E2E8F0"/>
-            </w:tcBorders>
-          </w:tcPr>
-          <w:p>
-            <w:r>
-              <w:rPr>
-                <w:color w:val="1E293B"/>
-                <w:sz w:val="18"/>
-              </w:rPr>
-              <w:t>Разрешить выделение текста</w:t>
-            </w:r>
-          </w:p>
-        </w:tc>
-      </w:tr>
-    </w:tbl>
-    <w:p/>
-    <w:p>
-      <w:r>
-        <w:rPr>
-          <w:b/>
-          <w:color w:val="1E293B"/>
-          <w:sz w:val="22"/>
-        </w:rPr>
-        <w:t>Типографика</w:t>
-      </w:r>
-    </w:p>
-    <w:tbl>
-      <w:tblPr>
-        <w:tblW w:type="auto" w:w="0"/>
-        <w:jc w:val="left"/>
-        <w:tblLook w:firstColumn="1" w:firstRow="1" w:lastColumn="0" w:lastRow="0" w:noHBand="0" w:noVBand="1" w:val="04A0"/>
-      </w:tblPr>
-      <w:tblGrid>
-        <w:gridCol w:w="2351"/>
-        <w:gridCol w:w="2351"/>
-        <w:gridCol w:w="2351"/>
-        <w:gridCol w:w="2351"/>
-      </w:tblGrid>
-      <w:tr>
-        <w:tc>
-          <w:tcPr>
-            <w:tcW w:type="dxa" w:w="2551"/>
-            <w:shd w:val="clear" w:color="auto" w:fill="4F6AFF"/>
-            <w:tcBorders>
-              <w:top w:val="single" w:sz="4" w:color="3A56F0"/>
-              <w:left w:val="single" w:sz="4" w:color="3A56F0"/>
-              <w:bottom w:val="single" w:sz="4" w:color="3A56F0"/>
-              <w:right w:val="single" w:sz="4" w:color="3A56F0"/>
-              <w:insideH w:val="single" w:sz="4" w:color="3A56F0"/>
-              <w:insideV w:val="single" w:sz="4" w:color="3A56F0"/>
-            </w:tcBorders>
-          </w:tcPr>
-          <w:p>
-            <w:pPr>
-              <w:jc w:val="left"/>
-            </w:pPr>
-            <w:r>
-              <w:rPr>
-                <w:b/>
-                <w:color w:val="FFFFFF"/>
-                <w:sz w:val="18"/>
-              </w:rPr>
-              <w:t>Параметр</w:t>
-            </w:r>
-          </w:p>
-        </w:tc>
-        <w:tc>
-          <w:tcPr>
-            <w:tcW w:type="dxa" w:w="1417"/>
-            <w:shd w:val="clear" w:color="auto" w:fill="4F6AFF"/>
-            <w:tcBorders>
-              <w:top w:val="single" w:sz="4" w:color="3A56F0"/>
-              <w:left w:val="single" w:sz="4" w:color="3A56F0"/>
-              <w:bottom w:val="single" w:sz="4" w:color="3A56F0"/>
-              <w:right w:val="single" w:sz="4" w:color="3A56F0"/>
-              <w:insideH w:val="single" w:sz="4" w:color="3A56F0"/>
-              <w:insideV w:val="single" w:sz="4" w:color="3A56F0"/>
-            </w:tcBorders>
-          </w:tcPr>
-          <w:p>
-            <w:pPr>
-              <w:jc w:val="left"/>
-            </w:pPr>
-            <w:r>
-              <w:rPr>
-                <w:b/>
-                <w:color w:val="FFFFFF"/>
-                <w:sz w:val="18"/>
-              </w:rPr>
-              <w:t>Тип</w:t>
-            </w:r>
-          </w:p>
-        </w:tc>
-        <w:tc>
-          <w:tcPr>
-            <w:tcW w:type="dxa" w:w="1984"/>
-            <w:shd w:val="clear" w:color="auto" w:fill="4F6AFF"/>
-            <w:tcBorders>
-              <w:top w:val="single" w:sz="4" w:color="3A56F0"/>
-              <w:left w:val="single" w:sz="4" w:color="3A56F0"/>
-              <w:bottom w:val="single" w:sz="4" w:color="3A56F0"/>
-              <w:right w:val="single" w:sz="4" w:color="3A56F0"/>
-              <w:insideH w:val="single" w:sz="4" w:color="3A56F0"/>
-              <w:insideV w:val="single" w:sz="4" w:color="3A56F0"/>
-            </w:tcBorders>
-          </w:tcPr>
-          <w:p>
-            <w:pPr>
-              <w:jc w:val="left"/>
-            </w:pPr>
-            <w:r>
-              <w:rPr>
-                <w:b/>
-                <w:color w:val="FFFFFF"/>
-                <w:sz w:val="18"/>
-              </w:rPr>
-              <w:t>Умолчание</w:t>
-            </w:r>
-          </w:p>
-        </w:tc>
-        <w:tc>
-          <w:tcPr>
-            <w:tcW w:type="dxa" w:w="4535"/>
-            <w:shd w:val="clear" w:color="auto" w:fill="4F6AFF"/>
-            <w:tcBorders>
-              <w:top w:val="single" w:sz="4" w:color="3A56F0"/>
-              <w:left w:val="single" w:sz="4" w:color="3A56F0"/>
-              <w:bottom w:val="single" w:sz="4" w:color="3A56F0"/>
-              <w:right w:val="single" w:sz="4" w:color="3A56F0"/>
-              <w:insideH w:val="single" w:sz="4" w:color="3A56F0"/>
-              <w:insideV w:val="single" w:sz="4" w:color="3A56F0"/>
-            </w:tcBorders>
-          </w:tcPr>
-          <w:p>
-            <w:pPr>
-              <w:jc w:val="left"/>
-            </w:pPr>
-            <w:r>
-              <w:rPr>
-                <w:b/>
-                <w:color w:val="FFFFFF"/>
-                <w:sz w:val="18"/>
-              </w:rPr>
-              <w:t>Описание</w:t>
-            </w:r>
-          </w:p>
-        </w:tc>
-      </w:tr>
-      <w:tr>
-        <w:tc>
-          <w:tcPr>
-            <w:tcW w:type="dxa" w:w="2551"/>
-            <w:shd w:val="clear" w:color="auto" w:fill="FFFFFF"/>
-            <w:tcBorders>
-              <w:top w:val="single" w:sz="4" w:color="E2E8F0"/>
-              <w:left w:val="single" w:sz="4" w:color="E2E8F0"/>
-              <w:bottom w:val="single" w:sz="4" w:color="E2E8F0"/>
-              <w:right w:val="single" w:sz="4" w:color="E2E8F0"/>
-              <w:insideH w:val="single" w:sz="4" w:color="E2E8F0"/>
-              <w:insideV w:val="single" w:sz="4" w:color="E2E8F0"/>
-            </w:tcBorders>
-          </w:tcPr>
-          <w:p>
-            <w:r>
-              <w:rPr>
-                <w:b/>
-                <w:color w:val="2D3A8C"/>
-                <w:sz w:val="18"/>
-              </w:rPr>
-              <w:t>designSystem</w:t>
-            </w:r>
-          </w:p>
-        </w:tc>
-        <w:tc>
-          <w:tcPr>
-            <w:tcW w:type="dxa" w:w="1417"/>
-            <w:shd w:val="clear" w:color="auto" w:fill="FFFFFF"/>
-            <w:tcBorders>
-              <w:top w:val="single" w:sz="4" w:color="E2E8F0"/>
-              <w:left w:val="single" w:sz="4" w:color="E2E8F0"/>
-              <w:bottom w:val="single" w:sz="4" w:color="E2E8F0"/>
-              <w:right w:val="single" w:sz="4" w:color="E2E8F0"/>
-              <w:insideH w:val="single" w:sz="4" w:color="E2E8F0"/>
-              <w:insideV w:val="single" w:sz="4" w:color="E2E8F0"/>
-            </w:tcBorders>
-          </w:tcPr>
-          <w:p>
-            <w:r>
-              <w:rPr>
-                <w:color w:val="1E293B"/>
-                <w:sz w:val="18"/>
-              </w:rPr>
-              <w:t>String</w:t>
-            </w:r>
-          </w:p>
-        </w:tc>
-        <w:tc>
-          <w:tcPr>
-            <w:tcW w:type="dxa" w:w="1984"/>
-            <w:shd w:val="clear" w:color="auto" w:fill="FFFFFF"/>
-            <w:tcBorders>
-              <w:top w:val="single" w:sz="4" w:color="E2E8F0"/>
-              <w:left w:val="single" w:sz="4" w:color="E2E8F0"/>
-              <w:bottom w:val="single" w:sz="4" w:color="E2E8F0"/>
-              <w:right w:val="single" w:sz="4" w:color="E2E8F0"/>
-              <w:insideH w:val="single" w:sz="4" w:color="E2E8F0"/>
-              <w:insideV w:val="single" w:sz="4" w:color="E2E8F0"/>
-            </w:tcBorders>
-          </w:tcPr>
-          <w:p>
-            <w:r>
-              <w:rPr>
-                <w:color w:val="1E293B"/>
-                <w:sz w:val="18"/>
-              </w:rPr>
-              <w:t>insight</w:t>
-            </w:r>
-          </w:p>
-        </w:tc>
-        <w:tc>
-          <w:tcPr>
-            <w:tcW w:type="dxa" w:w="4535"/>
-            <w:shd w:val="clear" w:color="auto" w:fill="FFFFFF"/>
-            <w:tcBorders>
-              <w:top w:val="single" w:sz="4" w:color="E2E8F0"/>
-              <w:left w:val="single" w:sz="4" w:color="E2E8F0"/>
-              <w:bottom w:val="single" w:sz="4" w:color="E2E8F0"/>
-              <w:right w:val="single" w:sz="4" w:color="E2E8F0"/>
-              <w:insideH w:val="single" w:sz="4" w:color="E2E8F0"/>
-              <w:insideV w:val="single" w:sz="4" w:color="E2E8F0"/>
-            </w:tcBorders>
-          </w:tcPr>
-          <w:p>
-            <w:r>
-              <w:rPr>
-                <w:color w:val="1E293B"/>
-                <w:sz w:val="18"/>
-              </w:rPr>
-              <w:t>Предустановка дизайн-системы</w:t>
-            </w:r>
-          </w:p>
-        </w:tc>
-      </w:tr>
-      <w:tr>
-        <w:tc>
-          <w:tcPr>
-            <w:tcW w:type="dxa" w:w="2551"/>
-            <w:shd w:val="clear" w:color="auto" w:fill="F8FAFC"/>
-            <w:tcBorders>
-              <w:top w:val="single" w:sz="4" w:color="E2E8F0"/>
-              <w:left w:val="single" w:sz="4" w:color="E2E8F0"/>
-              <w:bottom w:val="single" w:sz="4" w:color="E2E8F0"/>
-              <w:right w:val="single" w:sz="4" w:color="E2E8F0"/>
-              <w:insideH w:val="single" w:sz="4" w:color="E2E8F0"/>
-              <w:insideV w:val="single" w:sz="4" w:color="E2E8F0"/>
-            </w:tcBorders>
-          </w:tcPr>
-          <w:p>
-            <w:r>
-              <w:rPr>
-                <w:b/>
-                <w:color w:val="2D3A8C"/>
-                <w:sz w:val="18"/>
-              </w:rPr>
-              <w:t>textAlign</w:t>
-            </w:r>
-          </w:p>
-        </w:tc>
-        <w:tc>
-          <w:tcPr>
-            <w:tcW w:type="dxa" w:w="1417"/>
-            <w:shd w:val="clear" w:color="auto" w:fill="F8FAFC"/>
-            <w:tcBorders>
-              <w:top w:val="single" w:sz="4" w:color="E2E8F0"/>
-              <w:left w:val="single" w:sz="4" w:color="E2E8F0"/>
-              <w:bottom w:val="single" w:sz="4" w:color="E2E8F0"/>
-              <w:right w:val="single" w:sz="4" w:color="E2E8F0"/>
-              <w:insideH w:val="single" w:sz="4" w:color="E2E8F0"/>
-              <w:insideV w:val="single" w:sz="4" w:color="E2E8F0"/>
-            </w:tcBorders>
-          </w:tcPr>
-          <w:p>
-            <w:r>
-              <w:rPr>
-                <w:color w:val="1E293B"/>
-                <w:sz w:val="18"/>
-              </w:rPr>
-              <w:t>String</w:t>
-            </w:r>
-          </w:p>
-        </w:tc>
-        <w:tc>
-          <w:tcPr>
-            <w:tcW w:type="dxa" w:w="1984"/>
-            <w:shd w:val="clear" w:color="auto" w:fill="F8FAFC"/>
-            <w:tcBorders>
-              <w:top w:val="single" w:sz="4" w:color="E2E8F0"/>
-              <w:left w:val="single" w:sz="4" w:color="E2E8F0"/>
-              <w:bottom w:val="single" w:sz="4" w:color="E2E8F0"/>
-              <w:right w:val="single" w:sz="4" w:color="E2E8F0"/>
-              <w:insideH w:val="single" w:sz="4" w:color="E2E8F0"/>
-              <w:insideV w:val="single" w:sz="4" w:color="E2E8F0"/>
-            </w:tcBorders>
-          </w:tcPr>
-          <w:p>
-            <w:r>
-              <w:rPr>
-                <w:color w:val="1E293B"/>
-                <w:sz w:val="18"/>
-              </w:rPr>
-              <w:t>left</w:t>
-            </w:r>
-          </w:p>
-        </w:tc>
-        <w:tc>
-          <w:tcPr>
-            <w:tcW w:type="dxa" w:w="4535"/>
-            <w:shd w:val="clear" w:color="auto" w:fill="F8FAFC"/>
-            <w:tcBorders>
-              <w:top w:val="single" w:sz="4" w:color="E2E8F0"/>
-              <w:left w:val="single" w:sz="4" w:color="E2E8F0"/>
-              <w:bottom w:val="single" w:sz="4" w:color="E2E8F0"/>
-              <w:right w:val="single" w:sz="4" w:color="E2E8F0"/>
-              <w:insideH w:val="single" w:sz="4" w:color="E2E8F0"/>
-              <w:insideV w:val="single" w:sz="4" w:color="E2E8F0"/>
-            </w:tcBorders>
-          </w:tcPr>
-          <w:p>
-            <w:r>
-              <w:rPr>
-                <w:color w:val="1E293B"/>
-                <w:sz w:val="18"/>
-              </w:rPr>
-              <w:t>Горизонтальное выравнивание: left / center / right / justify</w:t>
-            </w:r>
-          </w:p>
-        </w:tc>
-      </w:tr>
-      <w:tr>
-        <w:tc>
-          <w:tcPr>
-            <w:tcW w:type="dxa" w:w="2551"/>
-            <w:shd w:val="clear" w:color="auto" w:fill="FFFFFF"/>
-            <w:tcBorders>
-              <w:top w:val="single" w:sz="4" w:color="E2E8F0"/>
-              <w:left w:val="single" w:sz="4" w:color="E2E8F0"/>
-              <w:bottom w:val="single" w:sz="4" w:color="E2E8F0"/>
-              <w:right w:val="single" w:sz="4" w:color="E2E8F0"/>
-              <w:insideH w:val="single" w:sz="4" w:color="E2E8F0"/>
-              <w:insideV w:val="single" w:sz="4" w:color="E2E8F0"/>
-            </w:tcBorders>
-          </w:tcPr>
-          <w:p>
-            <w:r>
-              <w:rPr>
-                <w:b/>
-                <w:color w:val="2D3A8C"/>
-                <w:sz w:val="18"/>
-              </w:rPr>
-              <w:t>verticalAlign</w:t>
-            </w:r>
-          </w:p>
-        </w:tc>
-        <w:tc>
-          <w:tcPr>
-            <w:tcW w:type="dxa" w:w="1417"/>
-            <w:shd w:val="clear" w:color="auto" w:fill="FFFFFF"/>
-            <w:tcBorders>
-              <w:top w:val="single" w:sz="4" w:color="E2E8F0"/>
-              <w:left w:val="single" w:sz="4" w:color="E2E8F0"/>
-              <w:bottom w:val="single" w:sz="4" w:color="E2E8F0"/>
-              <w:right w:val="single" w:sz="4" w:color="E2E8F0"/>
-              <w:insideH w:val="single" w:sz="4" w:color="E2E8F0"/>
-              <w:insideV w:val="single" w:sz="4" w:color="E2E8F0"/>
-            </w:tcBorders>
-          </w:tcPr>
-          <w:p>
-            <w:r>
-              <w:rPr>
-                <w:color w:val="1E293B"/>
-                <w:sz w:val="18"/>
-              </w:rPr>
-              <w:t>String</w:t>
-            </w:r>
-          </w:p>
-        </w:tc>
-        <w:tc>
-          <w:tcPr>
-            <w:tcW w:type="dxa" w:w="1984"/>
-            <w:shd w:val="clear" w:color="auto" w:fill="FFFFFF"/>
-            <w:tcBorders>
-              <w:top w:val="single" w:sz="4" w:color="E2E8F0"/>
-              <w:left w:val="single" w:sz="4" w:color="E2E8F0"/>
-              <w:bottom w:val="single" w:sz="4" w:color="E2E8F0"/>
-              <w:right w:val="single" w:sz="4" w:color="E2E8F0"/>
-              <w:insideH w:val="single" w:sz="4" w:color="E2E8F0"/>
-              <w:insideV w:val="single" w:sz="4" w:color="E2E8F0"/>
-            </w:tcBorders>
-          </w:tcPr>
-          <w:p>
-            <w:r>
-              <w:rPr>
-                <w:color w:val="1E293B"/>
-                <w:sz w:val="18"/>
-              </w:rPr>
-              <w:t>top</w:t>
-            </w:r>
-          </w:p>
-        </w:tc>
-        <w:tc>
-          <w:tcPr>
-            <w:tcW w:type="dxa" w:w="4535"/>
-            <w:shd w:val="clear" w:color="auto" w:fill="FFFFFF"/>
-            <w:tcBorders>
-              <w:top w:val="single" w:sz="4" w:color="E2E8F0"/>
-              <w:left w:val="single" w:sz="4" w:color="E2E8F0"/>
-              <w:bottom w:val="single" w:sz="4" w:color="E2E8F0"/>
-              <w:right w:val="single" w:sz="4" w:color="E2E8F0"/>
-              <w:insideH w:val="single" w:sz="4" w:color="E2E8F0"/>
-              <w:insideV w:val="single" w:sz="4" w:color="E2E8F0"/>
-            </w:tcBorders>
-          </w:tcPr>
-          <w:p>
-            <w:r>
-              <w:rPr>
-                <w:color w:val="1E293B"/>
-                <w:sz w:val="18"/>
-              </w:rPr>
-              <w:t>Вертикальное выравнивание: top / center / bottom</w:t>
-            </w:r>
-          </w:p>
-        </w:tc>
-      </w:tr>
-      <w:tr>
-        <w:tc>
-          <w:tcPr>
-            <w:tcW w:type="dxa" w:w="2551"/>
-            <w:shd w:val="clear" w:color="auto" w:fill="F8FAFC"/>
-            <w:tcBorders>
-              <w:top w:val="single" w:sz="4" w:color="E2E8F0"/>
-              <w:left w:val="single" w:sz="4" w:color="E2E8F0"/>
-              <w:bottom w:val="single" w:sz="4" w:color="E2E8F0"/>
-              <w:right w:val="single" w:sz="4" w:color="E2E8F0"/>
-              <w:insideH w:val="single" w:sz="4" w:color="E2E8F0"/>
-              <w:insideV w:val="single" w:sz="4" w:color="E2E8F0"/>
-            </w:tcBorders>
-          </w:tcPr>
-          <w:p>
-            <w:r>
-              <w:rPr>
-                <w:b/>
-                <w:color w:val="2D3A8C"/>
-                <w:sz w:val="18"/>
-              </w:rPr>
-              <w:t>fontSize</w:t>
-            </w:r>
-          </w:p>
-        </w:tc>
-        <w:tc>
-          <w:tcPr>
-            <w:tcW w:type="dxa" w:w="1417"/>
-            <w:shd w:val="clear" w:color="auto" w:fill="F8FAFC"/>
-            <w:tcBorders>
-              <w:top w:val="single" w:sz="4" w:color="E2E8F0"/>
-              <w:left w:val="single" w:sz="4" w:color="E2E8F0"/>
-              <w:bottom w:val="single" w:sz="4" w:color="E2E8F0"/>
-              <w:right w:val="single" w:sz="4" w:color="E2E8F0"/>
-              <w:insideH w:val="single" w:sz="4" w:color="E2E8F0"/>
-              <w:insideV w:val="single" w:sz="4" w:color="E2E8F0"/>
-            </w:tcBorders>
-          </w:tcPr>
-          <w:p>
-            <w:r>
-              <w:rPr>
-                <w:color w:val="1E293B"/>
-                <w:sz w:val="18"/>
-              </w:rPr>
-              <w:t>String</w:t>
-            </w:r>
-          </w:p>
-        </w:tc>
-        <w:tc>
-          <w:tcPr>
-            <w:tcW w:type="dxa" w:w="1984"/>
-            <w:shd w:val="clear" w:color="auto" w:fill="F8FAFC"/>
-            <w:tcBorders>
-              <w:top w:val="single" w:sz="4" w:color="E2E8F0"/>
-              <w:left w:val="single" w:sz="4" w:color="E2E8F0"/>
-              <w:bottom w:val="single" w:sz="4" w:color="E2E8F0"/>
-              <w:right w:val="single" w:sz="4" w:color="E2E8F0"/>
-              <w:insideH w:val="single" w:sz="4" w:color="E2E8F0"/>
-              <w:insideV w:val="single" w:sz="4" w:color="E2E8F0"/>
-            </w:tcBorders>
-          </w:tcPr>
-          <w:p>
-            <w:r>
-              <w:rPr>
-                <w:color w:val="1E293B"/>
-                <w:sz w:val="18"/>
-              </w:rPr>
-              <w:t>''</w:t>
-            </w:r>
-          </w:p>
-        </w:tc>
-        <w:tc>
-          <w:tcPr>
-            <w:tcW w:type="dxa" w:w="4535"/>
-            <w:shd w:val="clear" w:color="auto" w:fill="F8FAFC"/>
-            <w:tcBorders>
-              <w:top w:val="single" w:sz="4" w:color="E2E8F0"/>
-              <w:left w:val="single" w:sz="4" w:color="E2E8F0"/>
-              <w:bottom w:val="single" w:sz="4" w:color="E2E8F0"/>
-              <w:right w:val="single" w:sz="4" w:color="E2E8F0"/>
-              <w:insideH w:val="single" w:sz="4" w:color="E2E8F0"/>
-              <w:insideV w:val="single" w:sz="4" w:color="E2E8F0"/>
-            </w:tcBorders>
-          </w:tcPr>
-          <w:p>
-            <w:r>
-              <w:rPr>
-                <w:color w:val="1E293B"/>
-                <w:sz w:val="18"/>
-              </w:rPr>
-              <w:t>Размер шрифта (CSS-значение)</w:t>
-            </w:r>
-          </w:p>
-        </w:tc>
-      </w:tr>
-      <w:tr>
-        <w:tc>
-          <w:tcPr>
-            <w:tcW w:type="dxa" w:w="2551"/>
-            <w:shd w:val="clear" w:color="auto" w:fill="FFFFFF"/>
-            <w:tcBorders>
-              <w:top w:val="single" w:sz="4" w:color="E2E8F0"/>
-              <w:left w:val="single" w:sz="4" w:color="E2E8F0"/>
-              <w:bottom w:val="single" w:sz="4" w:color="E2E8F0"/>
-              <w:right w:val="single" w:sz="4" w:color="E2E8F0"/>
-              <w:insideH w:val="single" w:sz="4" w:color="E2E8F0"/>
-              <w:insideV w:val="single" w:sz="4" w:color="E2E8F0"/>
-            </w:tcBorders>
-          </w:tcPr>
-          <w:p>
-            <w:r>
-              <w:rPr>
-                <w:b/>
-                <w:color w:val="2D3A8C"/>
-                <w:sz w:val="18"/>
-              </w:rPr>
-              <w:t>fontWeight</w:t>
-            </w:r>
-          </w:p>
-        </w:tc>
-        <w:tc>
-          <w:tcPr>
-            <w:tcW w:type="dxa" w:w="1417"/>
-            <w:shd w:val="clear" w:color="auto" w:fill="FFFFFF"/>
-            <w:tcBorders>
-              <w:top w:val="single" w:sz="4" w:color="E2E8F0"/>
-              <w:left w:val="single" w:sz="4" w:color="E2E8F0"/>
-              <w:bottom w:val="single" w:sz="4" w:color="E2E8F0"/>
-              <w:right w:val="single" w:sz="4" w:color="E2E8F0"/>
-              <w:insideH w:val="single" w:sz="4" w:color="E2E8F0"/>
-              <w:insideV w:val="single" w:sz="4" w:color="E2E8F0"/>
-            </w:tcBorders>
-          </w:tcPr>
-          <w:p>
-            <w:r>
-              <w:rPr>
-                <w:color w:val="1E293B"/>
-                <w:sz w:val="18"/>
-              </w:rPr>
-              <w:t>String</w:t>
-            </w:r>
-          </w:p>
-        </w:tc>
-        <w:tc>
-          <w:tcPr>
-            <w:tcW w:type="dxa" w:w="1984"/>
-            <w:shd w:val="clear" w:color="auto" w:fill="FFFFFF"/>
-            <w:tcBorders>
-              <w:top w:val="single" w:sz="4" w:color="E2E8F0"/>
-              <w:left w:val="single" w:sz="4" w:color="E2E8F0"/>
-              <w:bottom w:val="single" w:sz="4" w:color="E2E8F0"/>
-              <w:right w:val="single" w:sz="4" w:color="E2E8F0"/>
-              <w:insideH w:val="single" w:sz="4" w:color="E2E8F0"/>
-              <w:insideV w:val="single" w:sz="4" w:color="E2E8F0"/>
-            </w:tcBorders>
-          </w:tcPr>
-          <w:p>
-            <w:r>
-              <w:rPr>
-                <w:color w:val="1E293B"/>
-                <w:sz w:val="18"/>
-              </w:rPr>
-              <w:t>''</w:t>
-            </w:r>
-          </w:p>
-        </w:tc>
-        <w:tc>
-          <w:tcPr>
-            <w:tcW w:type="dxa" w:w="4535"/>
-            <w:shd w:val="clear" w:color="auto" w:fill="FFFFFF"/>
-            <w:tcBorders>
-              <w:top w:val="single" w:sz="4" w:color="E2E8F0"/>
-              <w:left w:val="single" w:sz="4" w:color="E2E8F0"/>
-              <w:bottom w:val="single" w:sz="4" w:color="E2E8F0"/>
-              <w:right w:val="single" w:sz="4" w:color="E2E8F0"/>
-              <w:insideH w:val="single" w:sz="4" w:color="E2E8F0"/>
-              <w:insideV w:val="single" w:sz="4" w:color="E2E8F0"/>
-            </w:tcBorders>
-          </w:tcPr>
-          <w:p>
-            <w:r>
-              <w:rPr>
-                <w:color w:val="1E293B"/>
-                <w:sz w:val="18"/>
-              </w:rPr>
-              <w:t>Толщина шрифта</w:t>
-            </w:r>
-          </w:p>
-        </w:tc>
-      </w:tr>
-      <w:tr>
-        <w:tc>
-          <w:tcPr>
-            <w:tcW w:type="dxa" w:w="2551"/>
-            <w:shd w:val="clear" w:color="auto" w:fill="F8FAFC"/>
-            <w:tcBorders>
-              <w:top w:val="single" w:sz="4" w:color="E2E8F0"/>
-              <w:left w:val="single" w:sz="4" w:color="E2E8F0"/>
-              <w:bottom w:val="single" w:sz="4" w:color="E2E8F0"/>
-              <w:right w:val="single" w:sz="4" w:color="E2E8F0"/>
-              <w:insideH w:val="single" w:sz="4" w:color="E2E8F0"/>
-              <w:insideV w:val="single" w:sz="4" w:color="E2E8F0"/>
-            </w:tcBorders>
-          </w:tcPr>
-          <w:p>
-            <w:r>
-              <w:rPr>
-                <w:b/>
-                <w:color w:val="2D3A8C"/>
-                <w:sz w:val="18"/>
-              </w:rPr>
-              <w:t>fontFamily</w:t>
-            </w:r>
-          </w:p>
-        </w:tc>
-        <w:tc>
-          <w:tcPr>
-            <w:tcW w:type="dxa" w:w="1417"/>
-            <w:shd w:val="clear" w:color="auto" w:fill="F8FAFC"/>
-            <w:tcBorders>
-              <w:top w:val="single" w:sz="4" w:color="E2E8F0"/>
-              <w:left w:val="single" w:sz="4" w:color="E2E8F0"/>
-              <w:bottom w:val="single" w:sz="4" w:color="E2E8F0"/>
-              <w:right w:val="single" w:sz="4" w:color="E2E8F0"/>
-              <w:insideH w:val="single" w:sz="4" w:color="E2E8F0"/>
-              <w:insideV w:val="single" w:sz="4" w:color="E2E8F0"/>
-            </w:tcBorders>
-          </w:tcPr>
-          <w:p>
-            <w:r>
-              <w:rPr>
-                <w:color w:val="1E293B"/>
-                <w:sz w:val="18"/>
-              </w:rPr>
-              <w:t>String</w:t>
-            </w:r>
-          </w:p>
-        </w:tc>
-        <w:tc>
-          <w:tcPr>
-            <w:tcW w:type="dxa" w:w="1984"/>
-            <w:shd w:val="clear" w:color="auto" w:fill="F8FAFC"/>
-            <w:tcBorders>
-              <w:top w:val="single" w:sz="4" w:color="E2E8F0"/>
-              <w:left w:val="single" w:sz="4" w:color="E2E8F0"/>
-              <w:bottom w:val="single" w:sz="4" w:color="E2E8F0"/>
-              <w:right w:val="single" w:sz="4" w:color="E2E8F0"/>
-              <w:insideH w:val="single" w:sz="4" w:color="E2E8F0"/>
-              <w:insideV w:val="single" w:sz="4" w:color="E2E8F0"/>
-            </w:tcBorders>
-          </w:tcPr>
-          <w:p>
-            <w:r>
-              <w:rPr>
-                <w:color w:val="1E293B"/>
-                <w:sz w:val="18"/>
-              </w:rPr>
-              <w:t>''</w:t>
-            </w:r>
-          </w:p>
-        </w:tc>
-        <w:tc>
-          <w:tcPr>
-            <w:tcW w:type="dxa" w:w="4535"/>
-            <w:shd w:val="clear" w:color="auto" w:fill="F8FAFC"/>
-            <w:tcBorders>
-              <w:top w:val="single" w:sz="4" w:color="E2E8F0"/>
-              <w:left w:val="single" w:sz="4" w:color="E2E8F0"/>
-              <w:bottom w:val="single" w:sz="4" w:color="E2E8F0"/>
-              <w:right w:val="single" w:sz="4" w:color="E2E8F0"/>
-              <w:insideH w:val="single" w:sz="4" w:color="E2E8F0"/>
-              <w:insideV w:val="single" w:sz="4" w:color="E2E8F0"/>
-            </w:tcBorders>
-          </w:tcPr>
-          <w:p>
-            <w:r>
-              <w:rPr>
-                <w:color w:val="1E293B"/>
-                <w:sz w:val="18"/>
-              </w:rPr>
-              <w:t>Гарнитура шрифта</w:t>
-            </w:r>
-          </w:p>
-        </w:tc>
-      </w:tr>
-      <w:tr>
-        <w:tc>
-          <w:tcPr>
-            <w:tcW w:type="dxa" w:w="2551"/>
-            <w:shd w:val="clear" w:color="auto" w:fill="FFFFFF"/>
-            <w:tcBorders>
-              <w:top w:val="single" w:sz="4" w:color="E2E8F0"/>
-              <w:left w:val="single" w:sz="4" w:color="E2E8F0"/>
-              <w:bottom w:val="single" w:sz="4" w:color="E2E8F0"/>
-              <w:right w:val="single" w:sz="4" w:color="E2E8F0"/>
-              <w:insideH w:val="single" w:sz="4" w:color="E2E8F0"/>
-              <w:insideV w:val="single" w:sz="4" w:color="E2E8F0"/>
-            </w:tcBorders>
-          </w:tcPr>
-          <w:p>
-            <w:r>
-              <w:rPr>
-                <w:b/>
-                <w:color w:val="2D3A8C"/>
-                <w:sz w:val="18"/>
-              </w:rPr>
-              <w:t>lineHeight</w:t>
-            </w:r>
-          </w:p>
-        </w:tc>
-        <w:tc>
-          <w:tcPr>
-            <w:tcW w:type="dxa" w:w="1417"/>
-            <w:shd w:val="clear" w:color="auto" w:fill="FFFFFF"/>
-            <w:tcBorders>
-              <w:top w:val="single" w:sz="4" w:color="E2E8F0"/>
-              <w:left w:val="single" w:sz="4" w:color="E2E8F0"/>
-              <w:bottom w:val="single" w:sz="4" w:color="E2E8F0"/>
-              <w:right w:val="single" w:sz="4" w:color="E2E8F0"/>
-              <w:insideH w:val="single" w:sz="4" w:color="E2E8F0"/>
-              <w:insideV w:val="single" w:sz="4" w:color="E2E8F0"/>
-            </w:tcBorders>
-          </w:tcPr>
-          <w:p>
-            <w:r>
-              <w:rPr>
-                <w:color w:val="1E293B"/>
-                <w:sz w:val="18"/>
-              </w:rPr>
-              <w:t>String</w:t>
-            </w:r>
-          </w:p>
-        </w:tc>
-        <w:tc>
-          <w:tcPr>
-            <w:tcW w:type="dxa" w:w="1984"/>
-            <w:shd w:val="clear" w:color="auto" w:fill="FFFFFF"/>
-            <w:tcBorders>
-              <w:top w:val="single" w:sz="4" w:color="E2E8F0"/>
-              <w:left w:val="single" w:sz="4" w:color="E2E8F0"/>
-              <w:bottom w:val="single" w:sz="4" w:color="E2E8F0"/>
-              <w:right w:val="single" w:sz="4" w:color="E2E8F0"/>
-              <w:insideH w:val="single" w:sz="4" w:color="E2E8F0"/>
-              <w:insideV w:val="single" w:sz="4" w:color="E2E8F0"/>
-            </w:tcBorders>
-          </w:tcPr>
-          <w:p>
-            <w:r>
-              <w:rPr>
-                <w:color w:val="1E293B"/>
-                <w:sz w:val="18"/>
-              </w:rPr>
-              <w:t>''</w:t>
-            </w:r>
-          </w:p>
-        </w:tc>
-        <w:tc>
-          <w:tcPr>
-            <w:tcW w:type="dxa" w:w="4535"/>
-            <w:shd w:val="clear" w:color="auto" w:fill="FFFFFF"/>
-            <w:tcBorders>
-              <w:top w:val="single" w:sz="4" w:color="E2E8F0"/>
-              <w:left w:val="single" w:sz="4" w:color="E2E8F0"/>
-              <w:bottom w:val="single" w:sz="4" w:color="E2E8F0"/>
-              <w:right w:val="single" w:sz="4" w:color="E2E8F0"/>
-              <w:insideH w:val="single" w:sz="4" w:color="E2E8F0"/>
-              <w:insideV w:val="single" w:sz="4" w:color="E2E8F0"/>
-            </w:tcBorders>
-          </w:tcPr>
-          <w:p>
-            <w:r>
-              <w:rPr>
-                <w:color w:val="1E293B"/>
-                <w:sz w:val="18"/>
-              </w:rPr>
-              <w:t>Межстрочный интервал</w:t>
-            </w:r>
-          </w:p>
-        </w:tc>
-      </w:tr>
-      <w:tr>
-        <w:tc>
-          <w:tcPr>
-            <w:tcW w:type="dxa" w:w="2551"/>
-            <w:shd w:val="clear" w:color="auto" w:fill="F8FAFC"/>
-            <w:tcBorders>
-              <w:top w:val="single" w:sz="4" w:color="E2E8F0"/>
-              <w:left w:val="single" w:sz="4" w:color="E2E8F0"/>
-              <w:bottom w:val="single" w:sz="4" w:color="E2E8F0"/>
-              <w:right w:val="single" w:sz="4" w:color="E2E8F0"/>
-              <w:insideH w:val="single" w:sz="4" w:color="E2E8F0"/>
-              <w:insideV w:val="single" w:sz="4" w:color="E2E8F0"/>
-            </w:tcBorders>
-          </w:tcPr>
-          <w:p>
-            <w:r>
-              <w:rPr>
-                <w:b/>
-                <w:color w:val="2D3A8C"/>
-                <w:sz w:val="18"/>
-              </w:rPr>
-              <w:t>letterSpacing</w:t>
-            </w:r>
-          </w:p>
-        </w:tc>
-        <w:tc>
-          <w:tcPr>
-            <w:tcW w:type="dxa" w:w="1417"/>
-            <w:shd w:val="clear" w:color="auto" w:fill="F8FAFC"/>
-            <w:tcBorders>
-              <w:top w:val="single" w:sz="4" w:color="E2E8F0"/>
-              <w:left w:val="single" w:sz="4" w:color="E2E8F0"/>
-              <w:bottom w:val="single" w:sz="4" w:color="E2E8F0"/>
-              <w:right w:val="single" w:sz="4" w:color="E2E8F0"/>
-              <w:insideH w:val="single" w:sz="4" w:color="E2E8F0"/>
-              <w:insideV w:val="single" w:sz="4" w:color="E2E8F0"/>
-            </w:tcBorders>
-          </w:tcPr>
-          <w:p>
-            <w:r>
-              <w:rPr>
-                <w:color w:val="1E293B"/>
-                <w:sz w:val="18"/>
-              </w:rPr>
-              <w:t>String</w:t>
-            </w:r>
-          </w:p>
-        </w:tc>
-        <w:tc>
-          <w:tcPr>
-            <w:tcW w:type="dxa" w:w="1984"/>
-            <w:shd w:val="clear" w:color="auto" w:fill="F8FAFC"/>
-            <w:tcBorders>
-              <w:top w:val="single" w:sz="4" w:color="E2E8F0"/>
-              <w:left w:val="single" w:sz="4" w:color="E2E8F0"/>
-              <w:bottom w:val="single" w:sz="4" w:color="E2E8F0"/>
-              <w:right w:val="single" w:sz="4" w:color="E2E8F0"/>
-              <w:insideH w:val="single" w:sz="4" w:color="E2E8F0"/>
-              <w:insideV w:val="single" w:sz="4" w:color="E2E8F0"/>
-            </w:tcBorders>
-          </w:tcPr>
-          <w:p>
-            <w:r>
-              <w:rPr>
-                <w:color w:val="1E293B"/>
-                <w:sz w:val="18"/>
-              </w:rPr>
-              <w:t>''</w:t>
-            </w:r>
-          </w:p>
-        </w:tc>
-        <w:tc>
-          <w:tcPr>
-            <w:tcW w:type="dxa" w:w="4535"/>
-            <w:shd w:val="clear" w:color="auto" w:fill="F8FAFC"/>
-            <w:tcBorders>
-              <w:top w:val="single" w:sz="4" w:color="E2E8F0"/>
-              <w:left w:val="single" w:sz="4" w:color="E2E8F0"/>
-              <w:bottom w:val="single" w:sz="4" w:color="E2E8F0"/>
-              <w:right w:val="single" w:sz="4" w:color="E2E8F0"/>
-              <w:insideH w:val="single" w:sz="4" w:color="E2E8F0"/>
-              <w:insideV w:val="single" w:sz="4" w:color="E2E8F0"/>
-            </w:tcBorders>
-          </w:tcPr>
-          <w:p>
-            <w:r>
-              <w:rPr>
-                <w:color w:val="1E293B"/>
-                <w:sz w:val="18"/>
-              </w:rPr>
-              <w:t>Межбуквенный интервал</w:t>
-            </w:r>
-          </w:p>
-        </w:tc>
-      </w:tr>
-      <w:tr>
-        <w:tc>
-          <w:tcPr>
-            <w:tcW w:type="dxa" w:w="2551"/>
-            <w:shd w:val="clear" w:color="auto" w:fill="FFFFFF"/>
-            <w:tcBorders>
-              <w:top w:val="single" w:sz="4" w:color="E2E8F0"/>
-              <w:left w:val="single" w:sz="4" w:color="E2E8F0"/>
-              <w:bottom w:val="single" w:sz="4" w:color="E2E8F0"/>
-              <w:right w:val="single" w:sz="4" w:color="E2E8F0"/>
-              <w:insideH w:val="single" w:sz="4" w:color="E2E8F0"/>
-              <w:insideV w:val="single" w:sz="4" w:color="E2E8F0"/>
-            </w:tcBorders>
-          </w:tcPr>
-          <w:p>
-            <w:r>
-              <w:rPr>
-                <w:b/>
-                <w:color w:val="2D3A8C"/>
-                <w:sz w:val="18"/>
-              </w:rPr>
-              <w:t>textTransform</w:t>
-            </w:r>
-          </w:p>
-        </w:tc>
-        <w:tc>
-          <w:tcPr>
-            <w:tcW w:type="dxa" w:w="1417"/>
-            <w:shd w:val="clear" w:color="auto" w:fill="FFFFFF"/>
-            <w:tcBorders>
-              <w:top w:val="single" w:sz="4" w:color="E2E8F0"/>
-              <w:left w:val="single" w:sz="4" w:color="E2E8F0"/>
-              <w:bottom w:val="single" w:sz="4" w:color="E2E8F0"/>
-              <w:right w:val="single" w:sz="4" w:color="E2E8F0"/>
-              <w:insideH w:val="single" w:sz="4" w:color="E2E8F0"/>
-              <w:insideV w:val="single" w:sz="4" w:color="E2E8F0"/>
-            </w:tcBorders>
-          </w:tcPr>
-          <w:p>
-            <w:r>
-              <w:rPr>
-                <w:color w:val="1E293B"/>
-                <w:sz w:val="18"/>
-              </w:rPr>
-              <w:t>String</w:t>
-            </w:r>
-          </w:p>
-        </w:tc>
-        <w:tc>
-          <w:tcPr>
-            <w:tcW w:type="dxa" w:w="1984"/>
-            <w:shd w:val="clear" w:color="auto" w:fill="FFFFFF"/>
-            <w:tcBorders>
-              <w:top w:val="single" w:sz="4" w:color="E2E8F0"/>
-              <w:left w:val="single" w:sz="4" w:color="E2E8F0"/>
-              <w:bottom w:val="single" w:sz="4" w:color="E2E8F0"/>
-              <w:right w:val="single" w:sz="4" w:color="E2E8F0"/>
-              <w:insideH w:val="single" w:sz="4" w:color="E2E8F0"/>
-              <w:insideV w:val="single" w:sz="4" w:color="E2E8F0"/>
-            </w:tcBorders>
-          </w:tcPr>
-          <w:p>
-            <w:r>
-              <w:rPr>
-                <w:color w:val="1E293B"/>
-                <w:sz w:val="18"/>
-              </w:rPr>
-              <w:t>''</w:t>
-            </w:r>
-          </w:p>
-        </w:tc>
-        <w:tc>
-          <w:tcPr>
-            <w:tcW w:type="dxa" w:w="4535"/>
-            <w:shd w:val="clear" w:color="auto" w:fill="FFFFFF"/>
-            <w:tcBorders>
-              <w:top w:val="single" w:sz="4" w:color="E2E8F0"/>
-              <w:left w:val="single" w:sz="4" w:color="E2E8F0"/>
-              <w:bottom w:val="single" w:sz="4" w:color="E2E8F0"/>
-              <w:right w:val="single" w:sz="4" w:color="E2E8F0"/>
-              <w:insideH w:val="single" w:sz="4" w:color="E2E8F0"/>
-              <w:insideV w:val="single" w:sz="4" w:color="E2E8F0"/>
-            </w:tcBorders>
-          </w:tcPr>
-          <w:p>
-            <w:r>
-              <w:rPr>
-                <w:color w:val="1E293B"/>
-                <w:sz w:val="18"/>
-              </w:rPr>
-              <w:t>Трансформация: none / uppercase / lowercase / capitalize</w:t>
-            </w:r>
-          </w:p>
-        </w:tc>
-      </w:tr>
-      <w:tr>
-        <w:tc>
-          <w:tcPr>
-            <w:tcW w:type="dxa" w:w="2551"/>
-            <w:shd w:val="clear" w:color="auto" w:fill="F8FAFC"/>
-            <w:tcBorders>
-              <w:top w:val="single" w:sz="4" w:color="E2E8F0"/>
-              <w:left w:val="single" w:sz="4" w:color="E2E8F0"/>
-              <w:bottom w:val="single" w:sz="4" w:color="E2E8F0"/>
-              <w:right w:val="single" w:sz="4" w:color="E2E8F0"/>
-              <w:insideH w:val="single" w:sz="4" w:color="E2E8F0"/>
-              <w:insideV w:val="single" w:sz="4" w:color="E2E8F0"/>
-            </w:tcBorders>
-          </w:tcPr>
-          <w:p>
-            <w:r>
-              <w:rPr>
-                <w:b/>
-                <w:color w:val="2D3A8C"/>
-                <w:sz w:val="18"/>
-              </w:rPr>
-              <w:t>textShadow</w:t>
-            </w:r>
-          </w:p>
-        </w:tc>
-        <w:tc>
-          <w:tcPr>
-            <w:tcW w:type="dxa" w:w="1417"/>
-            <w:shd w:val="clear" w:color="auto" w:fill="F8FAFC"/>
-            <w:tcBorders>
-              <w:top w:val="single" w:sz="4" w:color="E2E8F0"/>
-              <w:left w:val="single" w:sz="4" w:color="E2E8F0"/>
-              <w:bottom w:val="single" w:sz="4" w:color="E2E8F0"/>
-              <w:right w:val="single" w:sz="4" w:color="E2E8F0"/>
-              <w:insideH w:val="single" w:sz="4" w:color="E2E8F0"/>
-              <w:insideV w:val="single" w:sz="4" w:color="E2E8F0"/>
-            </w:tcBorders>
-          </w:tcPr>
-          <w:p>
-            <w:r>
-              <w:rPr>
-                <w:color w:val="1E293B"/>
-                <w:sz w:val="18"/>
-              </w:rPr>
-              <w:t>String</w:t>
-            </w:r>
-          </w:p>
-        </w:tc>
-        <w:tc>
-          <w:tcPr>
-            <w:tcW w:type="dxa" w:w="1984"/>
-            <w:shd w:val="clear" w:color="auto" w:fill="F8FAFC"/>
-            <w:tcBorders>
-              <w:top w:val="single" w:sz="4" w:color="E2E8F0"/>
-              <w:left w:val="single" w:sz="4" w:color="E2E8F0"/>
-              <w:bottom w:val="single" w:sz="4" w:color="E2E8F0"/>
-              <w:right w:val="single" w:sz="4" w:color="E2E8F0"/>
-              <w:insideH w:val="single" w:sz="4" w:color="E2E8F0"/>
-              <w:insideV w:val="single" w:sz="4" w:color="E2E8F0"/>
-            </w:tcBorders>
-          </w:tcPr>
-          <w:p>
-            <w:r>
-              <w:rPr>
-                <w:color w:val="1E293B"/>
-                <w:sz w:val="18"/>
-              </w:rPr>
-              <w:t>''</w:t>
-            </w:r>
-          </w:p>
-        </w:tc>
-        <w:tc>
-          <w:tcPr>
-            <w:tcW w:type="dxa" w:w="4535"/>
-            <w:shd w:val="clear" w:color="auto" w:fill="F8FAFC"/>
-            <w:tcBorders>
-              <w:top w:val="single" w:sz="4" w:color="E2E8F0"/>
-              <w:left w:val="single" w:sz="4" w:color="E2E8F0"/>
-              <w:bottom w:val="single" w:sz="4" w:color="E2E8F0"/>
-              <w:right w:val="single" w:sz="4" w:color="E2E8F0"/>
-              <w:insideH w:val="single" w:sz="4" w:color="E2E8F0"/>
-              <w:insideV w:val="single" w:sz="4" w:color="E2E8F0"/>
-            </w:tcBorders>
-          </w:tcPr>
-          <w:p>
-            <w:r>
-              <w:rPr>
-                <w:color w:val="1E293B"/>
-                <w:sz w:val="18"/>
-              </w:rPr>
-              <w:t>Тень текста (CSS text-shadow)</w:t>
-            </w:r>
-          </w:p>
-        </w:tc>
-      </w:tr>
-      <w:tr>
-        <w:tc>
-          <w:tcPr>
-            <w:tcW w:type="dxa" w:w="2551"/>
-            <w:shd w:val="clear" w:color="auto" w:fill="FFFFFF"/>
-            <w:tcBorders>
-              <w:top w:val="single" w:sz="4" w:color="E2E8F0"/>
-              <w:left w:val="single" w:sz="4" w:color="E2E8F0"/>
-              <w:bottom w:val="single" w:sz="4" w:color="E2E8F0"/>
-              <w:right w:val="single" w:sz="4" w:color="E2E8F0"/>
-              <w:insideH w:val="single" w:sz="4" w:color="E2E8F0"/>
-              <w:insideV w:val="single" w:sz="4" w:color="E2E8F0"/>
-            </w:tcBorders>
-          </w:tcPr>
-          <w:p>
-            <w:r>
-              <w:rPr>
-                <w:b/>
-                <w:color w:val="2D3A8C"/>
-                <w:sz w:val="18"/>
-              </w:rPr>
-              <w:t>textDecoration</w:t>
-            </w:r>
-          </w:p>
-        </w:tc>
-        <w:tc>
-          <w:tcPr>
-            <w:tcW w:type="dxa" w:w="1417"/>
-            <w:shd w:val="clear" w:color="auto" w:fill="FFFFFF"/>
-            <w:tcBorders>
-              <w:top w:val="single" w:sz="4" w:color="E2E8F0"/>
-              <w:left w:val="single" w:sz="4" w:color="E2E8F0"/>
-              <w:bottom w:val="single" w:sz="4" w:color="E2E8F0"/>
-              <w:right w:val="single" w:sz="4" w:color="E2E8F0"/>
-              <w:insideH w:val="single" w:sz="4" w:color="E2E8F0"/>
-              <w:insideV w:val="single" w:sz="4" w:color="E2E8F0"/>
-            </w:tcBorders>
-          </w:tcPr>
-          <w:p>
-            <w:r>
-              <w:rPr>
-                <w:color w:val="1E293B"/>
-                <w:sz w:val="18"/>
-              </w:rPr>
-              <w:t>String</w:t>
-            </w:r>
-          </w:p>
-        </w:tc>
-        <w:tc>
-          <w:tcPr>
-            <w:tcW w:type="dxa" w:w="1984"/>
-            <w:shd w:val="clear" w:color="auto" w:fill="FFFFFF"/>
-            <w:tcBorders>
-              <w:top w:val="single" w:sz="4" w:color="E2E8F0"/>
-              <w:left w:val="single" w:sz="4" w:color="E2E8F0"/>
-              <w:bottom w:val="single" w:sz="4" w:color="E2E8F0"/>
-              <w:right w:val="single" w:sz="4" w:color="E2E8F0"/>
-              <w:insideH w:val="single" w:sz="4" w:color="E2E8F0"/>
-              <w:insideV w:val="single" w:sz="4" w:color="E2E8F0"/>
-            </w:tcBorders>
-          </w:tcPr>
-          <w:p>
-            <w:r>
-              <w:rPr>
-                <w:color w:val="1E293B"/>
-                <w:sz w:val="18"/>
-              </w:rPr>
-              <w:t>''</w:t>
-            </w:r>
-          </w:p>
-        </w:tc>
-        <w:tc>
-          <w:tcPr>
-            <w:tcW w:type="dxa" w:w="4535"/>
-            <w:shd w:val="clear" w:color="auto" w:fill="FFFFFF"/>
-            <w:tcBorders>
-              <w:top w:val="single" w:sz="4" w:color="E2E8F0"/>
-              <w:left w:val="single" w:sz="4" w:color="E2E8F0"/>
-              <w:bottom w:val="single" w:sz="4" w:color="E2E8F0"/>
-              <w:right w:val="single" w:sz="4" w:color="E2E8F0"/>
-              <w:insideH w:val="single" w:sz="4" w:color="E2E8F0"/>
-              <w:insideV w:val="single" w:sz="4" w:color="E2E8F0"/>
-            </w:tcBorders>
-          </w:tcPr>
-          <w:p>
-            <w:r>
-              <w:rPr>
-                <w:color w:val="1E293B"/>
-                <w:sz w:val="18"/>
-              </w:rPr>
-              <w:t>Подчёркивание / зачёркивание</w:t>
-            </w:r>
-          </w:p>
-        </w:tc>
-      </w:tr>
-      <w:tr>
-        <w:tc>
-          <w:tcPr>
-            <w:tcW w:type="dxa" w:w="2551"/>
-            <w:shd w:val="clear" w:color="auto" w:fill="F8FAFC"/>
-            <w:tcBorders>
-              <w:top w:val="single" w:sz="4" w:color="E2E8F0"/>
-              <w:left w:val="single" w:sz="4" w:color="E2E8F0"/>
-              <w:bottom w:val="single" w:sz="4" w:color="E2E8F0"/>
-              <w:right w:val="single" w:sz="4" w:color="E2E8F0"/>
-              <w:insideH w:val="single" w:sz="4" w:color="E2E8F0"/>
-              <w:insideV w:val="single" w:sz="4" w:color="E2E8F0"/>
-            </w:tcBorders>
-          </w:tcPr>
-          <w:p>
-            <w:r>
-              <w:rPr>
-                <w:b/>
-                <w:color w:val="2D3A8C"/>
-                <w:sz w:val="18"/>
-              </w:rPr>
-              <w:t>truncate</w:t>
-            </w:r>
-          </w:p>
-        </w:tc>
-        <w:tc>
-          <w:tcPr>
-            <w:tcW w:type="dxa" w:w="1417"/>
-            <w:shd w:val="clear" w:color="auto" w:fill="F8FAFC"/>
-            <w:tcBorders>
-              <w:top w:val="single" w:sz="4" w:color="E2E8F0"/>
-              <w:left w:val="single" w:sz="4" w:color="E2E8F0"/>
-              <w:bottom w:val="single" w:sz="4" w:color="E2E8F0"/>
-              <w:right w:val="single" w:sz="4" w:color="E2E8F0"/>
-              <w:insideH w:val="single" w:sz="4" w:color="E2E8F0"/>
-              <w:insideV w:val="single" w:sz="4" w:color="E2E8F0"/>
-            </w:tcBorders>
-          </w:tcPr>
-          <w:p>
-            <w:r>
-              <w:rPr>
-                <w:color w:val="1E293B"/>
-                <w:sz w:val="18"/>
-              </w:rPr>
-              <w:t>Boolean/Number</w:t>
-            </w:r>
-          </w:p>
-        </w:tc>
-        <w:tc>
-          <w:tcPr>
-            <w:tcW w:type="dxa" w:w="1984"/>
-            <w:shd w:val="clear" w:color="auto" w:fill="F8FAFC"/>
-            <w:tcBorders>
-              <w:top w:val="single" w:sz="4" w:color="E2E8F0"/>
-              <w:left w:val="single" w:sz="4" w:color="E2E8F0"/>
-              <w:bottom w:val="single" w:sz="4" w:color="E2E8F0"/>
-              <w:right w:val="single" w:sz="4" w:color="E2E8F0"/>
-              <w:insideH w:val="single" w:sz="4" w:color="E2E8F0"/>
-              <w:insideV w:val="single" w:sz="4" w:color="E2E8F0"/>
-            </w:tcBorders>
-          </w:tcPr>
-          <w:p>
-            <w:r>
-              <w:rPr>
-                <w:color w:val="1E293B"/>
-                <w:sz w:val="18"/>
-              </w:rPr>
-              <w:t>false</w:t>
-            </w:r>
-          </w:p>
-        </w:tc>
-        <w:tc>
-          <w:tcPr>
-            <w:tcW w:type="dxa" w:w="4535"/>
-            <w:shd w:val="clear" w:color="auto" w:fill="F8FAFC"/>
-            <w:tcBorders>
-              <w:top w:val="single" w:sz="4" w:color="E2E8F0"/>
-              <w:left w:val="single" w:sz="4" w:color="E2E8F0"/>
-              <w:bottom w:val="single" w:sz="4" w:color="E2E8F0"/>
-              <w:right w:val="single" w:sz="4" w:color="E2E8F0"/>
-              <w:insideH w:val="single" w:sz="4" w:color="E2E8F0"/>
-              <w:insideV w:val="single" w:sz="4" w:color="E2E8F0"/>
-            </w:tcBorders>
-          </w:tcPr>
-          <w:p>
-            <w:r>
-              <w:rPr>
-                <w:color w:val="1E293B"/>
-                <w:sz w:val="18"/>
-              </w:rPr>
-              <w:t>true = одна строка + «…», N = N строк с «…»</w:t>
-            </w:r>
-          </w:p>
-        </w:tc>
-      </w:tr>
-      <w:tr>
-        <w:tc>
-          <w:tcPr>
-            <w:tcW w:type="dxa" w:w="2551"/>
-            <w:shd w:val="clear" w:color="auto" w:fill="FFFFFF"/>
-            <w:tcBorders>
-              <w:top w:val="single" w:sz="4" w:color="E2E8F0"/>
-              <w:left w:val="single" w:sz="4" w:color="E2E8F0"/>
-              <w:bottom w:val="single" w:sz="4" w:color="E2E8F0"/>
-              <w:right w:val="single" w:sz="4" w:color="E2E8F0"/>
-              <w:insideH w:val="single" w:sz="4" w:color="E2E8F0"/>
-              <w:insideV w:val="single" w:sz="4" w:color="E2E8F0"/>
-            </w:tcBorders>
-          </w:tcPr>
-          <w:p>
-            <w:r>
-              <w:rPr>
-                <w:b/>
-                <w:color w:val="2D3A8C"/>
-                <w:sz w:val="18"/>
-              </w:rPr>
-              <w:t>size</w:t>
-            </w:r>
-          </w:p>
-        </w:tc>
-        <w:tc>
-          <w:tcPr>
-            <w:tcW w:type="dxa" w:w="1417"/>
-            <w:shd w:val="clear" w:color="auto" w:fill="FFFFFF"/>
-            <w:tcBorders>
-              <w:top w:val="single" w:sz="4" w:color="E2E8F0"/>
-              <w:left w:val="single" w:sz="4" w:color="E2E8F0"/>
-              <w:bottom w:val="single" w:sz="4" w:color="E2E8F0"/>
-              <w:right w:val="single" w:sz="4" w:color="E2E8F0"/>
-              <w:insideH w:val="single" w:sz="4" w:color="E2E8F0"/>
-              <w:insideV w:val="single" w:sz="4" w:color="E2E8F0"/>
-            </w:tcBorders>
-          </w:tcPr>
-          <w:p>
-            <w:r>
-              <w:rPr>
-                <w:color w:val="1E293B"/>
-                <w:sz w:val="18"/>
-              </w:rPr>
-              <w:t>String</w:t>
-            </w:r>
-          </w:p>
-        </w:tc>
-        <w:tc>
-          <w:tcPr>
-            <w:tcW w:type="dxa" w:w="1984"/>
-            <w:shd w:val="clear" w:color="auto" w:fill="FFFFFF"/>
-            <w:tcBorders>
-              <w:top w:val="single" w:sz="4" w:color="E2E8F0"/>
-              <w:left w:val="single" w:sz="4" w:color="E2E8F0"/>
-              <w:bottom w:val="single" w:sz="4" w:color="E2E8F0"/>
-              <w:right w:val="single" w:sz="4" w:color="E2E8F0"/>
-              <w:insideH w:val="single" w:sz="4" w:color="E2E8F0"/>
-              <w:insideV w:val="single" w:sz="4" w:color="E2E8F0"/>
-            </w:tcBorders>
-          </w:tcPr>
-          <w:p>
-            <w:r>
-              <w:rPr>
-                <w:color w:val="1E293B"/>
-                <w:sz w:val="18"/>
-              </w:rPr>
-              <w:t>medium</w:t>
-            </w:r>
-          </w:p>
-        </w:tc>
-        <w:tc>
-          <w:tcPr>
-            <w:tcW w:type="dxa" w:w="4535"/>
-            <w:shd w:val="clear" w:color="auto" w:fill="FFFFFF"/>
-            <w:tcBorders>
-              <w:top w:val="single" w:sz="4" w:color="E2E8F0"/>
-              <w:left w:val="single" w:sz="4" w:color="E2E8F0"/>
-              <w:bottom w:val="single" w:sz="4" w:color="E2E8F0"/>
-              <w:right w:val="single" w:sz="4" w:color="E2E8F0"/>
-              <w:insideH w:val="single" w:sz="4" w:color="E2E8F0"/>
-              <w:insideV w:val="single" w:sz="4" w:color="E2E8F0"/>
-            </w:tcBorders>
-          </w:tcPr>
-          <w:p>
-            <w:r>
-              <w:rPr>
-                <w:color w:val="1E293B"/>
-                <w:sz w:val="18"/>
-              </w:rPr>
-              <w:t>Размер из дизайн-системы: xs / sm / medium / lg / xl</w:t>
-            </w:r>
-          </w:p>
-        </w:tc>
-      </w:tr>
-      <w:tr>
-        <w:tc>
-          <w:tcPr>
-            <w:tcW w:type="dxa" w:w="2551"/>
-            <w:shd w:val="clear" w:color="auto" w:fill="F8FAFC"/>
-            <w:tcBorders>
-              <w:top w:val="single" w:sz="4" w:color="E2E8F0"/>
-              <w:left w:val="single" w:sz="4" w:color="E2E8F0"/>
-              <w:bottom w:val="single" w:sz="4" w:color="E2E8F0"/>
-              <w:right w:val="single" w:sz="4" w:color="E2E8F0"/>
-              <w:insideH w:val="single" w:sz="4" w:color="E2E8F0"/>
-              <w:insideV w:val="single" w:sz="4" w:color="E2E8F0"/>
-            </w:tcBorders>
-          </w:tcPr>
-          <w:p>
-            <w:r>
-              <w:rPr>
-                <w:b/>
-                <w:color w:val="2D3A8C"/>
-                <w:sz w:val="18"/>
-              </w:rPr>
-              <w:t>weight</w:t>
-            </w:r>
-          </w:p>
-        </w:tc>
-        <w:tc>
-          <w:tcPr>
-            <w:tcW w:type="dxa" w:w="1417"/>
-            <w:shd w:val="clear" w:color="auto" w:fill="F8FAFC"/>
-            <w:tcBorders>
-              <w:top w:val="single" w:sz="4" w:color="E2E8F0"/>
-              <w:left w:val="single" w:sz="4" w:color="E2E8F0"/>
-              <w:bottom w:val="single" w:sz="4" w:color="E2E8F0"/>
-              <w:right w:val="single" w:sz="4" w:color="E2E8F0"/>
-              <w:insideH w:val="single" w:sz="4" w:color="E2E8F0"/>
-              <w:insideV w:val="single" w:sz="4" w:color="E2E8F0"/>
-            </w:tcBorders>
-          </w:tcPr>
-          <w:p>
-            <w:r>
-              <w:rPr>
-                <w:color w:val="1E293B"/>
-                <w:sz w:val="18"/>
-              </w:rPr>
-              <w:t>String</w:t>
-            </w:r>
-          </w:p>
-        </w:tc>
-        <w:tc>
-          <w:tcPr>
-            <w:tcW w:type="dxa" w:w="1984"/>
-            <w:shd w:val="clear" w:color="auto" w:fill="F8FAFC"/>
-            <w:tcBorders>
-              <w:top w:val="single" w:sz="4" w:color="E2E8F0"/>
-              <w:left w:val="single" w:sz="4" w:color="E2E8F0"/>
-              <w:bottom w:val="single" w:sz="4" w:color="E2E8F0"/>
-              <w:right w:val="single" w:sz="4" w:color="E2E8F0"/>
-              <w:insideH w:val="single" w:sz="4" w:color="E2E8F0"/>
-              <w:insideV w:val="single" w:sz="4" w:color="E2E8F0"/>
-            </w:tcBorders>
-          </w:tcPr>
-          <w:p>
-            <w:r>
-              <w:rPr>
-                <w:color w:val="1E293B"/>
-                <w:sz w:val="18"/>
-              </w:rPr>
-              <w:t>normal</w:t>
-            </w:r>
-          </w:p>
-        </w:tc>
-        <w:tc>
-          <w:tcPr>
-            <w:tcW w:type="dxa" w:w="4535"/>
-            <w:shd w:val="clear" w:color="auto" w:fill="F8FAFC"/>
-            <w:tcBorders>
-              <w:top w:val="single" w:sz="4" w:color="E2E8F0"/>
-              <w:left w:val="single" w:sz="4" w:color="E2E8F0"/>
-              <w:bottom w:val="single" w:sz="4" w:color="E2E8F0"/>
-              <w:right w:val="single" w:sz="4" w:color="E2E8F0"/>
-              <w:insideH w:val="single" w:sz="4" w:color="E2E8F0"/>
-              <w:insideV w:val="single" w:sz="4" w:color="E2E8F0"/>
-            </w:tcBorders>
-          </w:tcPr>
-          <w:p>
-            <w:r>
-              <w:rPr>
-                <w:color w:val="1E293B"/>
-                <w:sz w:val="18"/>
-              </w:rPr>
-              <w:t>Вес из дизайн-системы: light / normal / medium / semibold / bold</w:t>
-            </w:r>
-          </w:p>
-        </w:tc>
-      </w:tr>
-    </w:tbl>
-    <w:p/>
-    <w:p>
-      <w:r>
-        <w:rPr>
-          <w:b/>
-          <w:color w:val="1E293B"/>
-          <w:sz w:val="22"/>
-        </w:rPr>
-        <w:t>Цвета и фон</w:t>
-      </w:r>
-    </w:p>
-    <w:tbl>
-      <w:tblPr>
-        <w:tblW w:type="auto" w:w="0"/>
-        <w:jc w:val="left"/>
-        <w:tblLook w:firstColumn="1" w:firstRow="1" w:lastColumn="0" w:lastRow="0" w:noHBand="0" w:noVBand="1" w:val="04A0"/>
-      </w:tblPr>
-      <w:tblGrid>
-        <w:gridCol w:w="2351"/>
-        <w:gridCol w:w="2351"/>
-        <w:gridCol w:w="2351"/>
-        <w:gridCol w:w="2351"/>
-      </w:tblGrid>
-      <w:tr>
-        <w:tc>
-          <w:tcPr>
-            <w:tcW w:type="dxa" w:w="2551"/>
-            <w:shd w:val="clear" w:color="auto" w:fill="4F6AFF"/>
-            <w:tcBorders>
-              <w:top w:val="single" w:sz="4" w:color="3A56F0"/>
-              <w:left w:val="single" w:sz="4" w:color="3A56F0"/>
-              <w:bottom w:val="single" w:sz="4" w:color="3A56F0"/>
-              <w:right w:val="single" w:sz="4" w:color="3A56F0"/>
-              <w:insideH w:val="single" w:sz="4" w:color="3A56F0"/>
-              <w:insideV w:val="single" w:sz="4" w:color="3A56F0"/>
-            </w:tcBorders>
-          </w:tcPr>
-          <w:p>
-            <w:pPr>
-              <w:jc w:val="left"/>
-            </w:pPr>
-            <w:r>
-              <w:rPr>
-                <w:b/>
-                <w:color w:val="FFFFFF"/>
-                <w:sz w:val="18"/>
-              </w:rPr>
-              <w:t>Параметр</w:t>
-            </w:r>
-          </w:p>
-        </w:tc>
-        <w:tc>
-          <w:tcPr>
-            <w:tcW w:type="dxa" w:w="1417"/>
-            <w:shd w:val="clear" w:color="auto" w:fill="4F6AFF"/>
-            <w:tcBorders>
-              <w:top w:val="single" w:sz="4" w:color="3A56F0"/>
-              <w:left w:val="single" w:sz="4" w:color="3A56F0"/>
-              <w:bottom w:val="single" w:sz="4" w:color="3A56F0"/>
-              <w:right w:val="single" w:sz="4" w:color="3A56F0"/>
-              <w:insideH w:val="single" w:sz="4" w:color="3A56F0"/>
-              <w:insideV w:val="single" w:sz="4" w:color="3A56F0"/>
-            </w:tcBorders>
-          </w:tcPr>
-          <w:p>
-            <w:pPr>
-              <w:jc w:val="left"/>
-            </w:pPr>
-            <w:r>
-              <w:rPr>
-                <w:b/>
-                <w:color w:val="FFFFFF"/>
-                <w:sz w:val="18"/>
-              </w:rPr>
-              <w:t>Тип</w:t>
-            </w:r>
-          </w:p>
-        </w:tc>
-        <w:tc>
-          <w:tcPr>
-            <w:tcW w:type="dxa" w:w="1984"/>
-            <w:shd w:val="clear" w:color="auto" w:fill="4F6AFF"/>
-            <w:tcBorders>
-              <w:top w:val="single" w:sz="4" w:color="3A56F0"/>
-              <w:left w:val="single" w:sz="4" w:color="3A56F0"/>
-              <w:bottom w:val="single" w:sz="4" w:color="3A56F0"/>
-              <w:right w:val="single" w:sz="4" w:color="3A56F0"/>
-              <w:insideH w:val="single" w:sz="4" w:color="3A56F0"/>
-              <w:insideV w:val="single" w:sz="4" w:color="3A56F0"/>
-            </w:tcBorders>
-          </w:tcPr>
-          <w:p>
-            <w:pPr>
-              <w:jc w:val="left"/>
-            </w:pPr>
-            <w:r>
-              <w:rPr>
-                <w:b/>
-                <w:color w:val="FFFFFF"/>
-                <w:sz w:val="18"/>
-              </w:rPr>
-              <w:t>Умолчание</w:t>
-            </w:r>
-          </w:p>
-        </w:tc>
-        <w:tc>
-          <w:tcPr>
-            <w:tcW w:type="dxa" w:w="4535"/>
-            <w:shd w:val="clear" w:color="auto" w:fill="4F6AFF"/>
-            <w:tcBorders>
-              <w:top w:val="single" w:sz="4" w:color="3A56F0"/>
-              <w:left w:val="single" w:sz="4" w:color="3A56F0"/>
-              <w:bottom w:val="single" w:sz="4" w:color="3A56F0"/>
-              <w:right w:val="single" w:sz="4" w:color="3A56F0"/>
-              <w:insideH w:val="single" w:sz="4" w:color="3A56F0"/>
-              <w:insideV w:val="single" w:sz="4" w:color="3A56F0"/>
-            </w:tcBorders>
-          </w:tcPr>
-          <w:p>
-            <w:pPr>
-              <w:jc w:val="left"/>
-            </w:pPr>
-            <w:r>
-              <w:rPr>
-                <w:b/>
-                <w:color w:val="FFFFFF"/>
-                <w:sz w:val="18"/>
-              </w:rPr>
-              <w:t>Описание</w:t>
-            </w:r>
-          </w:p>
-        </w:tc>
-      </w:tr>
-      <w:tr>
-        <w:tc>
-          <w:tcPr>
-            <w:tcW w:type="dxa" w:w="2551"/>
-            <w:shd w:val="clear" w:color="auto" w:fill="FFFFFF"/>
-            <w:tcBorders>
-              <w:top w:val="single" w:sz="4" w:color="E2E8F0"/>
-              <w:left w:val="single" w:sz="4" w:color="E2E8F0"/>
-              <w:bottom w:val="single" w:sz="4" w:color="E2E8F0"/>
-              <w:right w:val="single" w:sz="4" w:color="E2E8F0"/>
-              <w:insideH w:val="single" w:sz="4" w:color="E2E8F0"/>
-              <w:insideV w:val="single" w:sz="4" w:color="E2E8F0"/>
-            </w:tcBorders>
-          </w:tcPr>
-          <w:p>
-            <w:r>
-              <w:rPr>
-                <w:b/>
-                <w:color w:val="2D3A8C"/>
-                <w:sz w:val="18"/>
-              </w:rPr>
-              <w:t>color</w:t>
-            </w:r>
-          </w:p>
-        </w:tc>
-        <w:tc>
-          <w:tcPr>
-            <w:tcW w:type="dxa" w:w="1417"/>
-            <w:shd w:val="clear" w:color="auto" w:fill="FFFFFF"/>
-            <w:tcBorders>
-              <w:top w:val="single" w:sz="4" w:color="E2E8F0"/>
-              <w:left w:val="single" w:sz="4" w:color="E2E8F0"/>
-              <w:bottom w:val="single" w:sz="4" w:color="E2E8F0"/>
-              <w:right w:val="single" w:sz="4" w:color="E2E8F0"/>
-              <w:insideH w:val="single" w:sz="4" w:color="E2E8F0"/>
-              <w:insideV w:val="single" w:sz="4" w:color="E2E8F0"/>
-            </w:tcBorders>
-          </w:tcPr>
-          <w:p>
-            <w:r>
-              <w:rPr>
-                <w:color w:val="1E293B"/>
-                <w:sz w:val="18"/>
-              </w:rPr>
-              <w:t>String</w:t>
-            </w:r>
-          </w:p>
-        </w:tc>
-        <w:tc>
-          <w:tcPr>
-            <w:tcW w:type="dxa" w:w="1984"/>
-            <w:shd w:val="clear" w:color="auto" w:fill="FFFFFF"/>
-            <w:tcBorders>
-              <w:top w:val="single" w:sz="4" w:color="E2E8F0"/>
-              <w:left w:val="single" w:sz="4" w:color="E2E8F0"/>
-              <w:bottom w:val="single" w:sz="4" w:color="E2E8F0"/>
-              <w:right w:val="single" w:sz="4" w:color="E2E8F0"/>
-              <w:insideH w:val="single" w:sz="4" w:color="E2E8F0"/>
-              <w:insideV w:val="single" w:sz="4" w:color="E2E8F0"/>
-            </w:tcBorders>
-          </w:tcPr>
-          <w:p>
-            <w:r>
-              <w:rPr>
-                <w:color w:val="1E293B"/>
-                <w:sz w:val="18"/>
-              </w:rPr>
-              <w:t>''</w:t>
-            </w:r>
-          </w:p>
-        </w:tc>
-        <w:tc>
-          <w:tcPr>
-            <w:tcW w:type="dxa" w:w="4535"/>
-            <w:shd w:val="clear" w:color="auto" w:fill="FFFFFF"/>
-            <w:tcBorders>
-              <w:top w:val="single" w:sz="4" w:color="E2E8F0"/>
-              <w:left w:val="single" w:sz="4" w:color="E2E8F0"/>
-              <w:bottom w:val="single" w:sz="4" w:color="E2E8F0"/>
-              <w:right w:val="single" w:sz="4" w:color="E2E8F0"/>
-              <w:insideH w:val="single" w:sz="4" w:color="E2E8F0"/>
-              <w:insideV w:val="single" w:sz="4" w:color="E2E8F0"/>
-            </w:tcBorders>
-          </w:tcPr>
-          <w:p>
-            <w:r>
-              <w:rPr>
-                <w:color w:val="1E293B"/>
-                <w:sz w:val="18"/>
-              </w:rPr>
-              <w:t>Цвет текста (CSS)</w:t>
-            </w:r>
-          </w:p>
-        </w:tc>
-      </w:tr>
-      <w:tr>
-        <w:tc>
-          <w:tcPr>
-            <w:tcW w:type="dxa" w:w="2551"/>
-            <w:shd w:val="clear" w:color="auto" w:fill="F8FAFC"/>
-            <w:tcBorders>
-              <w:top w:val="single" w:sz="4" w:color="E2E8F0"/>
-              <w:left w:val="single" w:sz="4" w:color="E2E8F0"/>
-              <w:bottom w:val="single" w:sz="4" w:color="E2E8F0"/>
-              <w:right w:val="single" w:sz="4" w:color="E2E8F0"/>
-              <w:insideH w:val="single" w:sz="4" w:color="E2E8F0"/>
-              <w:insideV w:val="single" w:sz="4" w:color="E2E8F0"/>
-            </w:tcBorders>
-          </w:tcPr>
-          <w:p>
-            <w:r>
-              <w:rPr>
-                <w:b/>
-                <w:color w:val="2D3A8C"/>
-                <w:sz w:val="18"/>
-              </w:rPr>
-              <w:t>backgroundColor</w:t>
-            </w:r>
-          </w:p>
-        </w:tc>
-        <w:tc>
-          <w:tcPr>
-            <w:tcW w:type="dxa" w:w="1417"/>
-            <w:shd w:val="clear" w:color="auto" w:fill="F8FAFC"/>
-            <w:tcBorders>
-              <w:top w:val="single" w:sz="4" w:color="E2E8F0"/>
-              <w:left w:val="single" w:sz="4" w:color="E2E8F0"/>
-              <w:bottom w:val="single" w:sz="4" w:color="E2E8F0"/>
-              <w:right w:val="single" w:sz="4" w:color="E2E8F0"/>
-              <w:insideH w:val="single" w:sz="4" w:color="E2E8F0"/>
-              <w:insideV w:val="single" w:sz="4" w:color="E2E8F0"/>
-            </w:tcBorders>
-          </w:tcPr>
-          <w:p>
-            <w:r>
-              <w:rPr>
-                <w:color w:val="1E293B"/>
-                <w:sz w:val="18"/>
-              </w:rPr>
-              <w:t>String</w:t>
-            </w:r>
-          </w:p>
-        </w:tc>
-        <w:tc>
-          <w:tcPr>
-            <w:tcW w:type="dxa" w:w="1984"/>
-            <w:shd w:val="clear" w:color="auto" w:fill="F8FAFC"/>
-            <w:tcBorders>
-              <w:top w:val="single" w:sz="4" w:color="E2E8F0"/>
-              <w:left w:val="single" w:sz="4" w:color="E2E8F0"/>
-              <w:bottom w:val="single" w:sz="4" w:color="E2E8F0"/>
-              <w:right w:val="single" w:sz="4" w:color="E2E8F0"/>
-              <w:insideH w:val="single" w:sz="4" w:color="E2E8F0"/>
-              <w:insideV w:val="single" w:sz="4" w:color="E2E8F0"/>
-            </w:tcBorders>
-          </w:tcPr>
-          <w:p>
-            <w:r>
-              <w:rPr>
-                <w:color w:val="1E293B"/>
-                <w:sz w:val="18"/>
-              </w:rPr>
-              <w:t>''</w:t>
-            </w:r>
-          </w:p>
-        </w:tc>
-        <w:tc>
-          <w:tcPr>
-            <w:tcW w:type="dxa" w:w="4535"/>
-            <w:shd w:val="clear" w:color="auto" w:fill="F8FAFC"/>
-            <w:tcBorders>
-              <w:top w:val="single" w:sz="4" w:color="E2E8F0"/>
-              <w:left w:val="single" w:sz="4" w:color="E2E8F0"/>
-              <w:bottom w:val="single" w:sz="4" w:color="E2E8F0"/>
-              <w:right w:val="single" w:sz="4" w:color="E2E8F0"/>
-              <w:insideH w:val="single" w:sz="4" w:color="E2E8F0"/>
-              <w:insideV w:val="single" w:sz="4" w:color="E2E8F0"/>
-            </w:tcBorders>
-          </w:tcPr>
-          <w:p>
-            <w:r>
-              <w:rPr>
-                <w:color w:val="1E293B"/>
-                <w:sz w:val="18"/>
-              </w:rPr>
-              <w:t>Фоновый цвет блока</w:t>
-            </w:r>
-          </w:p>
-        </w:tc>
-      </w:tr>
-      <w:tr>
-        <w:tc>
-          <w:tcPr>
-            <w:tcW w:type="dxa" w:w="2551"/>
-            <w:shd w:val="clear" w:color="auto" w:fill="FFFFFF"/>
-            <w:tcBorders>
-              <w:top w:val="single" w:sz="4" w:color="E2E8F0"/>
-              <w:left w:val="single" w:sz="4" w:color="E2E8F0"/>
-              <w:bottom w:val="single" w:sz="4" w:color="E2E8F0"/>
-              <w:right w:val="single" w:sz="4" w:color="E2E8F0"/>
-              <w:insideH w:val="single" w:sz="4" w:color="E2E8F0"/>
-              <w:insideV w:val="single" w:sz="4" w:color="E2E8F0"/>
-            </w:tcBorders>
-          </w:tcPr>
-          <w:p>
-            <w:r>
-              <w:rPr>
-                <w:b/>
-                <w:color w:val="2D3A8C"/>
-                <w:sz w:val="18"/>
-              </w:rPr>
-              <w:t>linkColor</w:t>
-            </w:r>
-          </w:p>
-        </w:tc>
-        <w:tc>
-          <w:tcPr>
-            <w:tcW w:type="dxa" w:w="1417"/>
-            <w:shd w:val="clear" w:color="auto" w:fill="FFFFFF"/>
-            <w:tcBorders>
-              <w:top w:val="single" w:sz="4" w:color="E2E8F0"/>
-              <w:left w:val="single" w:sz="4" w:color="E2E8F0"/>
-              <w:bottom w:val="single" w:sz="4" w:color="E2E8F0"/>
-              <w:right w:val="single" w:sz="4" w:color="E2E8F0"/>
-              <w:insideH w:val="single" w:sz="4" w:color="E2E8F0"/>
-              <w:insideV w:val="single" w:sz="4" w:color="E2E8F0"/>
-            </w:tcBorders>
-          </w:tcPr>
-          <w:p>
-            <w:r>
-              <w:rPr>
-                <w:color w:val="1E293B"/>
-                <w:sz w:val="18"/>
-              </w:rPr>
-              <w:t>String</w:t>
-            </w:r>
-          </w:p>
-        </w:tc>
-        <w:tc>
-          <w:tcPr>
-            <w:tcW w:type="dxa" w:w="1984"/>
-            <w:shd w:val="clear" w:color="auto" w:fill="FFFFFF"/>
-            <w:tcBorders>
-              <w:top w:val="single" w:sz="4" w:color="E2E8F0"/>
-              <w:left w:val="single" w:sz="4" w:color="E2E8F0"/>
-              <w:bottom w:val="single" w:sz="4" w:color="E2E8F0"/>
-              <w:right w:val="single" w:sz="4" w:color="E2E8F0"/>
-              <w:insideH w:val="single" w:sz="4" w:color="E2E8F0"/>
-              <w:insideV w:val="single" w:sz="4" w:color="E2E8F0"/>
-            </w:tcBorders>
-          </w:tcPr>
-          <w:p>
-            <w:r>
-              <w:rPr>
-                <w:color w:val="1E293B"/>
-                <w:sz w:val="18"/>
-              </w:rPr>
-              <w:t>''</w:t>
-            </w:r>
-          </w:p>
-        </w:tc>
-        <w:tc>
-          <w:tcPr>
-            <w:tcW w:type="dxa" w:w="4535"/>
-            <w:shd w:val="clear" w:color="auto" w:fill="FFFFFF"/>
-            <w:tcBorders>
-              <w:top w:val="single" w:sz="4" w:color="E2E8F0"/>
-              <w:left w:val="single" w:sz="4" w:color="E2E8F0"/>
-              <w:bottom w:val="single" w:sz="4" w:color="E2E8F0"/>
-              <w:right w:val="single" w:sz="4" w:color="E2E8F0"/>
-              <w:insideH w:val="single" w:sz="4" w:color="E2E8F0"/>
-              <w:insideV w:val="single" w:sz="4" w:color="E2E8F0"/>
-            </w:tcBorders>
-          </w:tcPr>
-          <w:p>
-            <w:r>
-              <w:rPr>
-                <w:color w:val="1E293B"/>
-                <w:sz w:val="18"/>
-              </w:rPr>
-              <w:t>Цвет ссылок</w:t>
-            </w:r>
-          </w:p>
-        </w:tc>
-      </w:tr>
-      <w:tr>
-        <w:tc>
-          <w:tcPr>
-            <w:tcW w:type="dxa" w:w="2551"/>
-            <w:shd w:val="clear" w:color="auto" w:fill="F8FAFC"/>
-            <w:tcBorders>
-              <w:top w:val="single" w:sz="4" w:color="E2E8F0"/>
-              <w:left w:val="single" w:sz="4" w:color="E2E8F0"/>
-              <w:bottom w:val="single" w:sz="4" w:color="E2E8F0"/>
-              <w:right w:val="single" w:sz="4" w:color="E2E8F0"/>
-              <w:insideH w:val="single" w:sz="4" w:color="E2E8F0"/>
-              <w:insideV w:val="single" w:sz="4" w:color="E2E8F0"/>
-            </w:tcBorders>
-          </w:tcPr>
-          <w:p>
-            <w:r>
-              <w:rPr>
-                <w:b/>
-                <w:color w:val="2D3A8C"/>
-                <w:sz w:val="18"/>
-              </w:rPr>
-              <w:t>linkHoverColor</w:t>
-            </w:r>
-          </w:p>
-        </w:tc>
-        <w:tc>
-          <w:tcPr>
-            <w:tcW w:type="dxa" w:w="1417"/>
-            <w:shd w:val="clear" w:color="auto" w:fill="F8FAFC"/>
-            <w:tcBorders>
-              <w:top w:val="single" w:sz="4" w:color="E2E8F0"/>
-              <w:left w:val="single" w:sz="4" w:color="E2E8F0"/>
-              <w:bottom w:val="single" w:sz="4" w:color="E2E8F0"/>
-              <w:right w:val="single" w:sz="4" w:color="E2E8F0"/>
-              <w:insideH w:val="single" w:sz="4" w:color="E2E8F0"/>
-              <w:insideV w:val="single" w:sz="4" w:color="E2E8F0"/>
-            </w:tcBorders>
-          </w:tcPr>
-          <w:p>
-            <w:r>
-              <w:rPr>
-                <w:color w:val="1E293B"/>
-                <w:sz w:val="18"/>
-              </w:rPr>
-              <w:t>String</w:t>
-            </w:r>
-          </w:p>
-        </w:tc>
-        <w:tc>
-          <w:tcPr>
-            <w:tcW w:type="dxa" w:w="1984"/>
-            <w:shd w:val="clear" w:color="auto" w:fill="F8FAFC"/>
-            <w:tcBorders>
-              <w:top w:val="single" w:sz="4" w:color="E2E8F0"/>
-              <w:left w:val="single" w:sz="4" w:color="E2E8F0"/>
-              <w:bottom w:val="single" w:sz="4" w:color="E2E8F0"/>
-              <w:right w:val="single" w:sz="4" w:color="E2E8F0"/>
-              <w:insideH w:val="single" w:sz="4" w:color="E2E8F0"/>
-              <w:insideV w:val="single" w:sz="4" w:color="E2E8F0"/>
-            </w:tcBorders>
-          </w:tcPr>
-          <w:p>
-            <w:r>
-              <w:rPr>
-                <w:color w:val="1E293B"/>
-                <w:sz w:val="18"/>
-              </w:rPr>
-              <w:t>''</w:t>
-            </w:r>
-          </w:p>
-        </w:tc>
-        <w:tc>
-          <w:tcPr>
-            <w:tcW w:type="dxa" w:w="4535"/>
-            <w:shd w:val="clear" w:color="auto" w:fill="F8FAFC"/>
-            <w:tcBorders>
-              <w:top w:val="single" w:sz="4" w:color="E2E8F0"/>
-              <w:left w:val="single" w:sz="4" w:color="E2E8F0"/>
-              <w:bottom w:val="single" w:sz="4" w:color="E2E8F0"/>
-              <w:right w:val="single" w:sz="4" w:color="E2E8F0"/>
-              <w:insideH w:val="single" w:sz="4" w:color="E2E8F0"/>
-              <w:insideV w:val="single" w:sz="4" w:color="E2E8F0"/>
-            </w:tcBorders>
-          </w:tcPr>
-          <w:p>
-            <w:r>
-              <w:rPr>
-                <w:color w:val="1E293B"/>
-                <w:sz w:val="18"/>
-              </w:rPr>
-              <w:t>Цвет ссылок при наведении</w:t>
-            </w:r>
-          </w:p>
-        </w:tc>
-      </w:tr>
-    </w:tbl>
-    <w:p/>
-    <w:p>
-      <w:r>
-        <w:rPr>
-          <w:b/>
-          <w:color w:val="1E293B"/>
-          <w:sz w:val="22"/>
-        </w:rPr>
-        <w:t>Отступы и рамка</w:t>
-      </w:r>
-    </w:p>
-    <w:tbl>
-      <w:tblPr>
-        <w:tblW w:type="auto" w:w="0"/>
-        <w:jc w:val="left"/>
-        <w:tblLook w:firstColumn="1" w:firstRow="1" w:lastColumn="0" w:lastRow="0" w:noHBand="0" w:noVBand="1" w:val="04A0"/>
-      </w:tblPr>
-      <w:tblGrid>
-        <w:gridCol w:w="2351"/>
-        <w:gridCol w:w="2351"/>
-        <w:gridCol w:w="2351"/>
-        <w:gridCol w:w="2351"/>
-      </w:tblGrid>
-      <w:tr>
-        <w:tc>
-          <w:tcPr>
-            <w:tcW w:type="dxa" w:w="2551"/>
-            <w:shd w:val="clear" w:color="auto" w:fill="4F6AFF"/>
-            <w:tcBorders>
-              <w:top w:val="single" w:sz="4" w:color="3A56F0"/>
-              <w:left w:val="single" w:sz="4" w:color="3A56F0"/>
-              <w:bottom w:val="single" w:sz="4" w:color="3A56F0"/>
-              <w:right w:val="single" w:sz="4" w:color="3A56F0"/>
-              <w:insideH w:val="single" w:sz="4" w:color="3A56F0"/>
-              <w:insideV w:val="single" w:sz="4" w:color="3A56F0"/>
-            </w:tcBorders>
-          </w:tcPr>
-          <w:p>
-            <w:pPr>
-              <w:jc w:val="left"/>
-            </w:pPr>
-            <w:r>
-              <w:rPr>
-                <w:b/>
-                <w:color w:val="FFFFFF"/>
-                <w:sz w:val="18"/>
-              </w:rPr>
-              <w:t>Параметр</w:t>
-            </w:r>
-          </w:p>
-        </w:tc>
-        <w:tc>
-          <w:tcPr>
-            <w:tcW w:type="dxa" w:w="1417"/>
-            <w:shd w:val="clear" w:color="auto" w:fill="4F6AFF"/>
-            <w:tcBorders>
-              <w:top w:val="single" w:sz="4" w:color="3A56F0"/>
-              <w:left w:val="single" w:sz="4" w:color="3A56F0"/>
-              <w:bottom w:val="single" w:sz="4" w:color="3A56F0"/>
-              <w:right w:val="single" w:sz="4" w:color="3A56F0"/>
-              <w:insideH w:val="single" w:sz="4" w:color="3A56F0"/>
-              <w:insideV w:val="single" w:sz="4" w:color="3A56F0"/>
-            </w:tcBorders>
-          </w:tcPr>
-          <w:p>
-            <w:pPr>
-              <w:jc w:val="left"/>
-            </w:pPr>
-            <w:r>
-              <w:rPr>
-                <w:b/>
-                <w:color w:val="FFFFFF"/>
-                <w:sz w:val="18"/>
-              </w:rPr>
-              <w:t>Тип</w:t>
-            </w:r>
-          </w:p>
-        </w:tc>
-        <w:tc>
-          <w:tcPr>
-            <w:tcW w:type="dxa" w:w="1984"/>
-            <w:shd w:val="clear" w:color="auto" w:fill="4F6AFF"/>
-            <w:tcBorders>
-              <w:top w:val="single" w:sz="4" w:color="3A56F0"/>
-              <w:left w:val="single" w:sz="4" w:color="3A56F0"/>
-              <w:bottom w:val="single" w:sz="4" w:color="3A56F0"/>
-              <w:right w:val="single" w:sz="4" w:color="3A56F0"/>
-              <w:insideH w:val="single" w:sz="4" w:color="3A56F0"/>
-              <w:insideV w:val="single" w:sz="4" w:color="3A56F0"/>
-            </w:tcBorders>
-          </w:tcPr>
-          <w:p>
-            <w:pPr>
-              <w:jc w:val="left"/>
-            </w:pPr>
-            <w:r>
-              <w:rPr>
-                <w:b/>
-                <w:color w:val="FFFFFF"/>
-                <w:sz w:val="18"/>
-              </w:rPr>
-              <w:t>Умолчание</w:t>
-            </w:r>
-          </w:p>
-        </w:tc>
-        <w:tc>
-          <w:tcPr>
-            <w:tcW w:type="dxa" w:w="4535"/>
-            <w:shd w:val="clear" w:color="auto" w:fill="4F6AFF"/>
-            <w:tcBorders>
-              <w:top w:val="single" w:sz="4" w:color="3A56F0"/>
-              <w:left w:val="single" w:sz="4" w:color="3A56F0"/>
-              <w:bottom w:val="single" w:sz="4" w:color="3A56F0"/>
-              <w:right w:val="single" w:sz="4" w:color="3A56F0"/>
-              <w:insideH w:val="single" w:sz="4" w:color="3A56F0"/>
-              <w:insideV w:val="single" w:sz="4" w:color="3A56F0"/>
-            </w:tcBorders>
-          </w:tcPr>
-          <w:p>
-            <w:pPr>
-              <w:jc w:val="left"/>
-            </w:pPr>
-            <w:r>
-              <w:rPr>
-                <w:b/>
-                <w:color w:val="FFFFFF"/>
-                <w:sz w:val="18"/>
-              </w:rPr>
-              <w:t>Описание</w:t>
-            </w:r>
-          </w:p>
-        </w:tc>
-      </w:tr>
-      <w:tr>
-        <w:tc>
-          <w:tcPr>
-            <w:tcW w:type="dxa" w:w="2551"/>
-            <w:shd w:val="clear" w:color="auto" w:fill="FFFFFF"/>
-            <w:tcBorders>
-              <w:top w:val="single" w:sz="4" w:color="E2E8F0"/>
-              <w:left w:val="single" w:sz="4" w:color="E2E8F0"/>
-              <w:bottom w:val="single" w:sz="4" w:color="E2E8F0"/>
-              <w:right w:val="single" w:sz="4" w:color="E2E8F0"/>
-              <w:insideH w:val="single" w:sz="4" w:color="E2E8F0"/>
-              <w:insideV w:val="single" w:sz="4" w:color="E2E8F0"/>
-            </w:tcBorders>
-          </w:tcPr>
-          <w:p>
-            <w:r>
-              <w:rPr>
-                <w:b/>
-                <w:color w:val="2D3A8C"/>
-                <w:sz w:val="18"/>
-              </w:rPr>
-              <w:t>padding</w:t>
-            </w:r>
-          </w:p>
-        </w:tc>
-        <w:tc>
-          <w:tcPr>
-            <w:tcW w:type="dxa" w:w="1417"/>
-            <w:shd w:val="clear" w:color="auto" w:fill="FFFFFF"/>
-            <w:tcBorders>
-              <w:top w:val="single" w:sz="4" w:color="E2E8F0"/>
-              <w:left w:val="single" w:sz="4" w:color="E2E8F0"/>
-              <w:bottom w:val="single" w:sz="4" w:color="E2E8F0"/>
-              <w:right w:val="single" w:sz="4" w:color="E2E8F0"/>
-              <w:insideH w:val="single" w:sz="4" w:color="E2E8F0"/>
-              <w:insideV w:val="single" w:sz="4" w:color="E2E8F0"/>
-            </w:tcBorders>
-          </w:tcPr>
-          <w:p>
-            <w:r>
-              <w:rPr>
-                <w:color w:val="1E293B"/>
-                <w:sz w:val="18"/>
-              </w:rPr>
-              <w:t>String</w:t>
-            </w:r>
-          </w:p>
-        </w:tc>
-        <w:tc>
-          <w:tcPr>
-            <w:tcW w:type="dxa" w:w="1984"/>
-            <w:shd w:val="clear" w:color="auto" w:fill="FFFFFF"/>
-            <w:tcBorders>
-              <w:top w:val="single" w:sz="4" w:color="E2E8F0"/>
-              <w:left w:val="single" w:sz="4" w:color="E2E8F0"/>
-              <w:bottom w:val="single" w:sz="4" w:color="E2E8F0"/>
-              <w:right w:val="single" w:sz="4" w:color="E2E8F0"/>
-              <w:insideH w:val="single" w:sz="4" w:color="E2E8F0"/>
-              <w:insideV w:val="single" w:sz="4" w:color="E2E8F0"/>
-            </w:tcBorders>
-          </w:tcPr>
-          <w:p>
-            <w:r>
-              <w:rPr>
-                <w:color w:val="1E293B"/>
-                <w:sz w:val="18"/>
-              </w:rPr>
-              <w:t>''</w:t>
-            </w:r>
-          </w:p>
-        </w:tc>
-        <w:tc>
-          <w:tcPr>
-            <w:tcW w:type="dxa" w:w="4535"/>
-            <w:shd w:val="clear" w:color="auto" w:fill="FFFFFF"/>
-            <w:tcBorders>
-              <w:top w:val="single" w:sz="4" w:color="E2E8F0"/>
-              <w:left w:val="single" w:sz="4" w:color="E2E8F0"/>
-              <w:bottom w:val="single" w:sz="4" w:color="E2E8F0"/>
-              <w:right w:val="single" w:sz="4" w:color="E2E8F0"/>
-              <w:insideH w:val="single" w:sz="4" w:color="E2E8F0"/>
-              <w:insideV w:val="single" w:sz="4" w:color="E2E8F0"/>
-            </w:tcBorders>
-          </w:tcPr>
-          <w:p>
-            <w:r>
-              <w:rPr>
-                <w:color w:val="1E293B"/>
-                <w:sz w:val="18"/>
-              </w:rPr>
-              <w:t>Внутренний отступ (CSS)</w:t>
-            </w:r>
-          </w:p>
-        </w:tc>
-      </w:tr>
-      <w:tr>
-        <w:tc>
-          <w:tcPr>
-            <w:tcW w:type="dxa" w:w="2551"/>
-            <w:shd w:val="clear" w:color="auto" w:fill="F8FAFC"/>
-            <w:tcBorders>
-              <w:top w:val="single" w:sz="4" w:color="E2E8F0"/>
-              <w:left w:val="single" w:sz="4" w:color="E2E8F0"/>
-              <w:bottom w:val="single" w:sz="4" w:color="E2E8F0"/>
-              <w:right w:val="single" w:sz="4" w:color="E2E8F0"/>
-              <w:insideH w:val="single" w:sz="4" w:color="E2E8F0"/>
-              <w:insideV w:val="single" w:sz="4" w:color="E2E8F0"/>
-            </w:tcBorders>
-          </w:tcPr>
-          <w:p>
-            <w:r>
-              <w:rPr>
-                <w:b/>
-                <w:color w:val="2D3A8C"/>
-                <w:sz w:val="18"/>
-              </w:rPr>
-              <w:t>margin</w:t>
-            </w:r>
-          </w:p>
-        </w:tc>
-        <w:tc>
-          <w:tcPr>
-            <w:tcW w:type="dxa" w:w="1417"/>
-            <w:shd w:val="clear" w:color="auto" w:fill="F8FAFC"/>
-            <w:tcBorders>
-              <w:top w:val="single" w:sz="4" w:color="E2E8F0"/>
-              <w:left w:val="single" w:sz="4" w:color="E2E8F0"/>
-              <w:bottom w:val="single" w:sz="4" w:color="E2E8F0"/>
-              <w:right w:val="single" w:sz="4" w:color="E2E8F0"/>
-              <w:insideH w:val="single" w:sz="4" w:color="E2E8F0"/>
-              <w:insideV w:val="single" w:sz="4" w:color="E2E8F0"/>
-            </w:tcBorders>
-          </w:tcPr>
-          <w:p>
-            <w:r>
-              <w:rPr>
-                <w:color w:val="1E293B"/>
-                <w:sz w:val="18"/>
-              </w:rPr>
-              <w:t>String</w:t>
-            </w:r>
-          </w:p>
-        </w:tc>
-        <w:tc>
-          <w:tcPr>
-            <w:tcW w:type="dxa" w:w="1984"/>
-            <w:shd w:val="clear" w:color="auto" w:fill="F8FAFC"/>
-            <w:tcBorders>
-              <w:top w:val="single" w:sz="4" w:color="E2E8F0"/>
-              <w:left w:val="single" w:sz="4" w:color="E2E8F0"/>
-              <w:bottom w:val="single" w:sz="4" w:color="E2E8F0"/>
-              <w:right w:val="single" w:sz="4" w:color="E2E8F0"/>
-              <w:insideH w:val="single" w:sz="4" w:color="E2E8F0"/>
-              <w:insideV w:val="single" w:sz="4" w:color="E2E8F0"/>
-            </w:tcBorders>
-          </w:tcPr>
-          <w:p>
-            <w:r>
-              <w:rPr>
-                <w:color w:val="1E293B"/>
-                <w:sz w:val="18"/>
-              </w:rPr>
-              <w:t>''</w:t>
-            </w:r>
-          </w:p>
-        </w:tc>
-        <w:tc>
-          <w:tcPr>
-            <w:tcW w:type="dxa" w:w="4535"/>
-            <w:shd w:val="clear" w:color="auto" w:fill="F8FAFC"/>
-            <w:tcBorders>
-              <w:top w:val="single" w:sz="4" w:color="E2E8F0"/>
-              <w:left w:val="single" w:sz="4" w:color="E2E8F0"/>
-              <w:bottom w:val="single" w:sz="4" w:color="E2E8F0"/>
-              <w:right w:val="single" w:sz="4" w:color="E2E8F0"/>
-              <w:insideH w:val="single" w:sz="4" w:color="E2E8F0"/>
-              <w:insideV w:val="single" w:sz="4" w:color="E2E8F0"/>
-            </w:tcBorders>
-          </w:tcPr>
-          <w:p>
-            <w:r>
-              <w:rPr>
-                <w:color w:val="1E293B"/>
-                <w:sz w:val="18"/>
-              </w:rPr>
-              <w:t>Внешний отступ (CSS)</w:t>
-            </w:r>
-          </w:p>
-        </w:tc>
-      </w:tr>
-      <w:tr>
-        <w:tc>
-          <w:tcPr>
-            <w:tcW w:type="dxa" w:w="2551"/>
-            <w:shd w:val="clear" w:color="auto" w:fill="FFFFFF"/>
-            <w:tcBorders>
-              <w:top w:val="single" w:sz="4" w:color="E2E8F0"/>
-              <w:left w:val="single" w:sz="4" w:color="E2E8F0"/>
-              <w:bottom w:val="single" w:sz="4" w:color="E2E8F0"/>
-              <w:right w:val="single" w:sz="4" w:color="E2E8F0"/>
-              <w:insideH w:val="single" w:sz="4" w:color="E2E8F0"/>
-              <w:insideV w:val="single" w:sz="4" w:color="E2E8F0"/>
-            </w:tcBorders>
-          </w:tcPr>
-          <w:p>
-            <w:r>
-              <w:rPr>
-                <w:b/>
-                <w:color w:val="2D3A8C"/>
-                <w:sz w:val="18"/>
-              </w:rPr>
-              <w:t>borderColor</w:t>
-            </w:r>
-          </w:p>
-        </w:tc>
-        <w:tc>
-          <w:tcPr>
-            <w:tcW w:type="dxa" w:w="1417"/>
-            <w:shd w:val="clear" w:color="auto" w:fill="FFFFFF"/>
-            <w:tcBorders>
-              <w:top w:val="single" w:sz="4" w:color="E2E8F0"/>
-              <w:left w:val="single" w:sz="4" w:color="E2E8F0"/>
-              <w:bottom w:val="single" w:sz="4" w:color="E2E8F0"/>
-              <w:right w:val="single" w:sz="4" w:color="E2E8F0"/>
-              <w:insideH w:val="single" w:sz="4" w:color="E2E8F0"/>
-              <w:insideV w:val="single" w:sz="4" w:color="E2E8F0"/>
-            </w:tcBorders>
-          </w:tcPr>
-          <w:p>
-            <w:r>
-              <w:rPr>
-                <w:color w:val="1E293B"/>
-                <w:sz w:val="18"/>
-              </w:rPr>
-              <w:t>String</w:t>
-            </w:r>
-          </w:p>
-        </w:tc>
-        <w:tc>
-          <w:tcPr>
-            <w:tcW w:type="dxa" w:w="1984"/>
-            <w:shd w:val="clear" w:color="auto" w:fill="FFFFFF"/>
-            <w:tcBorders>
-              <w:top w:val="single" w:sz="4" w:color="E2E8F0"/>
-              <w:left w:val="single" w:sz="4" w:color="E2E8F0"/>
-              <w:bottom w:val="single" w:sz="4" w:color="E2E8F0"/>
-              <w:right w:val="single" w:sz="4" w:color="E2E8F0"/>
-              <w:insideH w:val="single" w:sz="4" w:color="E2E8F0"/>
-              <w:insideV w:val="single" w:sz="4" w:color="E2E8F0"/>
-            </w:tcBorders>
-          </w:tcPr>
-          <w:p>
-            <w:r>
-              <w:rPr>
-                <w:color w:val="1E293B"/>
-                <w:sz w:val="18"/>
-              </w:rPr>
-              <w:t>''</w:t>
-            </w:r>
-          </w:p>
-        </w:tc>
-        <w:tc>
-          <w:tcPr>
-            <w:tcW w:type="dxa" w:w="4535"/>
-            <w:shd w:val="clear" w:color="auto" w:fill="FFFFFF"/>
-            <w:tcBorders>
-              <w:top w:val="single" w:sz="4" w:color="E2E8F0"/>
-              <w:left w:val="single" w:sz="4" w:color="E2E8F0"/>
-              <w:bottom w:val="single" w:sz="4" w:color="E2E8F0"/>
-              <w:right w:val="single" w:sz="4" w:color="E2E8F0"/>
-              <w:insideH w:val="single" w:sz="4" w:color="E2E8F0"/>
-              <w:insideV w:val="single" w:sz="4" w:color="E2E8F0"/>
-            </w:tcBorders>
-          </w:tcPr>
-          <w:p>
-            <w:r>
-              <w:rPr>
-                <w:color w:val="1E293B"/>
-                <w:sz w:val="18"/>
-              </w:rPr>
-              <w:t>Цвет рамки</w:t>
-            </w:r>
-          </w:p>
-        </w:tc>
-      </w:tr>
-      <w:tr>
-        <w:tc>
-          <w:tcPr>
-            <w:tcW w:type="dxa" w:w="2551"/>
-            <w:shd w:val="clear" w:color="auto" w:fill="F8FAFC"/>
-            <w:tcBorders>
-              <w:top w:val="single" w:sz="4" w:color="E2E8F0"/>
-              <w:left w:val="single" w:sz="4" w:color="E2E8F0"/>
-              <w:bottom w:val="single" w:sz="4" w:color="E2E8F0"/>
-              <w:right w:val="single" w:sz="4" w:color="E2E8F0"/>
-              <w:insideH w:val="single" w:sz="4" w:color="E2E8F0"/>
-              <w:insideV w:val="single" w:sz="4" w:color="E2E8F0"/>
-            </w:tcBorders>
-          </w:tcPr>
-          <w:p>
-            <w:r>
-              <w:rPr>
-                <w:b/>
-                <w:color w:val="2D3A8C"/>
-                <w:sz w:val="18"/>
-              </w:rPr>
-              <w:t>borderWidth</w:t>
-            </w:r>
-          </w:p>
-        </w:tc>
-        <w:tc>
-          <w:tcPr>
-            <w:tcW w:type="dxa" w:w="1417"/>
-            <w:shd w:val="clear" w:color="auto" w:fill="F8FAFC"/>
-            <w:tcBorders>
-              <w:top w:val="single" w:sz="4" w:color="E2E8F0"/>
-              <w:left w:val="single" w:sz="4" w:color="E2E8F0"/>
-              <w:bottom w:val="single" w:sz="4" w:color="E2E8F0"/>
-              <w:right w:val="single" w:sz="4" w:color="E2E8F0"/>
-              <w:insideH w:val="single" w:sz="4" w:color="E2E8F0"/>
-              <w:insideV w:val="single" w:sz="4" w:color="E2E8F0"/>
-            </w:tcBorders>
-          </w:tcPr>
-          <w:p>
-            <w:r>
-              <w:rPr>
-                <w:color w:val="1E293B"/>
-                <w:sz w:val="18"/>
-              </w:rPr>
-              <w:t>String</w:t>
-            </w:r>
-          </w:p>
-        </w:tc>
-        <w:tc>
-          <w:tcPr>
-            <w:tcW w:type="dxa" w:w="1984"/>
-            <w:shd w:val="clear" w:color="auto" w:fill="F8FAFC"/>
-            <w:tcBorders>
-              <w:top w:val="single" w:sz="4" w:color="E2E8F0"/>
-              <w:left w:val="single" w:sz="4" w:color="E2E8F0"/>
-              <w:bottom w:val="single" w:sz="4" w:color="E2E8F0"/>
-              <w:right w:val="single" w:sz="4" w:color="E2E8F0"/>
-              <w:insideH w:val="single" w:sz="4" w:color="E2E8F0"/>
-              <w:insideV w:val="single" w:sz="4" w:color="E2E8F0"/>
-            </w:tcBorders>
-          </w:tcPr>
-          <w:p>
-            <w:r>
-              <w:rPr>
-                <w:color w:val="1E293B"/>
-                <w:sz w:val="18"/>
-              </w:rPr>
-              <w:t>''</w:t>
-            </w:r>
-          </w:p>
-        </w:tc>
-        <w:tc>
-          <w:tcPr>
-            <w:tcW w:type="dxa" w:w="4535"/>
-            <w:shd w:val="clear" w:color="auto" w:fill="F8FAFC"/>
-            <w:tcBorders>
-              <w:top w:val="single" w:sz="4" w:color="E2E8F0"/>
-              <w:left w:val="single" w:sz="4" w:color="E2E8F0"/>
-              <w:bottom w:val="single" w:sz="4" w:color="E2E8F0"/>
-              <w:right w:val="single" w:sz="4" w:color="E2E8F0"/>
-              <w:insideH w:val="single" w:sz="4" w:color="E2E8F0"/>
-              <w:insideV w:val="single" w:sz="4" w:color="E2E8F0"/>
-            </w:tcBorders>
-          </w:tcPr>
-          <w:p>
-            <w:r>
-              <w:rPr>
-                <w:color w:val="1E293B"/>
-                <w:sz w:val="18"/>
-              </w:rPr>
-              <w:t>Толщина рамки (CSS)</w:t>
-            </w:r>
-          </w:p>
-        </w:tc>
-      </w:tr>
-      <w:tr>
-        <w:tc>
-          <w:tcPr>
-            <w:tcW w:type="dxa" w:w="2551"/>
-            <w:shd w:val="clear" w:color="auto" w:fill="FFFFFF"/>
-            <w:tcBorders>
-              <w:top w:val="single" w:sz="4" w:color="E2E8F0"/>
-              <w:left w:val="single" w:sz="4" w:color="E2E8F0"/>
-              <w:bottom w:val="single" w:sz="4" w:color="E2E8F0"/>
-              <w:right w:val="single" w:sz="4" w:color="E2E8F0"/>
-              <w:insideH w:val="single" w:sz="4" w:color="E2E8F0"/>
-              <w:insideV w:val="single" w:sz="4" w:color="E2E8F0"/>
-            </w:tcBorders>
-          </w:tcPr>
-          <w:p>
-            <w:r>
-              <w:rPr>
-                <w:b/>
-                <w:color w:val="2D3A8C"/>
-                <w:sz w:val="18"/>
-              </w:rPr>
-              <w:t>borderStyle</w:t>
-            </w:r>
-          </w:p>
-        </w:tc>
-        <w:tc>
-          <w:tcPr>
-            <w:tcW w:type="dxa" w:w="1417"/>
-            <w:shd w:val="clear" w:color="auto" w:fill="FFFFFF"/>
-            <w:tcBorders>
-              <w:top w:val="single" w:sz="4" w:color="E2E8F0"/>
-              <w:left w:val="single" w:sz="4" w:color="E2E8F0"/>
-              <w:bottom w:val="single" w:sz="4" w:color="E2E8F0"/>
-              <w:right w:val="single" w:sz="4" w:color="E2E8F0"/>
-              <w:insideH w:val="single" w:sz="4" w:color="E2E8F0"/>
-              <w:insideV w:val="single" w:sz="4" w:color="E2E8F0"/>
-            </w:tcBorders>
-          </w:tcPr>
-          <w:p>
-            <w:r>
-              <w:rPr>
-                <w:color w:val="1E293B"/>
-                <w:sz w:val="18"/>
-              </w:rPr>
-              <w:t>String</w:t>
-            </w:r>
-          </w:p>
-        </w:tc>
-        <w:tc>
-          <w:tcPr>
-            <w:tcW w:type="dxa" w:w="1984"/>
-            <w:shd w:val="clear" w:color="auto" w:fill="FFFFFF"/>
-            <w:tcBorders>
-              <w:top w:val="single" w:sz="4" w:color="E2E8F0"/>
-              <w:left w:val="single" w:sz="4" w:color="E2E8F0"/>
-              <w:bottom w:val="single" w:sz="4" w:color="E2E8F0"/>
-              <w:right w:val="single" w:sz="4" w:color="E2E8F0"/>
-              <w:insideH w:val="single" w:sz="4" w:color="E2E8F0"/>
-              <w:insideV w:val="single" w:sz="4" w:color="E2E8F0"/>
-            </w:tcBorders>
-          </w:tcPr>
-          <w:p>
-            <w:r>
-              <w:rPr>
-                <w:color w:val="1E293B"/>
-                <w:sz w:val="18"/>
-              </w:rPr>
-              <w:t>''</w:t>
-            </w:r>
-          </w:p>
-        </w:tc>
-        <w:tc>
-          <w:tcPr>
-            <w:tcW w:type="dxa" w:w="4535"/>
-            <w:shd w:val="clear" w:color="auto" w:fill="FFFFFF"/>
-            <w:tcBorders>
-              <w:top w:val="single" w:sz="4" w:color="E2E8F0"/>
-              <w:left w:val="single" w:sz="4" w:color="E2E8F0"/>
-              <w:bottom w:val="single" w:sz="4" w:color="E2E8F0"/>
-              <w:right w:val="single" w:sz="4" w:color="E2E8F0"/>
-              <w:insideH w:val="single" w:sz="4" w:color="E2E8F0"/>
-              <w:insideV w:val="single" w:sz="4" w:color="E2E8F0"/>
-            </w:tcBorders>
-          </w:tcPr>
-          <w:p>
-            <w:r>
-              <w:rPr>
-                <w:color w:val="1E293B"/>
-                <w:sz w:val="18"/>
-              </w:rPr>
-              <w:t>Стиль рамки (solid / dashed / dotted)</w:t>
-            </w:r>
-          </w:p>
-        </w:tc>
-      </w:tr>
-      <w:tr>
-        <w:tc>
-          <w:tcPr>
-            <w:tcW w:type="dxa" w:w="2551"/>
-            <w:shd w:val="clear" w:color="auto" w:fill="F8FAFC"/>
-            <w:tcBorders>
-              <w:top w:val="single" w:sz="4" w:color="E2E8F0"/>
-              <w:left w:val="single" w:sz="4" w:color="E2E8F0"/>
-              <w:bottom w:val="single" w:sz="4" w:color="E2E8F0"/>
-              <w:right w:val="single" w:sz="4" w:color="E2E8F0"/>
-              <w:insideH w:val="single" w:sz="4" w:color="E2E8F0"/>
-              <w:insideV w:val="single" w:sz="4" w:color="E2E8F0"/>
-            </w:tcBorders>
-          </w:tcPr>
-          <w:p>
-            <w:r>
-              <w:rPr>
-                <w:b/>
-                <w:color w:val="2D3A8C"/>
-                <w:sz w:val="18"/>
-              </w:rPr>
-              <w:t>borderRadius</w:t>
-            </w:r>
-          </w:p>
-        </w:tc>
-        <w:tc>
-          <w:tcPr>
-            <w:tcW w:type="dxa" w:w="1417"/>
-            <w:shd w:val="clear" w:color="auto" w:fill="F8FAFC"/>
-            <w:tcBorders>
-              <w:top w:val="single" w:sz="4" w:color="E2E8F0"/>
-              <w:left w:val="single" w:sz="4" w:color="E2E8F0"/>
-              <w:bottom w:val="single" w:sz="4" w:color="E2E8F0"/>
-              <w:right w:val="single" w:sz="4" w:color="E2E8F0"/>
-              <w:insideH w:val="single" w:sz="4" w:color="E2E8F0"/>
-              <w:insideV w:val="single" w:sz="4" w:color="E2E8F0"/>
-            </w:tcBorders>
-          </w:tcPr>
-          <w:p>
-            <w:r>
-              <w:rPr>
-                <w:color w:val="1E293B"/>
-                <w:sz w:val="18"/>
-              </w:rPr>
-              <w:t>String</w:t>
-            </w:r>
-          </w:p>
-        </w:tc>
-        <w:tc>
-          <w:tcPr>
-            <w:tcW w:type="dxa" w:w="1984"/>
-            <w:shd w:val="clear" w:color="auto" w:fill="F8FAFC"/>
-            <w:tcBorders>
-              <w:top w:val="single" w:sz="4" w:color="E2E8F0"/>
-              <w:left w:val="single" w:sz="4" w:color="E2E8F0"/>
-              <w:bottom w:val="single" w:sz="4" w:color="E2E8F0"/>
-              <w:right w:val="single" w:sz="4" w:color="E2E8F0"/>
-              <w:insideH w:val="single" w:sz="4" w:color="E2E8F0"/>
-              <w:insideV w:val="single" w:sz="4" w:color="E2E8F0"/>
-            </w:tcBorders>
-          </w:tcPr>
-          <w:p>
-            <w:r>
-              <w:rPr>
-                <w:color w:val="1E293B"/>
-                <w:sz w:val="18"/>
-              </w:rPr>
-              <w:t>''</w:t>
-            </w:r>
-          </w:p>
-        </w:tc>
-        <w:tc>
-          <w:tcPr>
-            <w:tcW w:type="dxa" w:w="4535"/>
-            <w:shd w:val="clear" w:color="auto" w:fill="F8FAFC"/>
-            <w:tcBorders>
-              <w:top w:val="single" w:sz="4" w:color="E2E8F0"/>
-              <w:left w:val="single" w:sz="4" w:color="E2E8F0"/>
-              <w:bottom w:val="single" w:sz="4" w:color="E2E8F0"/>
-              <w:right w:val="single" w:sz="4" w:color="E2E8F0"/>
-              <w:insideH w:val="single" w:sz="4" w:color="E2E8F0"/>
-              <w:insideV w:val="single" w:sz="4" w:color="E2E8F0"/>
-            </w:tcBorders>
-          </w:tcPr>
-          <w:p>
-            <w:r>
-              <w:rPr>
-                <w:color w:val="1E293B"/>
-                <w:sz w:val="18"/>
-              </w:rPr>
-              <w:t>Скругление (CSS)</w:t>
-            </w:r>
-          </w:p>
-        </w:tc>
-      </w:tr>
-      <w:tr>
-        <w:tc>
-          <w:tcPr>
-            <w:tcW w:type="dxa" w:w="2551"/>
-            <w:shd w:val="clear" w:color="auto" w:fill="FFFFFF"/>
-            <w:tcBorders>
-              <w:top w:val="single" w:sz="4" w:color="E2E8F0"/>
-              <w:left w:val="single" w:sz="4" w:color="E2E8F0"/>
-              <w:bottom w:val="single" w:sz="4" w:color="E2E8F0"/>
-              <w:right w:val="single" w:sz="4" w:color="E2E8F0"/>
-              <w:insideH w:val="single" w:sz="4" w:color="E2E8F0"/>
-              <w:insideV w:val="single" w:sz="4" w:color="E2E8F0"/>
-            </w:tcBorders>
-          </w:tcPr>
-          <w:p>
-            <w:r>
-              <w:rPr>
-                <w:b/>
-                <w:color w:val="2D3A8C"/>
-                <w:sz w:val="18"/>
-              </w:rPr>
-              <w:t>boxShadow</w:t>
-            </w:r>
-          </w:p>
-        </w:tc>
-        <w:tc>
-          <w:tcPr>
-            <w:tcW w:type="dxa" w:w="1417"/>
-            <w:shd w:val="clear" w:color="auto" w:fill="FFFFFF"/>
-            <w:tcBorders>
-              <w:top w:val="single" w:sz="4" w:color="E2E8F0"/>
-              <w:left w:val="single" w:sz="4" w:color="E2E8F0"/>
-              <w:bottom w:val="single" w:sz="4" w:color="E2E8F0"/>
-              <w:right w:val="single" w:sz="4" w:color="E2E8F0"/>
-              <w:insideH w:val="single" w:sz="4" w:color="E2E8F0"/>
-              <w:insideV w:val="single" w:sz="4" w:color="E2E8F0"/>
-            </w:tcBorders>
-          </w:tcPr>
-          <w:p>
-            <w:r>
-              <w:rPr>
-                <w:color w:val="1E293B"/>
-                <w:sz w:val="18"/>
-              </w:rPr>
-              <w:t>String</w:t>
-            </w:r>
-          </w:p>
-        </w:tc>
-        <w:tc>
-          <w:tcPr>
-            <w:tcW w:type="dxa" w:w="1984"/>
-            <w:shd w:val="clear" w:color="auto" w:fill="FFFFFF"/>
-            <w:tcBorders>
-              <w:top w:val="single" w:sz="4" w:color="E2E8F0"/>
-              <w:left w:val="single" w:sz="4" w:color="E2E8F0"/>
-              <w:bottom w:val="single" w:sz="4" w:color="E2E8F0"/>
-              <w:right w:val="single" w:sz="4" w:color="E2E8F0"/>
-              <w:insideH w:val="single" w:sz="4" w:color="E2E8F0"/>
-              <w:insideV w:val="single" w:sz="4" w:color="E2E8F0"/>
-            </w:tcBorders>
-          </w:tcPr>
-          <w:p>
-            <w:r>
-              <w:rPr>
-                <w:color w:val="1E293B"/>
-                <w:sz w:val="18"/>
-              </w:rPr>
-              <w:t>''</w:t>
-            </w:r>
-          </w:p>
-        </w:tc>
-        <w:tc>
-          <w:tcPr>
-            <w:tcW w:type="dxa" w:w="4535"/>
-            <w:shd w:val="clear" w:color="auto" w:fill="FFFFFF"/>
-            <w:tcBorders>
-              <w:top w:val="single" w:sz="4" w:color="E2E8F0"/>
-              <w:left w:val="single" w:sz="4" w:color="E2E8F0"/>
-              <w:bottom w:val="single" w:sz="4" w:color="E2E8F0"/>
-              <w:right w:val="single" w:sz="4" w:color="E2E8F0"/>
-              <w:insideH w:val="single" w:sz="4" w:color="E2E8F0"/>
-              <w:insideV w:val="single" w:sz="4" w:color="E2E8F0"/>
-            </w:tcBorders>
-          </w:tcPr>
-          <w:p>
-            <w:r>
-              <w:rPr>
-                <w:color w:val="1E293B"/>
-                <w:sz w:val="18"/>
-              </w:rPr>
-              <w:t>Тень (CSS box-shadow)</w:t>
-            </w:r>
-          </w:p>
-        </w:tc>
-      </w:tr>
-      <w:tr>
-        <w:tc>
-          <w:tcPr>
-            <w:tcW w:type="dxa" w:w="2551"/>
-            <w:shd w:val="clear" w:color="auto" w:fill="F8FAFC"/>
-            <w:tcBorders>
-              <w:top w:val="single" w:sz="4" w:color="E2E8F0"/>
-              <w:left w:val="single" w:sz="4" w:color="E2E8F0"/>
-              <w:bottom w:val="single" w:sz="4" w:color="E2E8F0"/>
-              <w:right w:val="single" w:sz="4" w:color="E2E8F0"/>
-              <w:insideH w:val="single" w:sz="4" w:color="E2E8F0"/>
-              <w:insideV w:val="single" w:sz="4" w:color="E2E8F0"/>
-            </w:tcBorders>
-          </w:tcPr>
-          <w:p>
-            <w:r>
-              <w:rPr>
-                <w:b/>
-                <w:color w:val="2D3A8C"/>
-                <w:sz w:val="18"/>
-              </w:rPr>
-              <w:t>opacity</w:t>
-            </w:r>
-          </w:p>
-        </w:tc>
-        <w:tc>
-          <w:tcPr>
-            <w:tcW w:type="dxa" w:w="1417"/>
-            <w:shd w:val="clear" w:color="auto" w:fill="F8FAFC"/>
-            <w:tcBorders>
-              <w:top w:val="single" w:sz="4" w:color="E2E8F0"/>
-              <w:left w:val="single" w:sz="4" w:color="E2E8F0"/>
-              <w:bottom w:val="single" w:sz="4" w:color="E2E8F0"/>
-              <w:right w:val="single" w:sz="4" w:color="E2E8F0"/>
-              <w:insideH w:val="single" w:sz="4" w:color="E2E8F0"/>
-              <w:insideV w:val="single" w:sz="4" w:color="E2E8F0"/>
-            </w:tcBorders>
-          </w:tcPr>
-          <w:p>
-            <w:r>
-              <w:rPr>
-                <w:color w:val="1E293B"/>
-                <w:sz w:val="18"/>
-              </w:rPr>
-              <w:t>Number</w:t>
-            </w:r>
-          </w:p>
-        </w:tc>
-        <w:tc>
-          <w:tcPr>
-            <w:tcW w:type="dxa" w:w="1984"/>
-            <w:shd w:val="clear" w:color="auto" w:fill="F8FAFC"/>
-            <w:tcBorders>
-              <w:top w:val="single" w:sz="4" w:color="E2E8F0"/>
-              <w:left w:val="single" w:sz="4" w:color="E2E8F0"/>
-              <w:bottom w:val="single" w:sz="4" w:color="E2E8F0"/>
-              <w:right w:val="single" w:sz="4" w:color="E2E8F0"/>
-              <w:insideH w:val="single" w:sz="4" w:color="E2E8F0"/>
-              <w:insideV w:val="single" w:sz="4" w:color="E2E8F0"/>
-            </w:tcBorders>
-          </w:tcPr>
-          <w:p>
-            <w:r>
-              <w:rPr>
-                <w:color w:val="1E293B"/>
-                <w:sz w:val="18"/>
-              </w:rPr>
-              <w:t>''</w:t>
-            </w:r>
-          </w:p>
-        </w:tc>
-        <w:tc>
-          <w:tcPr>
-            <w:tcW w:type="dxa" w:w="4535"/>
-            <w:shd w:val="clear" w:color="auto" w:fill="F8FAFC"/>
-            <w:tcBorders>
-              <w:top w:val="single" w:sz="4" w:color="E2E8F0"/>
-              <w:left w:val="single" w:sz="4" w:color="E2E8F0"/>
-              <w:bottom w:val="single" w:sz="4" w:color="E2E8F0"/>
-              <w:right w:val="single" w:sz="4" w:color="E2E8F0"/>
-              <w:insideH w:val="single" w:sz="4" w:color="E2E8F0"/>
-              <w:insideV w:val="single" w:sz="4" w:color="E2E8F0"/>
-            </w:tcBorders>
-          </w:tcPr>
-          <w:p>
-            <w:r>
-              <w:rPr>
-                <w:color w:val="1E293B"/>
-                <w:sz w:val="18"/>
-              </w:rPr>
-              <w:t>Прозрачность (0–1)</w:t>
-            </w:r>
-          </w:p>
-        </w:tc>
-      </w:tr>
-    </w:tbl>
-    <w:p/>
-    <w:p>
-      <w:r>
-        <w:rPr>
-          <w:b/>
-          <w:color w:val="1E293B"/>
-          <w:sz w:val="22"/>
-        </w:rPr>
-        <w:t>Figma-совместимость</w:t>
-      </w:r>
-    </w:p>
-    <w:tbl>
-      <w:tblPr>
-        <w:tblW w:type="auto" w:w="0"/>
-        <w:jc w:val="left"/>
-        <w:tblLook w:firstColumn="1" w:firstRow="1" w:lastColumn="0" w:lastRow="0" w:noHBand="0" w:noVBand="1" w:val="04A0"/>
-      </w:tblPr>
-      <w:tblGrid>
-        <w:gridCol w:w="2351"/>
-        <w:gridCol w:w="2351"/>
-        <w:gridCol w:w="2351"/>
-        <w:gridCol w:w="2351"/>
-      </w:tblGrid>
-      <w:tr>
-        <w:tc>
-          <w:tcPr>
-            <w:tcW w:type="dxa" w:w="2551"/>
-            <w:shd w:val="clear" w:color="auto" w:fill="4F6AFF"/>
-            <w:tcBorders>
-              <w:top w:val="single" w:sz="4" w:color="3A56F0"/>
-              <w:left w:val="single" w:sz="4" w:color="3A56F0"/>
-              <w:bottom w:val="single" w:sz="4" w:color="3A56F0"/>
-              <w:right w:val="single" w:sz="4" w:color="3A56F0"/>
-              <w:insideH w:val="single" w:sz="4" w:color="3A56F0"/>
-              <w:insideV w:val="single" w:sz="4" w:color="3A56F0"/>
-            </w:tcBorders>
-          </w:tcPr>
-          <w:p>
-            <w:pPr>
-              <w:jc w:val="left"/>
-            </w:pPr>
-            <w:r>
-              <w:rPr>
-                <w:b/>
-                <w:color w:val="FFFFFF"/>
-                <w:sz w:val="18"/>
-              </w:rPr>
-              <w:t>Параметр</w:t>
-            </w:r>
-          </w:p>
-        </w:tc>
-        <w:tc>
-          <w:tcPr>
-            <w:tcW w:type="dxa" w:w="1417"/>
-            <w:shd w:val="clear" w:color="auto" w:fill="4F6AFF"/>
-            <w:tcBorders>
-              <w:top w:val="single" w:sz="4" w:color="3A56F0"/>
-              <w:left w:val="single" w:sz="4" w:color="3A56F0"/>
-              <w:bottom w:val="single" w:sz="4" w:color="3A56F0"/>
-              <w:right w:val="single" w:sz="4" w:color="3A56F0"/>
-              <w:insideH w:val="single" w:sz="4" w:color="3A56F0"/>
-              <w:insideV w:val="single" w:sz="4" w:color="3A56F0"/>
-            </w:tcBorders>
-          </w:tcPr>
-          <w:p>
-            <w:pPr>
-              <w:jc w:val="left"/>
-            </w:pPr>
-            <w:r>
-              <w:rPr>
-                <w:b/>
-                <w:color w:val="FFFFFF"/>
-                <w:sz w:val="18"/>
-              </w:rPr>
-              <w:t>Тип</w:t>
-            </w:r>
-          </w:p>
-        </w:tc>
-        <w:tc>
-          <w:tcPr>
-            <w:tcW w:type="dxa" w:w="1984"/>
-            <w:shd w:val="clear" w:color="auto" w:fill="4F6AFF"/>
-            <w:tcBorders>
-              <w:top w:val="single" w:sz="4" w:color="3A56F0"/>
-              <w:left w:val="single" w:sz="4" w:color="3A56F0"/>
-              <w:bottom w:val="single" w:sz="4" w:color="3A56F0"/>
-              <w:right w:val="single" w:sz="4" w:color="3A56F0"/>
-              <w:insideH w:val="single" w:sz="4" w:color="3A56F0"/>
-              <w:insideV w:val="single" w:sz="4" w:color="3A56F0"/>
-            </w:tcBorders>
-          </w:tcPr>
-          <w:p>
-            <w:pPr>
-              <w:jc w:val="left"/>
-            </w:pPr>
-            <w:r>
-              <w:rPr>
-                <w:b/>
-                <w:color w:val="FFFFFF"/>
-                <w:sz w:val="18"/>
-              </w:rPr>
-              <w:t>Умолчание</w:t>
-            </w:r>
-          </w:p>
-        </w:tc>
-        <w:tc>
-          <w:tcPr>
-            <w:tcW w:type="dxa" w:w="4535"/>
-            <w:shd w:val="clear" w:color="auto" w:fill="4F6AFF"/>
-            <w:tcBorders>
-              <w:top w:val="single" w:sz="4" w:color="3A56F0"/>
-              <w:left w:val="single" w:sz="4" w:color="3A56F0"/>
-              <w:bottom w:val="single" w:sz="4" w:color="3A56F0"/>
-              <w:right w:val="single" w:sz="4" w:color="3A56F0"/>
-              <w:insideH w:val="single" w:sz="4" w:color="3A56F0"/>
-              <w:insideV w:val="single" w:sz="4" w:color="3A56F0"/>
-            </w:tcBorders>
-          </w:tcPr>
-          <w:p>
-            <w:pPr>
-              <w:jc w:val="left"/>
-            </w:pPr>
-            <w:r>
-              <w:rPr>
-                <w:b/>
-                <w:color w:val="FFFFFF"/>
-                <w:sz w:val="18"/>
-              </w:rPr>
-              <w:t>Описание</w:t>
-            </w:r>
-          </w:p>
-        </w:tc>
-      </w:tr>
-      <w:tr>
-        <w:tc>
-          <w:tcPr>
-            <w:tcW w:type="dxa" w:w="2551"/>
-            <w:shd w:val="clear" w:color="auto" w:fill="FFFFFF"/>
-            <w:tcBorders>
-              <w:top w:val="single" w:sz="4" w:color="E2E8F0"/>
-              <w:left w:val="single" w:sz="4" w:color="E2E8F0"/>
-              <w:bottom w:val="single" w:sz="4" w:color="E2E8F0"/>
-              <w:right w:val="single" w:sz="4" w:color="E2E8F0"/>
-              <w:insideH w:val="single" w:sz="4" w:color="E2E8F0"/>
-              <w:insideV w:val="single" w:sz="4" w:color="E2E8F0"/>
-            </w:tcBorders>
-          </w:tcPr>
-          <w:p>
-            <w:r>
-              <w:rPr>
-                <w:b/>
-                <w:color w:val="2D3A8C"/>
-                <w:sz w:val="18"/>
-              </w:rPr>
-              <w:t>fills</w:t>
-            </w:r>
-          </w:p>
-        </w:tc>
-        <w:tc>
-          <w:tcPr>
-            <w:tcW w:type="dxa" w:w="1417"/>
-            <w:shd w:val="clear" w:color="auto" w:fill="FFFFFF"/>
-            <w:tcBorders>
-              <w:top w:val="single" w:sz="4" w:color="E2E8F0"/>
-              <w:left w:val="single" w:sz="4" w:color="E2E8F0"/>
-              <w:bottom w:val="single" w:sz="4" w:color="E2E8F0"/>
-              <w:right w:val="single" w:sz="4" w:color="E2E8F0"/>
-              <w:insideH w:val="single" w:sz="4" w:color="E2E8F0"/>
-              <w:insideV w:val="single" w:sz="4" w:color="E2E8F0"/>
-            </w:tcBorders>
-          </w:tcPr>
-          <w:p>
-            <w:r>
-              <w:rPr>
-                <w:color w:val="1E293B"/>
-                <w:sz w:val="18"/>
-              </w:rPr>
-              <w:t>Array</w:t>
-            </w:r>
-          </w:p>
-        </w:tc>
-        <w:tc>
-          <w:tcPr>
-            <w:tcW w:type="dxa" w:w="1984"/>
-            <w:shd w:val="clear" w:color="auto" w:fill="FFFFFF"/>
-            <w:tcBorders>
-              <w:top w:val="single" w:sz="4" w:color="E2E8F0"/>
-              <w:left w:val="single" w:sz="4" w:color="E2E8F0"/>
-              <w:bottom w:val="single" w:sz="4" w:color="E2E8F0"/>
-              <w:right w:val="single" w:sz="4" w:color="E2E8F0"/>
-              <w:insideH w:val="single" w:sz="4" w:color="E2E8F0"/>
-              <w:insideV w:val="single" w:sz="4" w:color="E2E8F0"/>
-            </w:tcBorders>
-          </w:tcPr>
-          <w:p>
-            <w:r>
-              <w:rPr>
-                <w:color w:val="1E293B"/>
-                <w:sz w:val="18"/>
-              </w:rPr>
-              <w:t>[]</w:t>
-            </w:r>
-          </w:p>
-        </w:tc>
-        <w:tc>
-          <w:tcPr>
-            <w:tcW w:type="dxa" w:w="4535"/>
-            <w:shd w:val="clear" w:color="auto" w:fill="FFFFFF"/>
-            <w:tcBorders>
-              <w:top w:val="single" w:sz="4" w:color="E2E8F0"/>
-              <w:left w:val="single" w:sz="4" w:color="E2E8F0"/>
-              <w:bottom w:val="single" w:sz="4" w:color="E2E8F0"/>
-              <w:right w:val="single" w:sz="4" w:color="E2E8F0"/>
-              <w:insideH w:val="single" w:sz="4" w:color="E2E8F0"/>
-              <w:insideV w:val="single" w:sz="4" w:color="E2E8F0"/>
-            </w:tcBorders>
-          </w:tcPr>
-          <w:p>
-            <w:r>
-              <w:rPr>
-                <w:color w:val="1E293B"/>
-                <w:sz w:val="18"/>
-              </w:rPr>
-              <w:t>Слои заливки (Figma fills): [{type, color, opacity, ...}]</w:t>
-            </w:r>
-          </w:p>
-        </w:tc>
-      </w:tr>
-      <w:tr>
-        <w:tc>
-          <w:tcPr>
-            <w:tcW w:type="dxa" w:w="2551"/>
-            <w:shd w:val="clear" w:color="auto" w:fill="F8FAFC"/>
-            <w:tcBorders>
-              <w:top w:val="single" w:sz="4" w:color="E2E8F0"/>
-              <w:left w:val="single" w:sz="4" w:color="E2E8F0"/>
-              <w:bottom w:val="single" w:sz="4" w:color="E2E8F0"/>
-              <w:right w:val="single" w:sz="4" w:color="E2E8F0"/>
-              <w:insideH w:val="single" w:sz="4" w:color="E2E8F0"/>
-              <w:insideV w:val="single" w:sz="4" w:color="E2E8F0"/>
-            </w:tcBorders>
-          </w:tcPr>
-          <w:p>
-            <w:r>
-              <w:rPr>
-                <w:b/>
-                <w:color w:val="2D3A8C"/>
-                <w:sz w:val="18"/>
-              </w:rPr>
-              <w:t>strokes</w:t>
-            </w:r>
-          </w:p>
-        </w:tc>
-        <w:tc>
-          <w:tcPr>
-            <w:tcW w:type="dxa" w:w="1417"/>
-            <w:shd w:val="clear" w:color="auto" w:fill="F8FAFC"/>
-            <w:tcBorders>
-              <w:top w:val="single" w:sz="4" w:color="E2E8F0"/>
-              <w:left w:val="single" w:sz="4" w:color="E2E8F0"/>
-              <w:bottom w:val="single" w:sz="4" w:color="E2E8F0"/>
-              <w:right w:val="single" w:sz="4" w:color="E2E8F0"/>
-              <w:insideH w:val="single" w:sz="4" w:color="E2E8F0"/>
-              <w:insideV w:val="single" w:sz="4" w:color="E2E8F0"/>
-            </w:tcBorders>
-          </w:tcPr>
-          <w:p>
-            <w:r>
-              <w:rPr>
-                <w:color w:val="1E293B"/>
-                <w:sz w:val="18"/>
-              </w:rPr>
-              <w:t>Array</w:t>
-            </w:r>
-          </w:p>
-        </w:tc>
-        <w:tc>
-          <w:tcPr>
-            <w:tcW w:type="dxa" w:w="1984"/>
-            <w:shd w:val="clear" w:color="auto" w:fill="F8FAFC"/>
-            <w:tcBorders>
-              <w:top w:val="single" w:sz="4" w:color="E2E8F0"/>
-              <w:left w:val="single" w:sz="4" w:color="E2E8F0"/>
-              <w:bottom w:val="single" w:sz="4" w:color="E2E8F0"/>
-              <w:right w:val="single" w:sz="4" w:color="E2E8F0"/>
-              <w:insideH w:val="single" w:sz="4" w:color="E2E8F0"/>
-              <w:insideV w:val="single" w:sz="4" w:color="E2E8F0"/>
-            </w:tcBorders>
-          </w:tcPr>
-          <w:p>
-            <w:r>
-              <w:rPr>
-                <w:color w:val="1E293B"/>
-                <w:sz w:val="18"/>
-              </w:rPr>
-              <w:t>[]</w:t>
-            </w:r>
-          </w:p>
-        </w:tc>
-        <w:tc>
-          <w:tcPr>
-            <w:tcW w:type="dxa" w:w="4535"/>
-            <w:shd w:val="clear" w:color="auto" w:fill="F8FAFC"/>
-            <w:tcBorders>
-              <w:top w:val="single" w:sz="4" w:color="E2E8F0"/>
-              <w:left w:val="single" w:sz="4" w:color="E2E8F0"/>
-              <w:bottom w:val="single" w:sz="4" w:color="E2E8F0"/>
-              <w:right w:val="single" w:sz="4" w:color="E2E8F0"/>
-              <w:insideH w:val="single" w:sz="4" w:color="E2E8F0"/>
-              <w:insideV w:val="single" w:sz="4" w:color="E2E8F0"/>
-            </w:tcBorders>
-          </w:tcPr>
-          <w:p>
-            <w:r>
-              <w:rPr>
-                <w:color w:val="1E293B"/>
-                <w:sz w:val="18"/>
-              </w:rPr>
-              <w:t>Слои обводки (Figma strokes)</w:t>
-            </w:r>
-          </w:p>
-        </w:tc>
-      </w:tr>
-      <w:tr>
-        <w:tc>
-          <w:tcPr>
-            <w:tcW w:type="dxa" w:w="2551"/>
-            <w:shd w:val="clear" w:color="auto" w:fill="FFFFFF"/>
-            <w:tcBorders>
-              <w:top w:val="single" w:sz="4" w:color="E2E8F0"/>
-              <w:left w:val="single" w:sz="4" w:color="E2E8F0"/>
-              <w:bottom w:val="single" w:sz="4" w:color="E2E8F0"/>
-              <w:right w:val="single" w:sz="4" w:color="E2E8F0"/>
-              <w:insideH w:val="single" w:sz="4" w:color="E2E8F0"/>
-              <w:insideV w:val="single" w:sz="4" w:color="E2E8F0"/>
-            </w:tcBorders>
-          </w:tcPr>
-          <w:p>
-            <w:r>
-              <w:rPr>
-                <w:b/>
-                <w:color w:val="2D3A8C"/>
-                <w:sz w:val="18"/>
-              </w:rPr>
-              <w:t>effects</w:t>
-            </w:r>
-          </w:p>
-        </w:tc>
-        <w:tc>
-          <w:tcPr>
-            <w:tcW w:type="dxa" w:w="1417"/>
-            <w:shd w:val="clear" w:color="auto" w:fill="FFFFFF"/>
-            <w:tcBorders>
-              <w:top w:val="single" w:sz="4" w:color="E2E8F0"/>
-              <w:left w:val="single" w:sz="4" w:color="E2E8F0"/>
-              <w:bottom w:val="single" w:sz="4" w:color="E2E8F0"/>
-              <w:right w:val="single" w:sz="4" w:color="E2E8F0"/>
-              <w:insideH w:val="single" w:sz="4" w:color="E2E8F0"/>
-              <w:insideV w:val="single" w:sz="4" w:color="E2E8F0"/>
-            </w:tcBorders>
-          </w:tcPr>
-          <w:p>
-            <w:r>
-              <w:rPr>
-                <w:color w:val="1E293B"/>
-                <w:sz w:val="18"/>
-              </w:rPr>
-              <w:t>Array</w:t>
-            </w:r>
-          </w:p>
-        </w:tc>
-        <w:tc>
-          <w:tcPr>
-            <w:tcW w:type="dxa" w:w="1984"/>
-            <w:shd w:val="clear" w:color="auto" w:fill="FFFFFF"/>
-            <w:tcBorders>
-              <w:top w:val="single" w:sz="4" w:color="E2E8F0"/>
-              <w:left w:val="single" w:sz="4" w:color="E2E8F0"/>
-              <w:bottom w:val="single" w:sz="4" w:color="E2E8F0"/>
-              <w:right w:val="single" w:sz="4" w:color="E2E8F0"/>
-              <w:insideH w:val="single" w:sz="4" w:color="E2E8F0"/>
-              <w:insideV w:val="single" w:sz="4" w:color="E2E8F0"/>
-            </w:tcBorders>
-          </w:tcPr>
-          <w:p>
-            <w:r>
-              <w:rPr>
-                <w:color w:val="1E293B"/>
-                <w:sz w:val="18"/>
-              </w:rPr>
-              <w:t>[]</w:t>
-            </w:r>
-          </w:p>
-        </w:tc>
-        <w:tc>
-          <w:tcPr>
-            <w:tcW w:type="dxa" w:w="4535"/>
-            <w:shd w:val="clear" w:color="auto" w:fill="FFFFFF"/>
-            <w:tcBorders>
-              <w:top w:val="single" w:sz="4" w:color="E2E8F0"/>
-              <w:left w:val="single" w:sz="4" w:color="E2E8F0"/>
-              <w:bottom w:val="single" w:sz="4" w:color="E2E8F0"/>
-              <w:right w:val="single" w:sz="4" w:color="E2E8F0"/>
-              <w:insideH w:val="single" w:sz="4" w:color="E2E8F0"/>
-              <w:insideV w:val="single" w:sz="4" w:color="E2E8F0"/>
-            </w:tcBorders>
-          </w:tcPr>
-          <w:p>
-            <w:r>
-              <w:rPr>
-                <w:color w:val="1E293B"/>
-                <w:sz w:val="18"/>
-              </w:rPr>
-              <w:t>Эффекты: тени DROP_SHADOW / INNER_SHADOW, размытие LAYER_BLUR</w:t>
-            </w:r>
-          </w:p>
-        </w:tc>
-      </w:tr>
-      <w:tr>
-        <w:tc>
-          <w:tcPr>
-            <w:tcW w:type="dxa" w:w="2551"/>
-            <w:shd w:val="clear" w:color="auto" w:fill="F8FAFC"/>
-            <w:tcBorders>
-              <w:top w:val="single" w:sz="4" w:color="E2E8F0"/>
-              <w:left w:val="single" w:sz="4" w:color="E2E8F0"/>
-              <w:bottom w:val="single" w:sz="4" w:color="E2E8F0"/>
-              <w:right w:val="single" w:sz="4" w:color="E2E8F0"/>
-              <w:insideH w:val="single" w:sz="4" w:color="E2E8F0"/>
-              <w:insideV w:val="single" w:sz="4" w:color="E2E8F0"/>
-            </w:tcBorders>
-          </w:tcPr>
-          <w:p>
-            <w:r>
-              <w:rPr>
-                <w:b/>
-                <w:color w:val="2D3A8C"/>
-                <w:sz w:val="18"/>
-              </w:rPr>
-              <w:t>textAutoResize</w:t>
-            </w:r>
-          </w:p>
-        </w:tc>
-        <w:tc>
-          <w:tcPr>
-            <w:tcW w:type="dxa" w:w="1417"/>
-            <w:shd w:val="clear" w:color="auto" w:fill="F8FAFC"/>
-            <w:tcBorders>
-              <w:top w:val="single" w:sz="4" w:color="E2E8F0"/>
-              <w:left w:val="single" w:sz="4" w:color="E2E8F0"/>
-              <w:bottom w:val="single" w:sz="4" w:color="E2E8F0"/>
-              <w:right w:val="single" w:sz="4" w:color="E2E8F0"/>
-              <w:insideH w:val="single" w:sz="4" w:color="E2E8F0"/>
-              <w:insideV w:val="single" w:sz="4" w:color="E2E8F0"/>
-            </w:tcBorders>
-          </w:tcPr>
-          <w:p>
-            <w:r>
-              <w:rPr>
-                <w:color w:val="1E293B"/>
-                <w:sz w:val="18"/>
-              </w:rPr>
-              <w:t>String</w:t>
-            </w:r>
-          </w:p>
-        </w:tc>
-        <w:tc>
-          <w:tcPr>
-            <w:tcW w:type="dxa" w:w="1984"/>
-            <w:shd w:val="clear" w:color="auto" w:fill="F8FAFC"/>
-            <w:tcBorders>
-              <w:top w:val="single" w:sz="4" w:color="E2E8F0"/>
-              <w:left w:val="single" w:sz="4" w:color="E2E8F0"/>
-              <w:bottom w:val="single" w:sz="4" w:color="E2E8F0"/>
-              <w:right w:val="single" w:sz="4" w:color="E2E8F0"/>
-              <w:insideH w:val="single" w:sz="4" w:color="E2E8F0"/>
-              <w:insideV w:val="single" w:sz="4" w:color="E2E8F0"/>
-            </w:tcBorders>
-          </w:tcPr>
-          <w:p>
-            <w:r>
-              <w:rPr>
-                <w:color w:val="1E293B"/>
-                <w:sz w:val="18"/>
-              </w:rPr>
-              <w:t>NONE</w:t>
-            </w:r>
-          </w:p>
-        </w:tc>
-        <w:tc>
-          <w:tcPr>
-            <w:tcW w:type="dxa" w:w="4535"/>
-            <w:shd w:val="clear" w:color="auto" w:fill="F8FAFC"/>
-            <w:tcBorders>
-              <w:top w:val="single" w:sz="4" w:color="E2E8F0"/>
-              <w:left w:val="single" w:sz="4" w:color="E2E8F0"/>
-              <w:bottom w:val="single" w:sz="4" w:color="E2E8F0"/>
-              <w:right w:val="single" w:sz="4" w:color="E2E8F0"/>
-              <w:insideH w:val="single" w:sz="4" w:color="E2E8F0"/>
-              <w:insideV w:val="single" w:sz="4" w:color="E2E8F0"/>
-            </w:tcBorders>
-          </w:tcPr>
-          <w:p>
-            <w:r>
-              <w:rPr>
-                <w:color w:val="1E293B"/>
-                <w:sz w:val="18"/>
-              </w:rPr>
-              <w:t>Авторазмер текста (Figma): NONE / WIDTH_AND_HEIGHT / HEIGHT</w:t>
-            </w:r>
-          </w:p>
-        </w:tc>
-      </w:tr>
-    </w:tbl>
-    <w:p/>
-    <w:p>
-      <w:r>
-        <w:rPr>
-          <w:b/>
-          <w:color w:val="1E293B"/>
-          <w:sz w:val="22"/>
+          <w:color w:val="4F6AFF"/>
+          <w:sz w:val="28"/>
         </w:rPr>
         <w:t>Переменные хранилища</w:t>
       </w:r>
     </w:p>
-    <w:tbl>
-      <w:tblPr>
-        <w:tblW w:type="auto" w:w="0"/>
-        <w:jc w:val="left"/>
-        <w:tblLook w:firstColumn="1" w:firstRow="1" w:lastColumn="0" w:lastRow="0" w:noHBand="0" w:noVBand="1" w:val="04A0"/>
-      </w:tblPr>
-      <w:tblGrid>
-        <w:gridCol w:w="2351"/>
-        <w:gridCol w:w="2351"/>
-        <w:gridCol w:w="2351"/>
-        <w:gridCol w:w="2351"/>
-      </w:tblGrid>
-      <w:tr>
-        <w:tc>
-          <w:tcPr>
-            <w:tcW w:type="dxa" w:w="2551"/>
-            <w:shd w:val="clear" w:color="auto" w:fill="4F6AFF"/>
-            <w:tcBorders>
-              <w:top w:val="single" w:sz="4" w:color="3A56F0"/>
-              <w:left w:val="single" w:sz="4" w:color="3A56F0"/>
-              <w:bottom w:val="single" w:sz="4" w:color="3A56F0"/>
-              <w:right w:val="single" w:sz="4" w:color="3A56F0"/>
-              <w:insideH w:val="single" w:sz="4" w:color="3A56F0"/>
-              <w:insideV w:val="single" w:sz="4" w:color="3A56F0"/>
-            </w:tcBorders>
-          </w:tcPr>
-          <w:p>
-            <w:pPr>
-              <w:jc w:val="left"/>
-            </w:pPr>
-            <w:r>
-              <w:rPr>
-                <w:b/>
-                <w:color w:val="FFFFFF"/>
-                <w:sz w:val="18"/>
-              </w:rPr>
-              <w:t>Параметр</w:t>
-            </w:r>
-          </w:p>
-        </w:tc>
-        <w:tc>
-          <w:tcPr>
-            <w:tcW w:type="dxa" w:w="1417"/>
-            <w:shd w:val="clear" w:color="auto" w:fill="4F6AFF"/>
-            <w:tcBorders>
-              <w:top w:val="single" w:sz="4" w:color="3A56F0"/>
-              <w:left w:val="single" w:sz="4" w:color="3A56F0"/>
-              <w:bottom w:val="single" w:sz="4" w:color="3A56F0"/>
-              <w:right w:val="single" w:sz="4" w:color="3A56F0"/>
-              <w:insideH w:val="single" w:sz="4" w:color="3A56F0"/>
-              <w:insideV w:val="single" w:sz="4" w:color="3A56F0"/>
-            </w:tcBorders>
-          </w:tcPr>
-          <w:p>
-            <w:pPr>
-              <w:jc w:val="left"/>
-            </w:pPr>
-            <w:r>
-              <w:rPr>
-                <w:b/>
-                <w:color w:val="FFFFFF"/>
-                <w:sz w:val="18"/>
-              </w:rPr>
-              <w:t>Тип</w:t>
-            </w:r>
-          </w:p>
-        </w:tc>
-        <w:tc>
-          <w:tcPr>
-            <w:tcW w:type="dxa" w:w="1984"/>
-            <w:shd w:val="clear" w:color="auto" w:fill="4F6AFF"/>
-            <w:tcBorders>
-              <w:top w:val="single" w:sz="4" w:color="3A56F0"/>
-              <w:left w:val="single" w:sz="4" w:color="3A56F0"/>
-              <w:bottom w:val="single" w:sz="4" w:color="3A56F0"/>
-              <w:right w:val="single" w:sz="4" w:color="3A56F0"/>
-              <w:insideH w:val="single" w:sz="4" w:color="3A56F0"/>
-              <w:insideV w:val="single" w:sz="4" w:color="3A56F0"/>
-            </w:tcBorders>
-          </w:tcPr>
-          <w:p>
-            <w:pPr>
-              <w:jc w:val="left"/>
-            </w:pPr>
-            <w:r>
-              <w:rPr>
-                <w:b/>
-                <w:color w:val="FFFFFF"/>
-                <w:sz w:val="18"/>
-              </w:rPr>
-              <w:t>Умолчание</w:t>
-            </w:r>
-          </w:p>
-        </w:tc>
-        <w:tc>
-          <w:tcPr>
-            <w:tcW w:type="dxa" w:w="4535"/>
-            <w:shd w:val="clear" w:color="auto" w:fill="4F6AFF"/>
-            <w:tcBorders>
-              <w:top w:val="single" w:sz="4" w:color="3A56F0"/>
-              <w:left w:val="single" w:sz="4" w:color="3A56F0"/>
-              <w:bottom w:val="single" w:sz="4" w:color="3A56F0"/>
-              <w:right w:val="single" w:sz="4" w:color="3A56F0"/>
-              <w:insideH w:val="single" w:sz="4" w:color="3A56F0"/>
-              <w:insideV w:val="single" w:sz="4" w:color="3A56F0"/>
-            </w:tcBorders>
-          </w:tcPr>
-          <w:p>
-            <w:pPr>
-              <w:jc w:val="left"/>
-            </w:pPr>
-            <w:r>
-              <w:rPr>
-                <w:b/>
-                <w:color w:val="FFFFFF"/>
-                <w:sz w:val="18"/>
-              </w:rPr>
-              <w:t>Описание</w:t>
-            </w:r>
-          </w:p>
-        </w:tc>
-      </w:tr>
-      <w:tr>
-        <w:tc>
-          <w:tcPr>
-            <w:tcW w:type="dxa" w:w="2551"/>
-            <w:shd w:val="clear" w:color="auto" w:fill="FFFFFF"/>
-            <w:tcBorders>
-              <w:top w:val="single" w:sz="4" w:color="E2E8F0"/>
-              <w:left w:val="single" w:sz="4" w:color="E2E8F0"/>
-              <w:bottom w:val="single" w:sz="4" w:color="E2E8F0"/>
-              <w:right w:val="single" w:sz="4" w:color="E2E8F0"/>
-              <w:insideH w:val="single" w:sz="4" w:color="E2E8F0"/>
-              <w:insideV w:val="single" w:sz="4" w:color="E2E8F0"/>
-            </w:tcBorders>
-          </w:tcPr>
-          <w:p>
-            <w:r>
-              <w:rPr>
-                <w:b/>
-                <w:color w:val="2D3A8C"/>
-                <w:sz w:val="18"/>
-              </w:rPr>
-              <w:t>varBindings</w:t>
-            </w:r>
-          </w:p>
-        </w:tc>
-        <w:tc>
-          <w:tcPr>
-            <w:tcW w:type="dxa" w:w="1417"/>
-            <w:shd w:val="clear" w:color="auto" w:fill="FFFFFF"/>
-            <w:tcBorders>
-              <w:top w:val="single" w:sz="4" w:color="E2E8F0"/>
-              <w:left w:val="single" w:sz="4" w:color="E2E8F0"/>
-              <w:bottom w:val="single" w:sz="4" w:color="E2E8F0"/>
-              <w:right w:val="single" w:sz="4" w:color="E2E8F0"/>
-              <w:insideH w:val="single" w:sz="4" w:color="E2E8F0"/>
-              <w:insideV w:val="single" w:sz="4" w:color="E2E8F0"/>
-            </w:tcBorders>
-          </w:tcPr>
-          <w:p>
-            <w:r>
-              <w:rPr>
-                <w:color w:val="1E293B"/>
-                <w:sz w:val="18"/>
-              </w:rPr>
-              <w:t>Object</w:t>
-            </w:r>
-          </w:p>
-        </w:tc>
-        <w:tc>
-          <w:tcPr>
-            <w:tcW w:type="dxa" w:w="1984"/>
-            <w:shd w:val="clear" w:color="auto" w:fill="FFFFFF"/>
-            <w:tcBorders>
-              <w:top w:val="single" w:sz="4" w:color="E2E8F0"/>
-              <w:left w:val="single" w:sz="4" w:color="E2E8F0"/>
-              <w:bottom w:val="single" w:sz="4" w:color="E2E8F0"/>
-              <w:right w:val="single" w:sz="4" w:color="E2E8F0"/>
-              <w:insideH w:val="single" w:sz="4" w:color="E2E8F0"/>
-              <w:insideV w:val="single" w:sz="4" w:color="E2E8F0"/>
-            </w:tcBorders>
-          </w:tcPr>
-          <w:p>
-            <w:r>
-              <w:rPr>
-                <w:color w:val="1E293B"/>
-                <w:sz w:val="18"/>
-              </w:rPr>
-              <w:t>{}</w:t>
-            </w:r>
-          </w:p>
-        </w:tc>
-        <w:tc>
-          <w:tcPr>
-            <w:tcW w:type="dxa" w:w="4535"/>
-            <w:shd w:val="clear" w:color="auto" w:fill="FFFFFF"/>
-            <w:tcBorders>
-              <w:top w:val="single" w:sz="4" w:color="E2E8F0"/>
-              <w:left w:val="single" w:sz="4" w:color="E2E8F0"/>
-              <w:bottom w:val="single" w:sz="4" w:color="E2E8F0"/>
-              <w:right w:val="single" w:sz="4" w:color="E2E8F0"/>
-              <w:insideH w:val="single" w:sz="4" w:color="E2E8F0"/>
-              <w:insideV w:val="single" w:sz="4" w:color="E2E8F0"/>
-            </w:tcBorders>
-          </w:tcPr>
-          <w:p>
-            <w:r>
-              <w:rPr>
-                <w:color w:val="1E293B"/>
-                <w:sz w:val="18"/>
-              </w:rPr>
-              <w:t>Привязка переменных: {listen: {}, write: {}} — двусторонняя синхронизация</w:t>
-            </w:r>
-          </w:p>
-        </w:tc>
-      </w:tr>
-    </w:tbl>
-    <w:p/>
     <w:p>
       <w:pPr>
-        <w:ind w:left="283"/>
+        <w:spacing w:after="40"/>
       </w:pPr>
       <w:r>
         <w:rPr>
-          <w:i/>
-          <w:color w:val="475569"/>
-          <w:sz w:val="18"/>
+          <w:sz w:val="21"/>
         </w:rPr>
-        <w:t xml:space="preserve">  ℹ  Шаблонные переменные {{name}} в тексте автоматически подставляются из хранилища платформы.</w:t>
+        <w:t>Двустороннюю привязку данных настройте в системном разделе «Переменные» виджета. Шаблонные переменные {{имя}} в тексте читаются из хранилища автоматически и обновляются в реальном времени без дополнительных настроек.</w:t>
       </w:r>
     </w:p>
     <w:sectPr>
@@ -4848,7 +735,7 @@
     <w:rPr>
       <w:rFonts w:ascii="Calibri" w:hAnsi="Calibri"/>
       <w:color w:val="1E293B"/>
-      <w:sz w:val="20"/>
+      <w:sz w:val="21"/>
     </w:rPr>
   </w:style>
   <w:style w:type="paragraph" w:styleId="Header">
